--- a/thesis/thesis.docx
+++ b/thesis/thesis.docx
@@ -23,7 +23,7 @@
         <w:pStyle w:val="Author"/>
       </w:pPr>
       <w:r>
-        <w:t xml:space="preserve">Aashish</w:t>
+        <w:t xml:space="preserve">Aashish Kumar Mahato</w:t>
       </w:r>
     </w:p>
     <w:p>
@@ -82,15 +82,6 @@
         <w:pStyle w:val="Heading1"/>
       </w:pPr>
       <w:r>
-        <w:rPr>
-          <w:rStyle w:val="SectionNumber"/>
-        </w:rPr>
-        <w:t xml:space="preserve">1</w:t>
-      </w:r>
-      <w:r>
-        <w:tab/>
-      </w:r>
-      <w:r>
         <w:t xml:space="preserve">Chapter 1: Introduction</w:t>
       </w:r>
     </w:p>
@@ -179,15 +170,6 @@
         <w:pStyle w:val="Heading2"/>
       </w:pPr>
       <w:r>
-        <w:rPr>
-          <w:rStyle w:val="SectionNumber"/>
-        </w:rPr>
-        <w:t xml:space="preserve">1.1</w:t>
-      </w:r>
-      <w:r>
-        <w:tab/>
-      </w:r>
-      <w:r>
         <w:t xml:space="preserve">1.1 Problem Statement</w:t>
       </w:r>
     </w:p>
@@ -295,15 +277,6 @@
         <w:pStyle w:val="Heading2"/>
       </w:pPr>
       <w:r>
-        <w:rPr>
-          <w:rStyle w:val="SectionNumber"/>
-        </w:rPr>
-        <w:t xml:space="preserve">1.2</w:t>
-      </w:r>
-      <w:r>
-        <w:tab/>
-      </w:r>
-      <w:r>
         <w:t xml:space="preserve">1.2 Research Questions</w:t>
       </w:r>
     </w:p>
@@ -418,15 +391,6 @@
       <w:pPr>
         <w:pStyle w:val="Heading2"/>
       </w:pPr>
-      <w:r>
-        <w:rPr>
-          <w:rStyle w:val="SectionNumber"/>
-        </w:rPr>
-        <w:t xml:space="preserve">1.3</w:t>
-      </w:r>
-      <w:r>
-        <w:tab/>
-      </w:r>
       <w:r>
         <w:t xml:space="preserve">1.3 Aim and Objectives</w:t>
       </w:r>
@@ -518,15 +482,6 @@
         <w:pStyle w:val="Heading2"/>
       </w:pPr>
       <w:r>
-        <w:rPr>
-          <w:rStyle w:val="SectionNumber"/>
-        </w:rPr>
-        <w:t xml:space="preserve">1.4</w:t>
-      </w:r>
-      <w:r>
-        <w:tab/>
-      </w:r>
-      <w:r>
         <w:t xml:space="preserve">1.4 Contributions</w:t>
       </w:r>
     </w:p>
@@ -635,15 +590,6 @@
       <w:pPr>
         <w:pStyle w:val="Heading2"/>
       </w:pPr>
-      <w:r>
-        <w:rPr>
-          <w:rStyle w:val="SectionNumber"/>
-        </w:rPr>
-        <w:t xml:space="preserve">1.5</w:t>
-      </w:r>
-      <w:r>
-        <w:tab/>
-      </w:r>
       <w:r>
         <w:t xml:space="preserve">1.5 Thesis Structure</w:t>
       </w:r>
@@ -796,15 +742,6 @@
         <w:pStyle w:val="Heading1"/>
       </w:pPr>
       <w:r>
-        <w:rPr>
-          <w:rStyle w:val="SectionNumber"/>
-        </w:rPr>
-        <w:t xml:space="preserve">2</w:t>
-      </w:r>
-      <w:r>
-        <w:tab/>
-      </w:r>
-      <w:r>
         <w:t xml:space="preserve">Chapter 2: Literature Review</w:t>
       </w:r>
     </w:p>
@@ -829,15 +766,6 @@
         <w:pStyle w:val="Heading2"/>
       </w:pPr>
       <w:r>
-        <w:rPr>
-          <w:rStyle w:val="SectionNumber"/>
-        </w:rPr>
-        <w:t xml:space="preserve">2.1</w:t>
-      </w:r>
-      <w:r>
-        <w:tab/>
-      </w:r>
-      <w:r>
         <w:t xml:space="preserve">2.1 Business Process Management and BPMN</w:t>
       </w:r>
     </w:p>
@@ -846,15 +774,6 @@
       <w:pPr>
         <w:pStyle w:val="Heading3"/>
       </w:pPr>
-      <w:r>
-        <w:rPr>
-          <w:rStyle w:val="SectionNumber"/>
-        </w:rPr>
-        <w:t xml:space="preserve">2.1.1</w:t>
-      </w:r>
-      <w:r>
-        <w:tab/>
-      </w:r>
       <w:r>
         <w:t xml:space="preserve">2.1.1 Processes, Process Management, and the Modelling Bottleneck</w:t>
       </w:r>
@@ -932,15 +851,6 @@
         <w:pStyle w:val="Heading3"/>
       </w:pPr>
       <w:r>
-        <w:rPr>
-          <w:rStyle w:val="SectionNumber"/>
-        </w:rPr>
-        <w:t xml:space="preserve">2.1.2</w:t>
-      </w:r>
-      <w:r>
-        <w:tab/>
-      </w:r>
-      <w:r>
         <w:t xml:space="preserve">2.1.2 BPMN 2.0 as the Representation Standard</w:t>
       </w:r>
     </w:p>
@@ -1054,15 +964,6 @@
       <w:pPr>
         <w:pStyle w:val="Heading3"/>
       </w:pPr>
-      <w:r>
-        <w:rPr>
-          <w:rStyle w:val="SectionNumber"/>
-        </w:rPr>
-        <w:t xml:space="preserve">2.1.3</w:t>
-      </w:r>
-      <w:r>
-        <w:tab/>
-      </w:r>
       <w:r>
         <w:t xml:space="preserve">2.1.3 The As-Is / To-Be Improvement Pattern</w:t>
       </w:r>
@@ -1130,15 +1031,6 @@
         <w:pStyle w:val="Heading2"/>
       </w:pPr>
       <w:r>
-        <w:rPr>
-          <w:rStyle w:val="SectionNumber"/>
-        </w:rPr>
-        <w:t xml:space="preserve">2.2</w:t>
-      </w:r>
-      <w:r>
-        <w:tab/>
-      </w:r>
-      <w:r>
         <w:t xml:space="preserve">2.2 Process Mining: Discovery, Conformance, and Enhancement</w:t>
       </w:r>
     </w:p>
@@ -1204,15 +1096,6 @@
         <w:pStyle w:val="Heading3"/>
       </w:pPr>
       <w:r>
-        <w:rPr>
-          <w:rStyle w:val="SectionNumber"/>
-        </w:rPr>
-        <w:t xml:space="preserve">2.2.1</w:t>
-      </w:r>
-      <w:r>
-        <w:tab/>
-      </w:r>
-      <w:r>
         <w:t xml:space="preserve">2.2.1 Event Logs and the Directly-Follows Relationship</w:t>
       </w:r>
     </w:p>
@@ -1268,15 +1151,6 @@
         <w:pStyle w:val="Heading3"/>
       </w:pPr>
       <w:r>
-        <w:rPr>
-          <w:rStyle w:val="SectionNumber"/>
-        </w:rPr>
-        <w:t xml:space="preserve">2.2.2</w:t>
-      </w:r>
-      <w:r>
-        <w:tab/>
-      </w:r>
-      <w:r>
         <w:t xml:space="preserve">2.2.2 Discovery: From DFG to Block-Structured Process Trees</w:t>
       </w:r>
     </w:p>
@@ -1366,15 +1240,6 @@
         <w:pStyle w:val="Heading3"/>
       </w:pPr>
       <w:r>
-        <w:rPr>
-          <w:rStyle w:val="SectionNumber"/>
-        </w:rPr>
-        <w:t xml:space="preserve">2.2.3</w:t>
-      </w:r>
-      <w:r>
-        <w:tab/>
-      </w:r>
-      <w:r>
         <w:t xml:space="preserve">2.2.3 Conformance Checking</w:t>
       </w:r>
     </w:p>
@@ -1432,15 +1297,6 @@
       <w:pPr>
         <w:pStyle w:val="Heading3"/>
       </w:pPr>
-      <w:r>
-        <w:rPr>
-          <w:rStyle w:val="SectionNumber"/>
-        </w:rPr>
-        <w:t xml:space="preserve">2.2.4</w:t>
-      </w:r>
-      <w:r>
-        <w:tab/>
-      </w:r>
       <w:r>
         <w:t xml:space="preserve">2.2.4 The Process Mining Tool Ecosystem</w:t>
       </w:r>
@@ -1521,15 +1377,6 @@
         <w:pStyle w:val="Heading2"/>
       </w:pPr>
       <w:r>
-        <w:rPr>
-          <w:rStyle w:val="SectionNumber"/>
-        </w:rPr>
-        <w:t xml:space="preserve">2.3</w:t>
-      </w:r>
-      <w:r>
-        <w:tab/>
-      </w:r>
-      <w:r>
         <w:t xml:space="preserve">2.3 Text-to-Process Extraction</w:t>
       </w:r>
     </w:p>
@@ -1546,15 +1393,6 @@
       <w:pPr>
         <w:pStyle w:val="Heading3"/>
       </w:pPr>
-      <w:r>
-        <w:rPr>
-          <w:rStyle w:val="SectionNumber"/>
-        </w:rPr>
-        <w:t xml:space="preserve">2.3.1</w:t>
-      </w:r>
-      <w:r>
-        <w:tab/>
-      </w:r>
       <w:r>
         <w:t xml:space="preserve">2.3.1 Early Approaches: NLP and Heuristics</w:t>
       </w:r>
@@ -1590,15 +1428,6 @@
         <w:pStyle w:val="Heading3"/>
       </w:pPr>
       <w:r>
-        <w:rPr>
-          <w:rStyle w:val="SectionNumber"/>
-        </w:rPr>
-        <w:t xml:space="preserve">2.3.2</w:t>
-      </w:r>
-      <w:r>
-        <w:tab/>
-      </w:r>
-      <w:r>
         <w:t xml:space="preserve">2.3.2 Process Extraction as Structured Output</w:t>
       </w:r>
     </w:p>
@@ -1640,15 +1469,6 @@
       <w:pPr>
         <w:pStyle w:val="Heading3"/>
       </w:pPr>
-      <w:r>
-        <w:rPr>
-          <w:rStyle w:val="SectionNumber"/>
-        </w:rPr>
-        <w:t xml:space="preserve">2.3.3</w:t>
-      </w:r>
-      <w:r>
-        <w:tab/>
-      </w:r>
       <w:r>
         <w:t xml:space="preserve">2.3.3 The State of the Art Before LLMs</w:t>
       </w:r>
@@ -1684,15 +1504,6 @@
         <w:pStyle w:val="Heading2"/>
       </w:pPr>
       <w:r>
-        <w:rPr>
-          <w:rStyle w:val="SectionNumber"/>
-        </w:rPr>
-        <w:t xml:space="preserve">2.4</w:t>
-      </w:r>
-      <w:r>
-        <w:tab/>
-      </w:r>
-      <w:r>
         <w:t xml:space="preserve">2.4 Large Language Models for Business Process Management</w:t>
       </w:r>
     </w:p>
@@ -1709,15 +1520,6 @@
       <w:pPr>
         <w:pStyle w:val="Heading3"/>
       </w:pPr>
-      <w:r>
-        <w:rPr>
-          <w:rStyle w:val="SectionNumber"/>
-        </w:rPr>
-        <w:t xml:space="preserve">2.4.1</w:t>
-      </w:r>
-      <w:r>
-        <w:tab/>
-      </w:r>
       <w:r>
         <w:t xml:space="preserve">2.4.1 Schema-Guided Extraction with LLMs</w:t>
       </w:r>
@@ -1765,15 +1567,6 @@
         <w:pStyle w:val="Heading3"/>
       </w:pPr>
       <w:r>
-        <w:rPr>
-          <w:rStyle w:val="SectionNumber"/>
-        </w:rPr>
-        <w:t xml:space="preserve">2.4.2</w:t>
-      </w:r>
-      <w:r>
-        <w:tab/>
-      </w:r>
-      <w:r>
         <w:t xml:space="preserve">2.4.2 The Structural Validity Problem</w:t>
       </w:r>
     </w:p>
@@ -1843,15 +1636,6 @@
       <w:pPr>
         <w:pStyle w:val="Heading3"/>
       </w:pPr>
-      <w:r>
-        <w:rPr>
-          <w:rStyle w:val="SectionNumber"/>
-        </w:rPr>
-        <w:t xml:space="preserve">2.4.3</w:t>
-      </w:r>
-      <w:r>
-        <w:tab/>
-      </w:r>
       <w:r>
         <w:t xml:space="preserve">2.4.3 Multi-Agent Orchestration and Self-Correction</w:t>
       </w:r>
@@ -1886,15 +1670,6 @@
       <w:pPr>
         <w:pStyle w:val="Heading2"/>
       </w:pPr>
-      <w:r>
-        <w:rPr>
-          <w:rStyle w:val="SectionNumber"/>
-        </w:rPr>
-        <w:t xml:space="preserve">2.5</w:t>
-      </w:r>
-      <w:r>
-        <w:tab/>
-      </w:r>
       <w:r>
         <w:t xml:space="preserve">2.5 Research Gap and Thesis Positioning</w:t>
       </w:r>
@@ -2018,15 +1793,6 @@
         <w:pStyle w:val="Heading3"/>
       </w:pPr>
       <w:r>
-        <w:rPr>
-          <w:rStyle w:val="SectionNumber"/>
-        </w:rPr>
-        <w:t xml:space="preserve">2.5.1</w:t>
-      </w:r>
-      <w:r>
-        <w:tab/>
-      </w:r>
-      <w:r>
         <w:t xml:space="preserve">2.5.1 The Contribution of This Thesis</w:t>
       </w:r>
     </w:p>
@@ -2166,15 +1932,6 @@
         <w:pStyle w:val="Heading2"/>
       </w:pPr>
       <w:r>
-        <w:rPr>
-          <w:rStyle w:val="SectionNumber"/>
-        </w:rPr>
-        <w:t xml:space="preserve">2.6</w:t>
-      </w:r>
-      <w:r>
-        <w:tab/>
-      </w:r>
-      <w:r>
         <w:t xml:space="preserve">2.6 Chapter Summary</w:t>
       </w:r>
     </w:p>
@@ -2202,15 +1959,6 @@
         <w:pStyle w:val="Heading1"/>
       </w:pPr>
       <w:r>
-        <w:rPr>
-          <w:rStyle w:val="SectionNumber"/>
-        </w:rPr>
-        <w:t xml:space="preserve">3</w:t>
-      </w:r>
-      <w:r>
-        <w:tab/>
-      </w:r>
-      <w:r>
         <w:t xml:space="preserve">Chapter 3: Research Methodology</w:t>
       </w:r>
     </w:p>
@@ -2227,15 +1975,6 @@
       <w:pPr>
         <w:pStyle w:val="Heading2"/>
       </w:pPr>
-      <w:r>
-        <w:rPr>
-          <w:rStyle w:val="SectionNumber"/>
-        </w:rPr>
-        <w:t xml:space="preserve">3.1</w:t>
-      </w:r>
-      <w:r>
-        <w:tab/>
-      </w:r>
       <w:r>
         <w:t xml:space="preserve">3.1 Research Design</w:t>
       </w:r>
@@ -2285,15 +2024,6 @@
       <w:pPr>
         <w:pStyle w:val="Heading3"/>
       </w:pPr>
-      <w:r>
-        <w:rPr>
-          <w:rStyle w:val="SectionNumber"/>
-        </w:rPr>
-        <w:t xml:space="preserve">3.1.1</w:t>
-      </w:r>
-      <w:r>
-        <w:tab/>
-      </w:r>
       <w:r>
         <w:t xml:space="preserve">3.1.1 Research Questions and Their Operationalisation</w:t>
       </w:r>
@@ -2498,15 +2228,6 @@
         <w:pStyle w:val="Heading2"/>
       </w:pPr>
       <w:r>
-        <w:rPr>
-          <w:rStyle w:val="SectionNumber"/>
-        </w:rPr>
-        <w:t xml:space="preserve">3.2</w:t>
-      </w:r>
-      <w:r>
-        <w:tab/>
-      </w:r>
-      <w:r>
         <w:t xml:space="preserve">3.2 Corpus</w:t>
       </w:r>
     </w:p>
@@ -2515,15 +2236,6 @@
       <w:pPr>
         <w:pStyle w:val="Heading3"/>
       </w:pPr>
-      <w:r>
-        <w:rPr>
-          <w:rStyle w:val="SectionNumber"/>
-        </w:rPr>
-        <w:t xml:space="preserve">3.2.1</w:t>
-      </w:r>
-      <w:r>
-        <w:tab/>
-      </w:r>
       <w:r>
         <w:t xml:space="preserve">3.2.1 SOP Documents</w:t>
       </w:r>
@@ -2741,15 +2453,6 @@
       <w:pPr>
         <w:pStyle w:val="Heading3"/>
       </w:pPr>
-      <w:r>
-        <w:rPr>
-          <w:rStyle w:val="SectionNumber"/>
-        </w:rPr>
-        <w:t xml:space="preserve">3.2.2</w:t>
-      </w:r>
-      <w:r>
-        <w:tab/>
-      </w:r>
       <w:r>
         <w:t xml:space="preserve">3.2.2 Event Logs</w:t>
       </w:r>
@@ -3187,15 +2890,6 @@
         <w:pStyle w:val="Heading3"/>
       </w:pPr>
       <w:r>
-        <w:rPr>
-          <w:rStyle w:val="SectionNumber"/>
-        </w:rPr>
-        <w:t xml:space="preserve">3.2.3</w:t>
-      </w:r>
-      <w:r>
-        <w:tab/>
-      </w:r>
-      <w:r>
         <w:t xml:space="preserve">3.2.3 Scope Limitations</w:t>
       </w:r>
     </w:p>
@@ -3273,15 +2967,6 @@
         <w:pStyle w:val="Heading2"/>
       </w:pPr>
       <w:r>
-        <w:rPr>
-          <w:rStyle w:val="SectionNumber"/>
-        </w:rPr>
-        <w:t xml:space="preserve">3.3</w:t>
-      </w:r>
-      <w:r>
-        <w:tab/>
-      </w:r>
-      <w:r>
         <w:t xml:space="preserve">3.3 Gold Standard Annotation</w:t>
       </w:r>
     </w:p>
@@ -3457,15 +3142,6 @@
       <w:pPr>
         <w:pStyle w:val="Heading2"/>
       </w:pPr>
-      <w:r>
-        <w:rPr>
-          <w:rStyle w:val="SectionNumber"/>
-        </w:rPr>
-        <w:t xml:space="preserve">3.4</w:t>
-      </w:r>
-      <w:r>
-        <w:tab/>
-      </w:r>
       <w:r>
         <w:t xml:space="preserve">3.4 Extractor Configurations</w:t>
       </w:r>
@@ -4013,15 +3689,6 @@
         <w:pStyle w:val="Heading2"/>
       </w:pPr>
       <w:r>
-        <w:rPr>
-          <w:rStyle w:val="SectionNumber"/>
-        </w:rPr>
-        <w:t xml:space="preserve">3.5</w:t>
-      </w:r>
-      <w:r>
-        <w:tab/>
-      </w:r>
-      <w:r>
         <w:t xml:space="preserve">3.5 Measures</w:t>
       </w:r>
     </w:p>
@@ -4030,15 +3697,6 @@
       <w:pPr>
         <w:pStyle w:val="Heading3"/>
       </w:pPr>
-      <w:r>
-        <w:rPr>
-          <w:rStyle w:val="SectionNumber"/>
-        </w:rPr>
-        <w:t xml:space="preserve">3.5.1</w:t>
-      </w:r>
-      <w:r>
-        <w:tab/>
-      </w:r>
       <w:r>
         <w:t xml:space="preserve">3.5.1 Extraction Quality Measures</w:t>
       </w:r>
@@ -4166,15 +3824,6 @@
         <w:pStyle w:val="Heading3"/>
       </w:pPr>
       <w:r>
-        <w:rPr>
-          <w:rStyle w:val="SectionNumber"/>
-        </w:rPr>
-        <w:t xml:space="preserve">3.5.2</w:t>
-      </w:r>
-      <w:r>
-        <w:tab/>
-      </w:r>
-      <w:r>
         <w:t xml:space="preserve">3.5.2 Discovery Soundness Measures</w:t>
       </w:r>
     </w:p>
@@ -4238,15 +3887,6 @@
       <w:pPr>
         <w:pStyle w:val="Heading3"/>
       </w:pPr>
-      <w:r>
-        <w:rPr>
-          <w:rStyle w:val="SectionNumber"/>
-        </w:rPr>
-        <w:t xml:space="preserve">3.5.3</w:t>
-      </w:r>
-      <w:r>
-        <w:tab/>
-      </w:r>
       <w:r>
         <w:t xml:space="preserve">3.5.3 Conformance Measures</w:t>
       </w:r>
@@ -4303,15 +3943,6 @@
         <w:pStyle w:val="Heading2"/>
       </w:pPr>
       <w:r>
-        <w:rPr>
-          <w:rStyle w:val="SectionNumber"/>
-        </w:rPr>
-        <w:t xml:space="preserve">3.6</w:t>
-      </w:r>
-      <w:r>
-        <w:tab/>
-      </w:r>
-      <w:r>
         <w:t xml:space="preserve">3.6 Statistical Analysis</w:t>
       </w:r>
     </w:p>
@@ -4347,15 +3978,6 @@
         <w:pStyle w:val="Heading1"/>
       </w:pPr>
       <w:r>
-        <w:rPr>
-          <w:rStyle w:val="SectionNumber"/>
-        </w:rPr>
-        <w:t xml:space="preserve">4</w:t>
-      </w:r>
-      <w:r>
-        <w:tab/>
-      </w:r>
-      <w:r>
         <w:t xml:space="preserve">Chapter 4: System Design</w:t>
       </w:r>
     </w:p>
@@ -4372,15 +3994,6 @@
       <w:pPr>
         <w:pStyle w:val="Heading2"/>
       </w:pPr>
-      <w:r>
-        <w:rPr>
-          <w:rStyle w:val="SectionNumber"/>
-        </w:rPr>
-        <w:t xml:space="preserve">4.1</w:t>
-      </w:r>
-      <w:r>
-        <w:tab/>
-      </w:r>
       <w:r>
         <w:t xml:space="preserve">4.1 Design Principles</w:t>
       </w:r>
@@ -4462,15 +4075,6 @@
       <w:pPr>
         <w:pStyle w:val="Heading2"/>
       </w:pPr>
-      <w:r>
-        <w:rPr>
-          <w:rStyle w:val="SectionNumber"/>
-        </w:rPr>
-        <w:t xml:space="preserve">4.2</w:t>
-      </w:r>
-      <w:r>
-        <w:tab/>
-      </w:r>
       <w:r>
         <w:t xml:space="preserve">4.2 Pipeline Architecture</w:t>
       </w:r>
@@ -4903,15 +4507,6 @@
         <w:pStyle w:val="Heading2"/>
       </w:pPr>
       <w:r>
-        <w:rPr>
-          <w:rStyle w:val="SectionNumber"/>
-        </w:rPr>
-        <w:t xml:space="preserve">4.3</w:t>
-      </w:r>
-      <w:r>
-        <w:tab/>
-      </w:r>
-      <w:r>
         <w:t xml:space="preserve">4.3 The Ingestion Agent</w:t>
       </w:r>
     </w:p>
@@ -5127,15 +4722,6 @@
         <w:pStyle w:val="Heading2"/>
       </w:pPr>
       <w:r>
-        <w:rPr>
-          <w:rStyle w:val="SectionNumber"/>
-        </w:rPr>
-        <w:t xml:space="preserve">4.4</w:t>
-      </w:r>
-      <w:r>
-        <w:tab/>
-      </w:r>
-      <w:r>
         <w:t xml:space="preserve">4.4 The Process Modeler Agent</w:t>
       </w:r>
     </w:p>
@@ -5161,15 +4747,6 @@
       <w:pPr>
         <w:pStyle w:val="Heading3"/>
       </w:pPr>
-      <w:r>
-        <w:rPr>
-          <w:rStyle w:val="SectionNumber"/>
-        </w:rPr>
-        <w:t xml:space="preserve">4.4.1</w:t>
-      </w:r>
-      <w:r>
-        <w:tab/>
-      </w:r>
       <w:r>
         <w:t xml:space="preserve">4.4.1 E1: Offline Rule Parser</w:t>
       </w:r>
@@ -5455,15 +5032,6 @@
       <w:pPr>
         <w:pStyle w:val="Heading3"/>
       </w:pPr>
-      <w:r>
-        <w:rPr>
-          <w:rStyle w:val="SectionNumber"/>
-        </w:rPr>
-        <w:t xml:space="preserve">4.4.2</w:t>
-      </w:r>
-      <w:r>
-        <w:tab/>
-      </w:r>
       <w:r>
         <w:t xml:space="preserve">4.4.2 E2 and E3: LLM Extractors</w:t>
       </w:r>
@@ -5555,15 +5123,6 @@
       <w:pPr>
         <w:pStyle w:val="Heading2"/>
       </w:pPr>
-      <w:r>
-        <w:rPr>
-          <w:rStyle w:val="SectionNumber"/>
-        </w:rPr>
-        <w:t xml:space="preserve">4.5</w:t>
-      </w:r>
-      <w:r>
-        <w:tab/>
-      </w:r>
       <w:r>
         <w:t xml:space="preserve">4.5 Structural Validation and Auto-Repair</w:t>
       </w:r>
@@ -5684,15 +5243,6 @@
         <w:pStyle w:val="Heading2"/>
       </w:pPr>
       <w:r>
-        <w:rPr>
-          <w:rStyle w:val="SectionNumber"/>
-        </w:rPr>
-        <w:t xml:space="preserve">4.6</w:t>
-      </w:r>
-      <w:r>
-        <w:tab/>
-      </w:r>
-      <w:r>
         <w:t xml:space="preserve">4.6 BPMN Engineering</w:t>
       </w:r>
     </w:p>
@@ -5701,15 +5251,6 @@
       <w:pPr>
         <w:pStyle w:val="Heading3"/>
       </w:pPr>
-      <w:r>
-        <w:rPr>
-          <w:rStyle w:val="SectionNumber"/>
-        </w:rPr>
-        <w:t xml:space="preserve">4.6.1</w:t>
-      </w:r>
-      <w:r>
-        <w:tab/>
-      </w:r>
       <w:r>
         <w:t xml:space="preserve">4.6.1 Layout Engine</w:t>
       </w:r>
@@ -5878,15 +5419,6 @@
         <w:pStyle w:val="Heading3"/>
       </w:pPr>
       <w:r>
-        <w:rPr>
-          <w:rStyle w:val="SectionNumber"/>
-        </w:rPr>
-        <w:t xml:space="preserve">4.6.2</w:t>
-      </w:r>
-      <w:r>
-        <w:tab/>
-      </w:r>
-      <w:r>
         <w:t xml:space="preserve">4.6.2 BPMN 2.0 XML Builder</w:t>
       </w:r>
     </w:p>
@@ -6332,15 +5864,6 @@
         <w:pStyle w:val="Heading2"/>
       </w:pPr>
       <w:r>
-        <w:rPr>
-          <w:rStyle w:val="SectionNumber"/>
-        </w:rPr>
-        <w:t xml:space="preserve">4.7</w:t>
-      </w:r>
-      <w:r>
-        <w:tab/>
-      </w:r>
-      <w:r>
         <w:t xml:space="preserve">4.7 The Mining Pathway (E4, E6)</w:t>
       </w:r>
     </w:p>
@@ -6372,15 +5895,6 @@
       <w:pPr>
         <w:pStyle w:val="Heading3"/>
       </w:pPr>
-      <w:r>
-        <w:rPr>
-          <w:rStyle w:val="SectionNumber"/>
-        </w:rPr>
-        <w:t xml:space="preserve">4.7.1</w:t>
-      </w:r>
-      <w:r>
-        <w:tab/>
-      </w:r>
       <w:r>
         <w:t xml:space="preserve">4.7.1 Event Log Loading</w:t>
       </w:r>
@@ -6409,15 +5923,6 @@
         <w:pStyle w:val="Heading3"/>
       </w:pPr>
       <w:r>
-        <w:rPr>
-          <w:rStyle w:val="SectionNumber"/>
-        </w:rPr>
-        <w:t xml:space="preserve">4.7.2</w:t>
-      </w:r>
-      <w:r>
-        <w:tab/>
-      </w:r>
-      <w:r>
         <w:t xml:space="preserve">4.7.2 E4: DFG Discovery</w:t>
       </w:r>
     </w:p>
@@ -6444,15 +5949,6 @@
       <w:pPr>
         <w:pStyle w:val="Heading3"/>
       </w:pPr>
-      <w:r>
-        <w:rPr>
-          <w:rStyle w:val="SectionNumber"/>
-        </w:rPr>
-        <w:t xml:space="preserve">4.7.3</w:t>
-      </w:r>
-      <w:r>
-        <w:tab/>
-      </w:r>
       <w:r>
         <w:t xml:space="preserve">4.7.3 E6: Inductive Miner</w:t>
       </w:r>
@@ -6589,15 +6085,6 @@
         <w:pStyle w:val="Heading3"/>
       </w:pPr>
       <w:r>
-        <w:rPr>
-          <w:rStyle w:val="SectionNumber"/>
-        </w:rPr>
-        <w:t xml:space="preserve">4.7.4</w:t>
-      </w:r>
-      <w:r>
-        <w:tab/>
-      </w:r>
-      <w:r>
         <w:t xml:space="preserve">4.7.4 Token-Replay Conformance</w:t>
       </w:r>
     </w:p>
@@ -6661,15 +6148,6 @@
         <w:pStyle w:val="Heading2"/>
       </w:pPr>
       <w:r>
-        <w:rPr>
-          <w:rStyle w:val="SectionNumber"/>
-        </w:rPr>
-        <w:t xml:space="preserve">4.8</w:t>
-      </w:r>
-      <w:r>
-        <w:tab/>
-      </w:r>
-      <w:r>
         <w:t xml:space="preserve">4.8 Orchestration Engines</w:t>
       </w:r>
     </w:p>
@@ -6803,15 +6281,6 @@
       <w:pPr>
         <w:pStyle w:val="Heading2"/>
       </w:pPr>
-      <w:r>
-        <w:rPr>
-          <w:rStyle w:val="SectionNumber"/>
-        </w:rPr>
-        <w:t xml:space="preserve">4.9</w:t>
-      </w:r>
-      <w:r>
-        <w:tab/>
-      </w:r>
       <w:r>
         <w:t xml:space="preserve">4.9 The Optimization Agent</w:t>
       </w:r>
@@ -6945,15 +6414,6 @@
         <w:pStyle w:val="Heading2"/>
       </w:pPr>
       <w:r>
-        <w:rPr>
-          <w:rStyle w:val="SectionNumber"/>
-        </w:rPr>
-        <w:t xml:space="preserve">4.10</w:t>
-      </w:r>
-      <w:r>
-        <w:tab/>
-      </w:r>
-      <w:r>
         <w:t xml:space="preserve">4.10 Export Pipeline</w:t>
       </w:r>
     </w:p>
@@ -7088,15 +6548,6 @@
       <w:pPr>
         <w:pStyle w:val="Heading2"/>
       </w:pPr>
-      <w:r>
-        <w:rPr>
-          <w:rStyle w:val="SectionNumber"/>
-        </w:rPr>
-        <w:t xml:space="preserve">4.11</w:t>
-      </w:r>
-      <w:r>
-        <w:tab/>
-      </w:r>
       <w:r>
         <w:t xml:space="preserve">4.11 Configuration and Environment</w:t>
       </w:r>
@@ -7470,15 +6921,6 @@
         <w:pStyle w:val="Heading1"/>
       </w:pPr>
       <w:r>
-        <w:rPr>
-          <w:rStyle w:val="SectionNumber"/>
-        </w:rPr>
-        <w:t xml:space="preserve">5</w:t>
-      </w:r>
-      <w:r>
-        <w:tab/>
-      </w:r>
-      <w:r>
         <w:t xml:space="preserve">Chapter 5: Results</w:t>
       </w:r>
     </w:p>
@@ -7535,15 +6977,6 @@
         <w:pStyle w:val="Heading2"/>
       </w:pPr>
       <w:r>
-        <w:rPr>
-          <w:rStyle w:val="SectionNumber"/>
-        </w:rPr>
-        <w:t xml:space="preserve">5.1</w:t>
-      </w:r>
-      <w:r>
-        <w:tab/>
-      </w:r>
-      <w:r>
         <w:t xml:space="preserve">5.1 Extraction Quality: E1, E2, E3 vs Gold (RQ1, RQ2, RQ3)</w:t>
       </w:r>
     </w:p>
@@ -7552,15 +6985,6 @@
       <w:pPr>
         <w:pStyle w:val="Heading3"/>
       </w:pPr>
-      <w:r>
-        <w:rPr>
-          <w:rStyle w:val="SectionNumber"/>
-        </w:rPr>
-        <w:t xml:space="preserve">5.1.1</w:t>
-      </w:r>
-      <w:r>
-        <w:tab/>
-      </w:r>
       <w:r>
         <w:t xml:space="preserve">5.1.1 Extraction Results</w:t>
       </w:r>
@@ -9004,15 +8428,6 @@
         <w:pStyle w:val="Heading3"/>
       </w:pPr>
       <w:r>
-        <w:rPr>
-          <w:rStyle w:val="SectionNumber"/>
-        </w:rPr>
-        <w:t xml:space="preserve">5.1.2</w:t>
-      </w:r>
-      <w:r>
-        <w:tab/>
-      </w:r>
-      <w:r>
         <w:t xml:space="preserve">5.1.2 Analysis: Controlled Vocabulary Documents (Vendor Onboarding, IT Incident, Employee Leave)</w:t>
       </w:r>
     </w:p>
@@ -9151,15 +8566,6 @@
         <w:pStyle w:val="Heading3"/>
       </w:pPr>
       <w:r>
-        <w:rPr>
-          <w:rStyle w:val="SectionNumber"/>
-        </w:rPr>
-        <w:t xml:space="preserve">5.1.3</w:t>
-      </w:r>
-      <w:r>
-        <w:tab/>
-      </w:r>
-      <w:r>
         <w:t xml:space="preserve">5.1.3 Analysis: Unstructured Document (Legacy IT Purchase)</w:t>
       </w:r>
     </w:p>
@@ -9294,15 +8700,6 @@
       <w:pPr>
         <w:pStyle w:val="Heading3"/>
       </w:pPr>
-      <w:r>
-        <w:rPr>
-          <w:rStyle w:val="SectionNumber"/>
-        </w:rPr>
-        <w:t xml:space="preserve">5.1.4</w:t>
-      </w:r>
-      <w:r>
-        <w:tab/>
-      </w:r>
       <w:r>
         <w:t xml:space="preserve">5.1.4 Summary: RQ1, RQ2, RQ3</w:t>
       </w:r>
@@ -9376,15 +8773,6 @@
         <w:pStyle w:val="Heading2"/>
       </w:pPr>
       <w:r>
-        <w:rPr>
-          <w:rStyle w:val="SectionNumber"/>
-        </w:rPr>
-        <w:t xml:space="preserve">5.2</w:t>
-      </w:r>
-      <w:r>
-        <w:tab/>
-      </w:r>
-      <w:r>
         <w:t xml:space="preserve">5.2 Discovery Soundness: E4 DFG vs E6 Inductive Miner (RQ4)</w:t>
       </w:r>
     </w:p>
@@ -9393,15 +8781,6 @@
       <w:pPr>
         <w:pStyle w:val="Heading3"/>
       </w:pPr>
-      <w:r>
-        <w:rPr>
-          <w:rStyle w:val="SectionNumber"/>
-        </w:rPr>
-        <w:t xml:space="preserve">5.2.1</w:t>
-      </w:r>
-      <w:r>
-        <w:tab/>
-      </w:r>
       <w:r>
         <w:t xml:space="preserve">5.2.1 Fitness and Coverage Results</w:t>
       </w:r>
@@ -10375,15 +9754,6 @@
       <w:pPr>
         <w:pStyle w:val="Heading3"/>
       </w:pPr>
-      <w:r>
-        <w:rPr>
-          <w:rStyle w:val="SectionNumber"/>
-        </w:rPr>
-        <w:t xml:space="preserve">5.2.2</w:t>
-      </w:r>
-      <w:r>
-        <w:tab/>
-      </w:r>
       <w:r>
         <w:t xml:space="preserve">5.2.2 Analysis</w:t>
       </w:r>
@@ -10589,15 +9959,6 @@
         <w:pStyle w:val="Heading2"/>
       </w:pPr>
       <w:r>
-        <w:rPr>
-          <w:rStyle w:val="SectionNumber"/>
-        </w:rPr>
-        <w:t xml:space="preserve">5.3</w:t>
-      </w:r>
-      <w:r>
-        <w:tab/>
-      </w:r>
-      <w:r>
         <w:t xml:space="preserve">5.3 Conformance and Drift Detection (RQ5)</w:t>
       </w:r>
     </w:p>
@@ -10606,15 +9967,6 @@
       <w:pPr>
         <w:pStyle w:val="Heading3"/>
       </w:pPr>
-      <w:r>
-        <w:rPr>
-          <w:rStyle w:val="SectionNumber"/>
-        </w:rPr>
-        <w:t xml:space="preserve">5.3.1</w:t>
-      </w:r>
-      <w:r>
-        <w:tab/>
-      </w:r>
       <w:r>
         <w:t xml:space="preserve">5.3.1 Directly-Follows Precision and Recall</w:t>
       </w:r>
@@ -10732,40 +10084,40 @@
               <w:pStyle w:val="Compact"/>
             </w:pPr>
             <w:r>
-              <w:t xml:space="preserve">11</w:t>
-            </w:r>
-          </w:p>
-        </w:tc>
-        <w:tc>
-          <w:tcPr/>
-          <w:p>
-            <w:pPr>
-              <w:pStyle w:val="Compact"/>
-            </w:pPr>
-            <w:r>
-              <w:t xml:space="preserve">15</w:t>
-            </w:r>
-          </w:p>
-        </w:tc>
-        <w:tc>
-          <w:tcPr/>
-          <w:p>
-            <w:pPr>
-              <w:pStyle w:val="Compact"/>
-            </w:pPr>
-            <w:r>
-              <w:t xml:space="preserve">47%</w:t>
-            </w:r>
-          </w:p>
-        </w:tc>
-        <w:tc>
-          <w:tcPr/>
-          <w:p>
-            <w:pPr>
-              <w:pStyle w:val="Compact"/>
-            </w:pPr>
-            <w:r>
-              <w:t xml:space="preserve">82%</w:t>
+              <w:t xml:space="preserve">10</w:t>
+            </w:r>
+          </w:p>
+        </w:tc>
+        <w:tc>
+          <w:tcPr/>
+          <w:p>
+            <w:pPr>
+              <w:pStyle w:val="Compact"/>
+            </w:pPr>
+            <w:r>
+              <w:t xml:space="preserve">12</w:t>
+            </w:r>
+          </w:p>
+        </w:tc>
+        <w:tc>
+          <w:tcPr/>
+          <w:p>
+            <w:pPr>
+              <w:pStyle w:val="Compact"/>
+            </w:pPr>
+            <w:r>
+              <w:t xml:space="preserve">56%</w:t>
+            </w:r>
+          </w:p>
+        </w:tc>
+        <w:tc>
+          <w:tcPr/>
+          <w:p>
+            <w:pPr>
+              <w:pStyle w:val="Compact"/>
+            </w:pPr>
+            <w:r>
+              <w:t xml:space="preserve">100%</w:t>
             </w:r>
           </w:p>
         </w:tc>
@@ -10789,40 +10141,40 @@
               <w:pStyle w:val="Compact"/>
             </w:pPr>
             <w:r>
-              <w:t xml:space="preserve">9</w:t>
-            </w:r>
-          </w:p>
-        </w:tc>
-        <w:tc>
-          <w:tcPr/>
-          <w:p>
-            <w:pPr>
-              <w:pStyle w:val="Compact"/>
-            </w:pPr>
-            <w:r>
-              <w:t xml:space="preserve">13</w:t>
-            </w:r>
-          </w:p>
-        </w:tc>
-        <w:tc>
-          <w:tcPr/>
-          <w:p>
-            <w:pPr>
-              <w:pStyle w:val="Compact"/>
-            </w:pPr>
-            <w:r>
-              <w:t xml:space="preserve">31%</w:t>
-            </w:r>
-          </w:p>
-        </w:tc>
-        <w:tc>
-          <w:tcPr/>
-          <w:p>
-            <w:pPr>
-              <w:pStyle w:val="Compact"/>
-            </w:pPr>
-            <w:r>
-              <w:t xml:space="preserve">50%</w:t>
+              <w:t xml:space="preserve">7</w:t>
+            </w:r>
+          </w:p>
+        </w:tc>
+        <w:tc>
+          <w:tcPr/>
+          <w:p>
+            <w:pPr>
+              <w:pStyle w:val="Compact"/>
+            </w:pPr>
+            <w:r>
+              <w:t xml:space="preserve">10</w:t>
+            </w:r>
+          </w:p>
+        </w:tc>
+        <w:tc>
+          <w:tcPr/>
+          <w:p>
+            <w:pPr>
+              <w:pStyle w:val="Compact"/>
+            </w:pPr>
+            <w:r>
+              <w:t xml:space="preserve">25%</w:t>
+            </w:r>
+          </w:p>
+        </w:tc>
+        <w:tc>
+          <w:tcPr/>
+          <w:p>
+            <w:pPr>
+              <w:pStyle w:val="Compact"/>
+            </w:pPr>
+            <w:r>
+              <w:t xml:space="preserve">33%</w:t>
             </w:r>
           </w:p>
         </w:tc>
@@ -10845,7 +10197,7 @@
         <w:pStyle w:val="BodyText"/>
       </w:pPr>
       <w:r>
-        <w:t xml:space="preserve">IT incident shows better conformance alignment (82% recall) than vendor onboarding (50% recall). The primary driver is vocabulary drift: the IT incident SOP uses terminology (</w:t>
+        <w:t xml:space="preserve">IT incident shows better conformance alignment (100% recall) than vendor onboarding (33% recall). The primary driver is vocabulary drift: the IT incident SOP uses terminology (</w:t>
       </w:r>
       <w:r>
         <w:t xml:space="preserve">“Investigate Issue”</w:t>
@@ -10882,15 +10234,6 @@
         <w:pStyle w:val="Heading3"/>
       </w:pPr>
       <w:r>
-        <w:rPr>
-          <w:rStyle w:val="SectionNumber"/>
-        </w:rPr>
-        <w:t xml:space="preserve">5.3.2</w:t>
-      </w:r>
-      <w:r>
-        <w:tab/>
-      </w:r>
-      <w:r>
         <w:t xml:space="preserve">5.3.2 Bottleneck Detection</w:t>
       </w:r>
     </w:p>
@@ -10956,15 +10299,6 @@
       <w:pPr>
         <w:pStyle w:val="Heading3"/>
       </w:pPr>
-      <w:r>
-        <w:rPr>
-          <w:rStyle w:val="SectionNumber"/>
-        </w:rPr>
-        <w:t xml:space="preserve">5.3.3</w:t>
-      </w:r>
-      <w:r>
-        <w:tab/>
-      </w:r>
       <w:r>
         <w:t xml:space="preserve">5.3.3 As-Is / To-Be Optimisation</w:t>
       </w:r>
@@ -11212,15 +10546,6 @@
         <w:pStyle w:val="Heading3"/>
       </w:pPr>
       <w:r>
-        <w:rPr>
-          <w:rStyle w:val="SectionNumber"/>
-        </w:rPr>
-        <w:t xml:space="preserve">5.3.4</w:t>
-      </w:r>
-      <w:r>
-        <w:tab/>
-      </w:r>
-      <w:r>
         <w:t xml:space="preserve">5.3.4 Summary: RQ5</w:t>
       </w:r>
     </w:p>
@@ -11229,7 +10554,7 @@
         <w:pStyle w:val="FirstParagraph"/>
       </w:pPr>
       <w:r>
-        <w:t xml:space="preserve">Documented-vs-enacted drift is detected and quantified at the activity level (token-stem alignment) and the control-flow level (DF precision/recall). The vocabulary gap is the dominant source of low conformance scores (IT incident: 82% recall; vendor onboarding: 50% recall), confirming that token-stem matching is an insufficient alignment method for documents where SOP vocabulary and log vocabulary diverge. Bottleneck evidence from the log (queue waits, rework rates) successfully grounds the To-Be recommendations: the estimated critical path reduction is 17–31%, with automation share improvement of 8–13 percentage points.</w:t>
+        <w:t xml:space="preserve">Documented-vs-enacted drift is detected and quantified at the activity level (token-stem alignment) and the control-flow level (DF precision/recall). The vocabulary gap is the dominant source of low conformance scores (IT incident: 100% recall; vendor onboarding: 33% recall), confirming that token-stem matching is an insufficient alignment method for documents where SOP vocabulary and log vocabulary diverge. Bottleneck evidence from the log (queue waits, rework rates) successfully grounds the To-Be recommendations: the estimated critical path reduction is 17–31%, with automation share improvement of 8–13 percentage points.</w:t>
       </w:r>
     </w:p>
     <w:p>
@@ -11246,15 +10571,6 @@
       <w:pPr>
         <w:pStyle w:val="Heading2"/>
       </w:pPr>
-      <w:r>
-        <w:rPr>
-          <w:rStyle w:val="SectionNumber"/>
-        </w:rPr>
-        <w:t xml:space="preserve">5.4</w:t>
-      </w:r>
-      <w:r>
-        <w:tab/>
-      </w:r>
       <w:r>
         <w:t xml:space="preserve">5.4 Summary of Research Question Answers</w:t>
       </w:r>
@@ -11479,7 +10795,7 @@
               <w:pStyle w:val="Compact"/>
             </w:pPr>
             <w:r>
-              <w:t xml:space="preserve">Activity alignment detects vocabulary drift (IT incident: 82% recall; vendor: 50% recall). Bottleneck-grounded optimisation reduces estimated critical path by 17–31% with 8–13 pp automation improvement.</w:t>
+              <w:t xml:space="preserve">Activity alignment detects vocabulary drift (IT incident: 100% recall; vendor: 33% recall). Bottleneck-grounded optimisation reduces estimated critical path by 17–31% with 8–13 pp automation improvement.</w:t>
             </w:r>
           </w:p>
         </w:tc>
@@ -11498,15 +10814,6 @@
       <w:pPr>
         <w:pStyle w:val="Heading2"/>
       </w:pPr>
-      <w:r>
-        <w:rPr>
-          <w:rStyle w:val="SectionNumber"/>
-        </w:rPr>
-        <w:t xml:space="preserve">5.5</w:t>
-      </w:r>
-      <w:r>
-        <w:tab/>
-      </w:r>
       <w:r>
         <w:t xml:space="preserve">5.5 Threats to Validity (Summary)</w:t>
       </w:r>
@@ -11627,15 +10934,6 @@
         <w:pStyle w:val="Heading1"/>
       </w:pPr>
       <w:r>
-        <w:rPr>
-          <w:rStyle w:val="SectionNumber"/>
-        </w:rPr>
-        <w:t xml:space="preserve">6</w:t>
-      </w:r>
-      <w:r>
-        <w:tab/>
-      </w:r>
-      <w:r>
         <w:t xml:space="preserve">Chapter 6: Discussion</w:t>
       </w:r>
     </w:p>
@@ -11660,15 +10958,6 @@
         <w:pStyle w:val="Heading2"/>
       </w:pPr>
       <w:r>
-        <w:rPr>
-          <w:rStyle w:val="SectionNumber"/>
-        </w:rPr>
-        <w:t xml:space="preserve">6.1</w:t>
-      </w:r>
-      <w:r>
-        <w:tab/>
-      </w:r>
-      <w:r>
         <w:t xml:space="preserve">6.1 Interpretation of Findings</w:t>
       </w:r>
     </w:p>
@@ -11677,15 +10966,6 @@
       <w:pPr>
         <w:pStyle w:val="Heading3"/>
       </w:pPr>
-      <w:r>
-        <w:rPr>
-          <w:rStyle w:val="SectionNumber"/>
-        </w:rPr>
-        <w:t xml:space="preserve">6.1.1</w:t>
-      </w:r>
-      <w:r>
-        <w:tab/>
-      </w:r>
       <w:r>
         <w:t xml:space="preserve">6.1.1 The Rule Parser’s Double-Edged Determinism</w:t>
       </w:r>
@@ -11733,15 +11013,6 @@
         <w:pStyle w:val="Heading3"/>
       </w:pPr>
       <w:r>
-        <w:rPr>
-          <w:rStyle w:val="SectionNumber"/>
-        </w:rPr>
-        <w:t xml:space="preserve">6.1.2</w:t>
-      </w:r>
-      <w:r>
-        <w:tab/>
-      </w:r>
-      <w:r>
         <w:t xml:space="preserve">6.1.2 The LLM’s Extraction Completeness Problem</w:t>
       </w:r>
     </w:p>
@@ -11783,15 +11054,6 @@
         <w:pStyle w:val="Heading3"/>
       </w:pPr>
       <w:r>
-        <w:rPr>
-          <w:rStyle w:val="SectionNumber"/>
-        </w:rPr>
-        <w:t xml:space="preserve">6.1.3</w:t>
-      </w:r>
-      <w:r>
-        <w:tab/>
-      </w:r>
-      <w:r>
         <w:t xml:space="preserve">6.1.3 The Self-Correction Loop: Real but Uneven</w:t>
       </w:r>
     </w:p>
@@ -11838,15 +11100,6 @@
         <w:pStyle w:val="Heading3"/>
       </w:pPr>
       <w:r>
-        <w:rPr>
-          <w:rStyle w:val="SectionNumber"/>
-        </w:rPr>
-        <w:t xml:space="preserve">6.1.4</w:t>
-      </w:r>
-      <w:r>
-        <w:tab/>
-      </w:r>
-      <w:r>
         <w:t xml:space="preserve">6.1.4 The Inductive Miner’s Soundness Dividend</w:t>
       </w:r>
     </w:p>
@@ -11881,15 +11134,6 @@
         <w:pStyle w:val="Heading3"/>
       </w:pPr>
       <w:r>
-        <w:rPr>
-          <w:rStyle w:val="SectionNumber"/>
-        </w:rPr>
-        <w:t xml:space="preserve">6.1.5</w:t>
-      </w:r>
-      <w:r>
-        <w:tab/>
-      </w:r>
-      <w:r>
         <w:t xml:space="preserve">6.1.5 Vocabulary Drift as the Dominant Conformance Problem</w:t>
       </w:r>
     </w:p>
@@ -11898,7 +11142,7 @@
         <w:pStyle w:val="FirstParagraph"/>
       </w:pPr>
       <w:r>
-        <w:t xml:space="preserve">IT incident (82% DF recall) and vendor onboarding (50% DF recall) differ primarily in vocabulary alignment, not process structure. The activities in the IT incident SOP and log share surface vocabulary (</w:t>
+        <w:t xml:space="preserve">IT incident (100% DF recall) and vendor onboarding (33% DF recall) differ primarily in vocabulary alignment, not process structure. The activities in the IT incident SOP and log share surface vocabulary (</w:t>
       </w:r>
       <w:r>
         <w:t xml:space="preserve">“Investigate Issue”</w:t>
@@ -11931,7 +11175,7 @@
         <w:t xml:space="preserve">“Compliance Screening”</w:t>
       </w:r>
       <w:r>
-        <w:t xml:space="preserve">). The 32 percentage-point gap in recall is attributable to this mismatch.</w:t>
+        <w:t xml:space="preserve">). The 67 percentage-point gap in recall is attributable to this mismatch.</w:t>
       </w:r>
     </w:p>
     <w:p>
@@ -11981,15 +11225,6 @@
         <w:pStyle w:val="Heading2"/>
       </w:pPr>
       <w:r>
-        <w:rPr>
-          <w:rStyle w:val="SectionNumber"/>
-        </w:rPr>
-        <w:t xml:space="preserve">6.2</w:t>
-      </w:r>
-      <w:r>
-        <w:tab/>
-      </w:r>
-      <w:r>
         <w:t xml:space="preserve">6.2 Threats to Validity</w:t>
       </w:r>
     </w:p>
@@ -11998,15 +11233,6 @@
       <w:pPr>
         <w:pStyle w:val="Heading3"/>
       </w:pPr>
-      <w:r>
-        <w:rPr>
-          <w:rStyle w:val="SectionNumber"/>
-        </w:rPr>
-        <w:t xml:space="preserve">6.2.1</w:t>
-      </w:r>
-      <w:r>
-        <w:tab/>
-      </w:r>
       <w:r>
         <w:t xml:space="preserve">6.2.1 Construct Validity</w:t>
       </w:r>
@@ -12086,15 +11312,6 @@
         <w:pStyle w:val="Heading3"/>
       </w:pPr>
       <w:r>
-        <w:rPr>
-          <w:rStyle w:val="SectionNumber"/>
-        </w:rPr>
-        <w:t xml:space="preserve">6.2.2</w:t>
-      </w:r>
-      <w:r>
-        <w:tab/>
-      </w:r>
-      <w:r>
         <w:t xml:space="preserve">6.2.2 Internal Validity</w:t>
       </w:r>
     </w:p>
@@ -12133,15 +11350,6 @@
         <w:pStyle w:val="Heading3"/>
       </w:pPr>
       <w:r>
-        <w:rPr>
-          <w:rStyle w:val="SectionNumber"/>
-        </w:rPr>
-        <w:t xml:space="preserve">6.2.3</w:t>
-      </w:r>
-      <w:r>
-        <w:tab/>
-      </w:r>
-      <w:r>
         <w:t xml:space="preserve">6.2.3 External Validity</w:t>
       </w:r>
     </w:p>
@@ -12202,15 +11410,6 @@
       <w:pPr>
         <w:pStyle w:val="Heading3"/>
       </w:pPr>
-      <w:r>
-        <w:rPr>
-          <w:rStyle w:val="SectionNumber"/>
-        </w:rPr>
-        <w:t xml:space="preserve">6.2.4</w:t>
-      </w:r>
-      <w:r>
-        <w:tab/>
-      </w:r>
       <w:r>
         <w:t xml:space="preserve">6.2.4 Reliability</w:t>
       </w:r>
@@ -12249,15 +11448,6 @@
       <w:pPr>
         <w:pStyle w:val="Heading2"/>
       </w:pPr>
-      <w:r>
-        <w:rPr>
-          <w:rStyle w:val="SectionNumber"/>
-        </w:rPr>
-        <w:t xml:space="preserve">6.3</w:t>
-      </w:r>
-      <w:r>
-        <w:tab/>
-      </w:r>
       <w:r>
         <w:t xml:space="preserve">6.3 Limitations</w:t>
       </w:r>
@@ -12426,15 +11616,6 @@
         <w:pStyle w:val="Heading2"/>
       </w:pPr>
       <w:r>
-        <w:rPr>
-          <w:rStyle w:val="SectionNumber"/>
-        </w:rPr>
-        <w:t xml:space="preserve">6.4</w:t>
-      </w:r>
-      <w:r>
-        <w:tab/>
-      </w:r>
-      <w:r>
         <w:t xml:space="preserve">6.4 Implications</w:t>
       </w:r>
     </w:p>
@@ -12443,15 +11624,6 @@
       <w:pPr>
         <w:pStyle w:val="Heading3"/>
       </w:pPr>
-      <w:r>
-        <w:rPr>
-          <w:rStyle w:val="SectionNumber"/>
-        </w:rPr>
-        <w:t xml:space="preserve">6.4.1</w:t>
-      </w:r>
-      <w:r>
-        <w:tab/>
-      </w:r>
       <w:r>
         <w:t xml:space="preserve">6.4.1 For Research</w:t>
       </w:r>
@@ -12516,15 +11688,6 @@
       <w:pPr>
         <w:pStyle w:val="Heading3"/>
       </w:pPr>
-      <w:r>
-        <w:rPr>
-          <w:rStyle w:val="SectionNumber"/>
-        </w:rPr>
-        <w:t xml:space="preserve">6.4.2</w:t>
-      </w:r>
-      <w:r>
-        <w:tab/>
-      </w:r>
       <w:r>
         <w:t xml:space="preserve">6.4.2 For Practice</w:t>
       </w:r>
@@ -12597,15 +11760,6 @@
       <w:pPr>
         <w:pStyle w:val="Heading2"/>
       </w:pPr>
-      <w:r>
-        <w:rPr>
-          <w:rStyle w:val="SectionNumber"/>
-        </w:rPr>
-        <w:t xml:space="preserve">6.5</w:t>
-      </w:r>
-      <w:r>
-        <w:tab/>
-      </w:r>
       <w:r>
         <w:t xml:space="preserve">6.5 Future Work</w:t>
       </w:r>
@@ -12743,15 +11897,6 @@
         <w:pStyle w:val="Heading1"/>
       </w:pPr>
       <w:r>
-        <w:rPr>
-          <w:rStyle w:val="SectionNumber"/>
-        </w:rPr>
-        <w:t xml:space="preserve">7</w:t>
-      </w:r>
-      <w:r>
-        <w:tab/>
-      </w:r>
-      <w:r>
         <w:t xml:space="preserve">Chapter 7: Conclusion</w:t>
       </w:r>
     </w:p>
@@ -12776,15 +11921,6 @@
         <w:pStyle w:val="Heading2"/>
       </w:pPr>
       <w:r>
-        <w:rPr>
-          <w:rStyle w:val="SectionNumber"/>
-        </w:rPr>
-        <w:t xml:space="preserve">7.1</w:t>
-      </w:r>
-      <w:r>
-        <w:tab/>
-      </w:r>
-      <w:r>
         <w:t xml:space="preserve">7.1 Summary of Findings</w:t>
       </w:r>
     </w:p>
@@ -12887,7 +12023,7 @@
         <w:t xml:space="preserve"> </w:t>
       </w:r>
       <w:r>
-        <w:t xml:space="preserve">Documented-versus-enacted drift is detected and quantified at both the activity and control-flow levels. Token-stem matching achieves 50–82% DF recall, with vocabulary drift as the dominant degradation source. Bottleneck evidence from event logs (queue wait times, rework rates) successfully grounds To-Be recommendations: 17–31% estimated critical path reduction, 8–13 percentage-point automation improvement.</w:t>
+        <w:t xml:space="preserve">Documented-versus-enacted drift is detected and quantified at both the activity and control-flow levels. Token-stem matching achieves 33–100% DF recall, with vocabulary drift as the dominant degradation source. Bottleneck evidence from event logs (queue wait times, rework rates) successfully grounds To-Be recommendations: 17–31% estimated critical path reduction, 8–13 percentage-point automation improvement.</w:t>
       </w:r>
     </w:p>
     <w:p>
@@ -12903,15 +12039,6 @@
       <w:pPr>
         <w:pStyle w:val="Heading2"/>
       </w:pPr>
-      <w:r>
-        <w:rPr>
-          <w:rStyle w:val="SectionNumber"/>
-        </w:rPr>
-        <w:t xml:space="preserve">7.2</w:t>
-      </w:r>
-      <w:r>
-        <w:tab/>
-      </w:r>
       <w:r>
         <w:t xml:space="preserve">7.2 Contributions</w:t>
       </w:r>
@@ -13022,15 +12149,6 @@
         <w:pStyle w:val="Heading2"/>
       </w:pPr>
       <w:r>
-        <w:rPr>
-          <w:rStyle w:val="SectionNumber"/>
-        </w:rPr>
-        <w:t xml:space="preserve">7.3</w:t>
-      </w:r>
-      <w:r>
-        <w:tab/>
-      </w:r>
-      <w:r>
         <w:t xml:space="preserve">7.3 Limitations</w:t>
       </w:r>
     </w:p>
@@ -13086,15 +12204,6 @@
       <w:pPr>
         <w:pStyle w:val="Heading2"/>
       </w:pPr>
-      <w:r>
-        <w:rPr>
-          <w:rStyle w:val="SectionNumber"/>
-        </w:rPr>
-        <w:t xml:space="preserve">7.4</w:t>
-      </w:r>
-      <w:r>
-        <w:tab/>
-      </w:r>
       <w:r>
         <w:t xml:space="preserve">7.4 Future Work</w:t>
       </w:r>
@@ -13205,15 +12314,6 @@
         <w:pStyle w:val="Heading2"/>
       </w:pPr>
       <w:r>
-        <w:rPr>
-          <w:rStyle w:val="SectionNumber"/>
-        </w:rPr>
-        <w:t xml:space="preserve">7.5</w:t>
-      </w:r>
-      <w:r>
-        <w:tab/>
-      </w:r>
-      <w:r>
         <w:t xml:space="preserve">7.1 Closing Remarks</w:t>
       </w:r>
     </w:p>
@@ -13249,15 +12349,6 @@
         <w:pStyle w:val="Heading1"/>
       </w:pPr>
       <w:r>
-        <w:rPr>
-          <w:rStyle w:val="SectionNumber"/>
-        </w:rPr>
-        <w:t xml:space="preserve">8</w:t>
-      </w:r>
-      <w:r>
-        <w:tab/>
-      </w:r>
-      <w:r>
         <w:t xml:space="preserve">References</w:t>
       </w:r>
     </w:p>
@@ -13720,20 +12811,11 @@
       </w:r>
     </w:p>
     <w:bookmarkEnd w:id="124"/>
-    <w:bookmarkStart w:id="128" w:name="appendix-a-system-outputs-and-evidence"/>
+    <w:bookmarkStart w:id="139" w:name="appendix-a-system-outputs-and-evidence"/>
     <w:p>
       <w:pPr>
         <w:pStyle w:val="Heading1"/>
       </w:pPr>
-      <w:r>
-        <w:rPr>
-          <w:rStyle w:val="SectionNumber"/>
-        </w:rPr>
-        <w:t xml:space="preserve">9</w:t>
-      </w:r>
-      <w:r>
-        <w:tab/>
-      </w:r>
       <w:r>
         <w:t xml:space="preserve">Appendix A: System Outputs and Evidence</w:t>
       </w:r>
@@ -13783,15 +12865,6 @@
         <w:pStyle w:val="Heading2"/>
       </w:pPr>
       <w:r>
-        <w:rPr>
-          <w:rStyle w:val="SectionNumber"/>
-        </w:rPr>
-        <w:t xml:space="preserve">9.1</w:t>
-      </w:r>
-      <w:r>
-        <w:tab/>
-      </w:r>
-      <w:r>
         <w:t xml:space="preserve">A.1 BPMN Model Evidence: Vendor Onboarding (E1 Extraction)</w:t>
       </w:r>
     </w:p>
@@ -13826,7 +12899,7 @@
     </w:p>
     <w:p>
       <w:pPr>
-        <w:pStyle w:val="BodyText"/>
+        <w:pStyle w:val="CaptionedFigure"/>
       </w:pPr>
       <w:r>
         <w:drawing>
@@ -13870,1429 +12943,106 @@
           </wp:inline>
         </w:drawing>
       </w:r>
-      <w:r>
-        <w:t xml:space="preserve"> </w:t>
-      </w:r>
-      <w:r>
-        <w:t xml:space="preserve">┌─ POOL: Vendor Onboarding ─────────────────────────────────┐</w:t>
-      </w:r>
-      <w:r>
-        <w:t xml:space="preserve"> </w:t>
-      </w:r>
-      <w:r>
-        <w:t xml:space="preserve">│ │</w:t>
-      </w:r>
-      <w:r>
-        <w:t xml:space="preserve"> </w:t>
-      </w:r>
-      <w:r>
-        <w:t xml:space="preserve">│ [S]──►│ Vendor Initiation │ │</w:t>
-      </w:r>
-      <w:r>
-        <w:t xml:space="preserve"> </w:t>
-      </w:r>
-      <w:r>
-        <w:t xml:space="preserve">│ └────┬──────────────┬────────────────────► [E] │</w:t>
-      </w:r>
-      <w:r>
-        <w:t xml:space="preserve"> </w:t>
-      </w:r>
-      <w:r>
-        <w:t xml:space="preserve">│ │ │ │</w:t>
-      </w:r>
-      <w:r>
-        <w:t xml:space="preserve"> </w:t>
-      </w:r>
-      <w:r>
-        <w:t xml:space="preserve">│ ▼ │ │</w:t>
-      </w:r>
-      <w:r>
-        <w:t xml:space="preserve"> </w:t>
-      </w:r>
-      <w:r>
-        <w:t xml:space="preserve">│ │ Collect Info │ │</w:t>
-      </w:r>
-      <w:r>
-        <w:t xml:space="preserve"> </w:t>
-      </w:r>
-      <w:r>
-        <w:t xml:space="preserve">│ │ │ │</w:t>
-      </w:r>
-      <w:r>
-        <w:t xml:space="preserve"> </w:t>
-      </w:r>
-      <w:r>
-        <w:t xml:space="preserve">│ ┌─────┴────────────┴─────┐ │</w:t>
-      </w:r>
-      <w:r>
-        <w:t xml:space="preserve"> </w:t>
-      </w:r>
-      <w:r>
-        <w:t xml:space="preserve">│ ▼ ▼ │</w:t>
-      </w:r>
-      <w:r>
-        <w:t xml:space="preserve"> </w:t>
-      </w:r>
-      <w:r>
-        <w:t xml:space="preserve">│ [Compliance Screening] [Financial Risk Assess] │</w:t>
-      </w:r>
-      <w:r>
-        <w:t xml:space="preserve"> </w:t>
-      </w:r>
-      <w:r>
-        <w:t xml:space="preserve">│ │ (AND parallel) │ │</w:t>
-      </w:r>
-      <w:r>
-        <w:t xml:space="preserve"> </w:t>
-      </w:r>
-      <w:r>
-        <w:t xml:space="preserve">│ └─────┬───────────────────┘ │</w:t>
-      </w:r>
-      <w:r>
-        <w:t xml:space="preserve"> </w:t>
-      </w:r>
-      <w:r>
-        <w:t xml:space="preserve">│ ▼ │</w:t>
-      </w:r>
-      <w:r>
-        <w:t xml:space="preserve"> </w:t>
-      </w:r>
-      <w:r>
-        <w:t xml:space="preserve">│ │ Review Submission │ │</w:t>
-      </w:r>
-      <w:r>
-        <w:t xml:space="preserve"> </w:t>
-      </w:r>
-      <w:r>
-        <w:t xml:space="preserve">│ │ │</w:t>
-      </w:r>
-      <w:r>
-        <w:t xml:space="preserve"> </w:t>
-      </w:r>
-      <w:r>
-        <w:t xml:space="preserve">│ ┌───┴───┐ │</w:t>
-      </w:r>
-      <w:r>
-        <w:t xml:space="preserve"> </w:t>
-      </w:r>
-      <w:r>
-        <w:t xml:space="preserve">│ ▼ ▼ │</w:t>
-      </w:r>
-      <w:r>
-        <w:t xml:space="preserve"> </w:t>
-      </w:r>
-      <w:r>
-        <w:t xml:space="preserve">│ [Reject] ▼ │</w:t>
-      </w:r>
-      <w:r>
-        <w:t xml:space="preserve"> </w:t>
-      </w:r>
-      <w:r>
-        <w:t xml:space="preserve">│ │ Notify Vendor Rejection │ │</w:t>
-      </w:r>
-      <w:r>
-        <w:t xml:space="preserve"> </w:t>
-      </w:r>
-      <w:r>
-        <w:t xml:space="preserve">│ └──────────────────────────────────► [E] │</w:t>
-      </w:r>
-      <w:r>
-        <w:t xml:space="preserve"> </w:t>
-      </w:r>
-      <w:r>
-        <w:t xml:space="preserve">│ │</w:t>
-      </w:r>
-      <w:r>
-        <w:t xml:space="preserve"> </w:t>
-      </w:r>
-      <w:r>
-        <w:t xml:space="preserve">│ (continues to:) │</w:t>
-      </w:r>
-      <w:r>
-        <w:t xml:space="preserve"> </w:t>
-      </w:r>
-      <w:r>
-        <w:t xml:space="preserve">│ │</w:t>
-      </w:r>
-      <w:r>
-        <w:t xml:space="preserve"> </w:t>
-      </w:r>
-      <w:r>
-        <w:t xml:space="preserve">│ │ Approve &amp; Create Account │ │</w:t>
-      </w:r>
-      <w:r>
-        <w:t xml:space="preserve"> </w:t>
-      </w:r>
-      <w:r>
-        <w:t xml:space="preserve">│ │ │</w:t>
-      </w:r>
-      <w:r>
-        <w:t xml:space="preserve"> </w:t>
-      </w:r>
-      <w:r>
-        <w:t xml:space="preserve">│ ┌───────┴───────┐ │</w:t>
-      </w:r>
-      <w:r>
-        <w:t xml:space="preserve"> </w:t>
-      </w:r>
-      <w:r>
-        <w:t xml:space="preserve">│ ▼ ▼ │</w:t>
-      </w:r>
-      <w:r>
-        <w:t xml:space="preserve"> </w:t>
-      </w:r>
-      <w:r>
-        <w:t xml:space="preserve">│ [No Audit] │ Conduct Audit │ │</w:t>
-      </w:r>
-      <w:r>
-        <w:t xml:space="preserve"> </w:t>
-      </w:r>
-      <w:r>
-        <w:t xml:space="preserve">│ │ │ │</w:t>
-      </w:r>
-      <w:r>
-        <w:t xml:space="preserve"> </w:t>
-      </w:r>
-      <w:r>
-        <w:t xml:space="preserve">│ └──────┬───────┘ │</w:t>
-      </w:r>
-      <w:r>
-        <w:t xml:space="preserve"> </w:t>
-      </w:r>
-      <w:r>
-        <w:t xml:space="preserve">│ ▼ │</w:t>
-      </w:r>
-      <w:r>
-        <w:t xml:space="preserve"> </w:t>
-      </w:r>
-      <w:r>
-        <w:t xml:space="preserve">│ │ Provision Access │──────► [E] │</w:t>
-      </w:r>
-      <w:r>
-        <w:t xml:space="preserve"> </w:t>
-      </w:r>
-      <w:r>
-        <w:t xml:space="preserve">└───────────────────────────────────────────────────────────┘</w:t>
-      </w:r>
-    </w:p>
-    <w:p>
-      <w:pPr>
-        <w:pStyle w:val="SourceCode"/>
-      </w:pPr>
-      <w:r>
-        <w:br/>
+    </w:p>
+    <w:p>
+      <w:pPr>
+        <w:pStyle w:val="ImageCaption"/>
+      </w:pPr>
+      <w:r>
+        <w:t xml:space="preserve">Figure A.1: Vendor Onboarding As-Is BPMN model generated by the pipeline (E1 extraction, F1 = 1.00). Rendered from</w:t>
+      </w:r>
+      <w:r>
+        <w:t xml:space="preserve"> </w:t>
       </w:r>
       <w:r>
         <w:rPr>
           <w:rStyle w:val="VerbatimChar"/>
         </w:rPr>
-        <w:t xml:space="preserve">**Model characteristics extracted by E1:**</w:t>
-      </w:r>
-      <w:r>
-        <w:br/>
+        <w:t xml:space="preserve">outputs/demo/vendor_onboarding_sop_asis.svg</w:t>
+      </w:r>
+      <w:r>
+        <w:t xml:space="preserve">.</w:t>
+      </w:r>
+    </w:p>
+    <w:p>
+      <w:pPr>
+        <w:pStyle w:val="BodyText"/>
+      </w:pPr>
+      <w:r>
+        <w:rPr>
+          <w:b/>
+          <w:bCs/>
+        </w:rPr>
+        <w:t xml:space="preserve">Model characteristics extracted by E1:</w:t>
+      </w:r>
+      <w:r>
+        <w:t xml:space="preserve"> </w:t>
+      </w:r>
+      <w:r>
+        <w:t xml:space="preserve">- Start and end events ✓</w:t>
+      </w:r>
+      <w:r>
+        <w:t xml:space="preserve"> </w:t>
+      </w:r>
+      <w:r>
+        <w:t xml:space="preserve">- 11 tasks across 6 lanes (Vendor, Compliance Team, Finance, HR, IT, System) ✓</w:t>
+      </w:r>
+      <w:r>
+        <w:t xml:space="preserve"> </w:t>
+      </w:r>
+      <w:r>
+        <w:t xml:space="preserve">- 3 XOR gateways (decision points) ✓</w:t>
+      </w:r>
+      <w:r>
+        <w:t xml:space="preserve"> </w:t>
+      </w:r>
+      <w:r>
+        <w:t xml:space="preserve">- 1 AND gateway (parallel compliance screening) ✓</w:t>
+      </w:r>
+      <w:r>
+        <w:t xml:space="preserve"> </w:t>
+      </w:r>
+      <w:r>
+        <w:t xml:space="preserve">- 1 rework loop (Audit required path) ✓</w:t>
+      </w:r>
+      <w:r>
+        <w:t xml:space="preserve"> </w:t>
+      </w:r>
+      <w:r>
+        <w:t xml:space="preserve">- Automation rate: 27% (3 automated service tasks) ✓</w:t>
+      </w:r>
+    </w:p>
+    <w:p>
+      <w:pPr>
+        <w:pStyle w:val="BodyText"/>
+      </w:pPr>
+      <w:r>
+        <w:rPr>
+          <w:b/>
+          <w:bCs/>
+        </w:rPr>
+        <w:t xml:space="preserve">BPMN validity:</w:t>
+      </w:r>
+      <w:r>
+        <w:t xml:space="preserve"> </w:t>
+      </w:r>
+      <w:r>
+        <w:t xml:space="preserve">All generated</w:t>
+      </w:r>
+      <w:r>
+        <w:t xml:space="preserve"> </w:t>
       </w:r>
       <w:r>
         <w:rPr>
           <w:rStyle w:val="VerbatimChar"/>
         </w:rPr>
-        <w:t xml:space="preserve">- Start and end events ✓</w:t>
-      </w:r>
-      <w:r>
-        <w:br/>
-      </w:r>
-      <w:r>
-        <w:rPr>
-          <w:rStyle w:val="VerbatimChar"/>
-        </w:rPr>
-        <w:t xml:space="preserve">- 11 tasks across 6 lanes (Vendor, Compliance Team, Finance, HR, IT, System) ✓</w:t>
-      </w:r>
-      <w:r>
-        <w:br/>
-      </w:r>
-      <w:r>
-        <w:rPr>
-          <w:rStyle w:val="VerbatimChar"/>
-        </w:rPr>
-        <w:t xml:space="preserve">- 3 XOR gateways (decision points) ✓</w:t>
-      </w:r>
-      <w:r>
-        <w:br/>
-      </w:r>
-      <w:r>
-        <w:rPr>
-          <w:rStyle w:val="VerbatimChar"/>
-        </w:rPr>
-        <w:t xml:space="preserve">- 1 AND gateway (parallel compliance screening) ✓</w:t>
-      </w:r>
-      <w:r>
-        <w:br/>
-      </w:r>
-      <w:r>
-        <w:rPr>
-          <w:rStyle w:val="VerbatimChar"/>
-        </w:rPr>
-        <w:t xml:space="preserve">- 1 rework loop (Audit required path) ✓</w:t>
-      </w:r>
-      <w:r>
-        <w:br/>
-      </w:r>
-      <w:r>
-        <w:rPr>
-          <w:rStyle w:val="VerbatimChar"/>
-        </w:rPr>
-        <w:t xml:space="preserve">- Automation rate: 27% (3 automated service tasks) ✓</w:t>
-      </w:r>
-      <w:r>
-        <w:br/>
-      </w:r>
-      <w:r>
-        <w:br/>
-      </w:r>
-      <w:r>
-        <w:rPr>
-          <w:rStyle w:val="VerbatimChar"/>
-        </w:rPr>
-        <w:t xml:space="preserve">**BPMN validity:** All generated `.bpmn` files pass the structural validator and are verified to import into bpmn-js (Camunda Modeler) without errors.</w:t>
-      </w:r>
-      <w:r>
-        <w:br/>
-      </w:r>
-      <w:r>
-        <w:br/>
-      </w:r>
-      <w:r>
-        <w:rPr>
-          <w:rStyle w:val="VerbatimChar"/>
-        </w:rPr>
-        <w:t xml:space="preserve">---</w:t>
-      </w:r>
-      <w:r>
-        <w:br/>
-      </w:r>
-      <w:r>
-        <w:br/>
-      </w:r>
-      <w:r>
-        <w:rPr>
-          <w:rStyle w:val="VerbatimChar"/>
-        </w:rPr>
-        <w:t xml:space="preserve">## A.2 HTML Analyst Report (Vendor Onboarding)</w:t>
-      </w:r>
-      <w:r>
-        <w:br/>
-      </w:r>
-      <w:r>
-        <w:br/>
-      </w:r>
-      <w:r>
-        <w:rPr>
-          <w:rStyle w:val="VerbatimChar"/>
-        </w:rPr>
-        <w:t xml:space="preserve">Figure A.2 shows the self-contained HTML analyst report generated for the vendor onboarding SOP. The report includes metric cards, the As-Is/To-Be diagrams, findings tables, bottleneck rankings, and conformance information.</w:t>
-      </w:r>
-      <w:r>
-        <w:br/>
-      </w:r>
-      <w:r>
-        <w:br/>
-      </w:r>
-      <w:r>
-        <w:rPr>
-          <w:rStyle w:val="VerbatimChar"/>
-        </w:rPr>
-        <w:t xml:space="preserve">*Generated file:* `outputs/demo/vendor_onboarding_sop_report.html`</w:t>
-      </w:r>
-      <w:r>
-        <w:br/>
-      </w:r>
-      <w:r>
-        <w:br/>
-      </w:r>
-      <w:r>
-        <w:rPr>
-          <w:rStyle w:val="VerbatimChar"/>
-        </w:rPr>
-        <w:t xml:space="preserve">![Figure A.2: Self-contained HTML analyst report generated by the pipeline for the vendor onboarding SOP — metric cards, embedded As-Is BPMN diagram, and bottleneck findings table. Rendered from `outputs/demo/vendor_onboarding_sop_report.html`.](figures/html_analyst_report.png)</w:t>
-      </w:r>
-      <w:r>
-        <w:br/>
-      </w:r>
-      <w:r>
-        <w:br/>
-      </w:r>
-      <w:r>
-        <w:rPr>
-          <w:rStyle w:val="VerbatimChar"/>
-        </w:rPr>
-        <w:t xml:space="preserve">---</w:t>
-      </w:r>
-      <w:r>
-        <w:br/>
-      </w:r>
-      <w:r>
-        <w:br/>
-      </w:r>
-      <w:r>
-        <w:rPr>
-          <w:rStyle w:val="VerbatimChar"/>
-        </w:rPr>
-        <w:t xml:space="preserve">## A.3 Research Evaluation: Extraction Results (RQ1, RQ2, RQ3)</w:t>
-      </w:r>
-      <w:r>
-        <w:br/>
-      </w:r>
-      <w:r>
-        <w:br/>
-      </w:r>
-      <w:r>
-        <w:rPr>
-          <w:rStyle w:val="VerbatimChar"/>
-        </w:rPr>
-        <w:t xml:space="preserve">Table A.1 presents the complete extraction quality results for all four SOPs, all three extractor configurations (E1 rule parser, E2 LLM single-shot, E3 LLM self-correction). These are the actual measured values from running `python -m process_miner.cli research-eval` with OpenRouter `qwen/qwen3-8b`.</w:t>
-      </w:r>
-      <w:r>
-        <w:br/>
-      </w:r>
-      <w:r>
-        <w:br/>
-      </w:r>
-      <w:r>
-        <w:rPr>
-          <w:rStyle w:val="VerbatimChar"/>
-        </w:rPr>
-        <w:t xml:space="preserve">*Generated file:* `outputs/llm_comparison.json`</w:t>
-      </w:r>
-      <w:r>
-        <w:br/>
-      </w:r>
-      <w:r>
-        <w:br/>
-      </w:r>
-      <w:r>
-        <w:rPr>
-          <w:rStyle w:val="VerbatimChar"/>
-        </w:rPr>
-        <w:t xml:space="preserve">**Table A.1: Extraction Quality — E1 vs E2 vs E3 vs Gold Annotations**</w:t>
-      </w:r>
-      <w:r>
-        <w:br/>
-      </w:r>
-      <w:r>
-        <w:br/>
-      </w:r>
-      <w:r>
-        <w:rPr>
-          <w:rStyle w:val="VerbatimChar"/>
-        </w:rPr>
-        <w:t xml:space="preserve">| Document | Config | Task P | Task R | Task F1 | Actor F1 | GW Err | Rework Err | Time (s) |</w:t>
-      </w:r>
-      <w:r>
-        <w:br/>
-      </w:r>
-      <w:r>
-        <w:rPr>
-          <w:rStyle w:val="VerbatimChar"/>
-        </w:rPr>
-        <w:t xml:space="preserve">|---|---|---|---|---|---|---|---|---|</w:t>
-      </w:r>
-      <w:r>
-        <w:br/>
-      </w:r>
-      <w:r>
-        <w:rPr>
-          <w:rStyle w:val="VerbatimChar"/>
-        </w:rPr>
-        <w:t xml:space="preserve">| Vendor Onboarding | E1 (rule) | 1.00 | 1.00 | **1.00** | 1.00 | 0 | 0 | 0.0 |</w:t>
-      </w:r>
-      <w:r>
-        <w:br/>
-      </w:r>
-      <w:r>
-        <w:rPr>
-          <w:rStyle w:val="VerbatimChar"/>
-        </w:rPr>
-        <w:t xml:space="preserve">| | E2 (LLM 1-shot) | 1.00 | 0.77 | 0.87 | 1.00 | 2 | 1 | 103.4 |</w:t>
-      </w:r>
-      <w:r>
-        <w:br/>
-      </w:r>
-      <w:r>
-        <w:rPr>
-          <w:rStyle w:val="VerbatimChar"/>
-        </w:rPr>
-        <w:t xml:space="preserve">| | E3 (LLM retry) | 1.00 | 1.00 | **1.00** ✓ | 1.00 | 0 | 0 | 123.0 |</w:t>
-      </w:r>
-      <w:r>
-        <w:br/>
-      </w:r>
-      <w:r>
-        <w:rPr>
-          <w:rStyle w:val="VerbatimChar"/>
-        </w:rPr>
-        <w:t xml:space="preserve">| IT Incident Mgmt | E1 (rule) | 1.00 | 1.00 | **1.00** | 1.00 | 0 | 0 | 0.0 |</w:t>
-      </w:r>
-      <w:r>
-        <w:br/>
-      </w:r>
-      <w:r>
-        <w:rPr>
-          <w:rStyle w:val="VerbatimChar"/>
-        </w:rPr>
-        <w:t xml:space="preserve">| | E2 (LLM 1-shot) | 0.91 | 0.67 | 0.77 | 0.89 | 4 | 1 | 22.6 |</w:t>
-      </w:r>
-      <w:r>
-        <w:br/>
-      </w:r>
-      <w:r>
-        <w:rPr>
-          <w:rStyle w:val="VerbatimChar"/>
-        </w:rPr>
-        <w:t xml:space="preserve">| | E3 (LLM retry) | 0.85 | 0.73 | 0.79 | 1.00 | 4 | 1 | 25.0 |</w:t>
-      </w:r>
-      <w:r>
-        <w:br/>
-      </w:r>
-      <w:r>
-        <w:rPr>
-          <w:rStyle w:val="VerbatimChar"/>
-        </w:rPr>
-        <w:t xml:space="preserve">| Employee Leave | E1 (rule) | 1.00 | 1.00 | **1.00** | 1.00 | 0 | 0 | 0.0 |</w:t>
-      </w:r>
-      <w:r>
-        <w:br/>
-      </w:r>
-      <w:r>
-        <w:rPr>
-          <w:rStyle w:val="VerbatimChar"/>
-        </w:rPr>
-        <w:t xml:space="preserve">| | E2 (LLM 1-shot) | 0.83 | 0.62 | 0.71 | 1.00 | 3 | 0 | 76.0 |</w:t>
-      </w:r>
-      <w:r>
-        <w:br/>
-      </w:r>
-      <w:r>
-        <w:rPr>
-          <w:rStyle w:val="VerbatimChar"/>
-        </w:rPr>
-        <w:t xml:space="preserve">| | E3 (LLM retry) | 0.86 | 0.75 | 0.80 | 1.00 | 2 | 0 | 52.9 |</w:t>
-      </w:r>
-      <w:r>
-        <w:br/>
-      </w:r>
-      <w:r>
-        <w:rPr>
-          <w:rStyle w:val="VerbatimChar"/>
-        </w:rPr>
-        <w:t xml:space="preserve">| Legacy IT Purchase | E1 (rule) | 0.17 | 0.07 | 0.10 | 0.00 | 3 | 1 | 0.0 |</w:t>
-      </w:r>
-      <w:r>
-        <w:br/>
-      </w:r>
-      <w:r>
-        <w:rPr>
-          <w:rStyle w:val="VerbatimChar"/>
-        </w:rPr>
-        <w:t xml:space="preserve">| | E2 (LLM 1-shot) | 0.55 | 0.43 | 0.48 | 0.83 | 1 | 1 | 85.4 |</w:t>
-      </w:r>
-      <w:r>
-        <w:br/>
-      </w:r>
-      <w:r>
-        <w:rPr>
-          <w:rStyle w:val="VerbatimChar"/>
-        </w:rPr>
-        <w:t xml:space="preserve">| | E3 (LLM retry) | 0.60 | 0.43 | **0.50** ← | 1.00 | 1 | 1 | 114.5 |</w:t>
-      </w:r>
-      <w:r>
-        <w:br/>
-      </w:r>
-      <w:r>
-        <w:br/>
-      </w:r>
-      <w:r>
-        <w:rPr>
-          <w:rStyle w:val="VerbatimChar"/>
-        </w:rPr>
-        <w:t xml:space="preserve">*Extraction method recorded per run in `result.json`: `"method": "offline-rules"` (E1), `"method": "llm:openai-compatible"` (E2/E3).*</w:t>
-      </w:r>
-      <w:r>
-        <w:br/>
-      </w:r>
-      <w:r>
-        <w:br/>
-      </w:r>
-      <w:r>
-        <w:rPr>
-          <w:rStyle w:val="VerbatimChar"/>
-        </w:rPr>
-        <w:t xml:space="preserve">**Key observations:**</w:t>
-      </w:r>
-      <w:r>
-        <w:br/>
-      </w:r>
-      <w:r>
-        <w:rPr>
-          <w:rStyle w:val="VerbatimChar"/>
-        </w:rPr>
-        <w:t xml:space="preserve">- E1 achieves perfect extraction (F1 = 1.00) on the three controlled-vocabulary SOPs ✓</w:t>
-      </w:r>
-      <w:r>
-        <w:br/>
-      </w:r>
-      <w:r>
-        <w:rPr>
-          <w:rStyle w:val="VerbatimChar"/>
-        </w:rPr>
-        <w:t xml:space="preserve">- E1 collapses on the unstructured Legacy IT Purchase SOP (F1 = 0.10) ✓</w:t>
-      </w:r>
-      <w:r>
-        <w:br/>
-      </w:r>
-      <w:r>
-        <w:rPr>
-          <w:rStyle w:val="VerbatimChar"/>
-        </w:rPr>
-        <w:t xml:space="preserve">- E2 recovers substantially on the unstructured SOP (F1 = 0.48, 4.8× better than E1) ✓</w:t>
-      </w:r>
-      <w:r>
-        <w:br/>
-      </w:r>
-      <w:r>
-        <w:rPr>
-          <w:rStyle w:val="VerbatimChar"/>
-        </w:rPr>
-        <w:t xml:space="preserve">- E3 improves over E2 on all three documents with valid LLM-path runs (gains: 0.02 to 0.09 F1) ✓</w:t>
-      </w:r>
-      <w:r>
-        <w:br/>
-      </w:r>
-      <w:r>
-        <w:rPr>
-          <w:rStyle w:val="VerbatimChar"/>
-        </w:rPr>
-        <w:t xml:space="preserve">- Vendor onboarding E3 (F1 = 1.00) is a rule-parser fallback run (recorded method `offline-rules`), not LLM self-correction — see Table 5.1 footnote ✓</w:t>
-      </w:r>
-      <w:r>
-        <w:br/>
-      </w:r>
-      <w:r>
-        <w:br/>
-      </w:r>
-      <w:r>
-        <w:rPr>
-          <w:rStyle w:val="VerbatimChar"/>
-        </w:rPr>
-        <w:t xml:space="preserve">---</w:t>
-      </w:r>
-      <w:r>
-        <w:br/>
-      </w:r>
-      <w:r>
-        <w:br/>
-      </w:r>
-      <w:r>
-        <w:rPr>
-          <w:rStyle w:val="VerbatimChar"/>
-        </w:rPr>
-        <w:t xml:space="preserve">## A.4 Discovery Soundness: E4 DFG vs E6 Inductive Miner (RQ4)</w:t>
-      </w:r>
-      <w:r>
-        <w:br/>
-      </w:r>
-      <w:r>
-        <w:br/>
-      </w:r>
-      <w:r>
-        <w:rPr>
-          <w:rStyle w:val="VerbatimChar"/>
-        </w:rPr>
-        <w:t xml:space="preserve">Table A.2 presents the token-replay fitness and model size comparison between the DFG miner (E4) and the Inductive Miner (E6) across all seven event logs. Both algorithms were run on identical variant multisets.</w:t>
-      </w:r>
-      <w:r>
-        <w:br/>
-      </w:r>
-      <w:r>
-        <w:br/>
-      </w:r>
-      <w:r>
-        <w:rPr>
-          <w:rStyle w:val="VerbatimChar"/>
-        </w:rPr>
-        <w:t xml:space="preserve">*Generated by:* `python -m process_miner.cli discover-im` and `python -m process_miner.cli analyze-log`; fitness computed by `inductive/replay.py`.</w:t>
-      </w:r>
-      <w:r>
-        <w:br/>
-      </w:r>
-      <w:r>
-        <w:br/>
-      </w:r>
-      <w:r>
-        <w:rPr>
-          <w:rStyle w:val="VerbatimChar"/>
-        </w:rPr>
-        <w:t xml:space="preserve">**Table A.2: Discovery Soundness — E4 DFG vs E6 Inductive Miner**</w:t>
-      </w:r>
-      <w:r>
-        <w:br/>
-      </w:r>
-      <w:r>
-        <w:br/>
-      </w:r>
-      <w:r>
-        <w:rPr>
-          <w:rStyle w:val="VerbatimChar"/>
-        </w:rPr>
-        <w:t xml:space="preserve">| Log | Cases | Variants | E4 Fitness | E6 Fitness | E6 Coverage | E4 Tasks | E6 Tasks | E4 GW | E6 GW |</w:t>
-      </w:r>
-      <w:r>
-        <w:br/>
-      </w:r>
-      <w:r>
-        <w:rPr>
-          <w:rStyle w:val="VerbatimChar"/>
-        </w:rPr>
-        <w:t xml:space="preserve">|---|---|---|---|---|---|---|---|---|---|</w:t>
-      </w:r>
-      <w:r>
-        <w:br/>
-      </w:r>
-      <w:r>
-        <w:rPr>
-          <w:rStyle w:val="VerbatimChar"/>
-        </w:rPr>
-        <w:t xml:space="preserve">| IT incident (csv) | 300 | 4 | 1.000 | 1.000 | 0.957 | 12 | 12 | 4 | 4 |</w:t>
-      </w:r>
-      <w:r>
-        <w:br/>
-      </w:r>
-      <w:r>
-        <w:rPr>
-          <w:rStyle w:val="VerbatimChar"/>
-        </w:rPr>
-        <w:t xml:space="preserve">| Vendor onboarding (csv) | 250 | 4 | 1.000 | 1.000 | 0.940 | 11 | 11 | 5 | 8 |</w:t>
-      </w:r>
-      <w:r>
-        <w:br/>
-      </w:r>
-      <w:r>
-        <w:rPr>
-          <w:rStyle w:val="VerbatimChar"/>
-        </w:rPr>
-        <w:t xml:space="preserve">| IT incident (xes) | 300 | 4 | 1.000 | 1.000 | 1.000 | 12 | 12 | 4 | 4 |</w:t>
-      </w:r>
-      <w:r>
-        <w:br/>
-      </w:r>
-      <w:r>
-        <w:rPr>
-          <w:rStyle w:val="VerbatimChar"/>
-        </w:rPr>
-        <w:t xml:space="preserve">| Invoice-to-Pay (syn) | 150 | 3 | 1.000 | 1.000 | 1.000 | 7 | 7 | 2 | 6 |</w:t>
-      </w:r>
-      <w:r>
-        <w:br/>
-      </w:r>
-      <w:r>
-        <w:rPr>
-          <w:rStyle w:val="VerbatimChar"/>
-        </w:rPr>
-        <w:t xml:space="preserve">| Order-to-Cash (syn) | 149 | 5 | 0.919 | **1.000** | 1.000 | 11 | 12 | 6 | 12 |</w:t>
-      </w:r>
-      <w:r>
-        <w:br/>
-      </w:r>
-      <w:r>
-        <w:rPr>
-          <w:rStyle w:val="VerbatimChar"/>
-        </w:rPr>
-        <w:t xml:space="preserve">| Procurement (syn) | 150 | 4 | 0.947 | **1.000** | 1.000 | 8 | 9 | 6 | 8 |</w:t>
-      </w:r>
-      <w:r>
-        <w:br/>
-      </w:r>
-      <w:r>
-        <w:rPr>
-          <w:rStyle w:val="VerbatimChar"/>
-        </w:rPr>
-        <w:t xml:space="preserve">| Noisy synthetic | 150 | 5 | 0.667 | **0.947** | 0.947 | 5 | 5 | 2 | 4 |</w:t>
-      </w:r>
-      <w:r>
-        <w:br/>
-      </w:r>
-      <w:r>
-        <w:br/>
-      </w:r>
-      <w:r>
-        <w:rPr>
-          <w:rStyle w:val="VerbatimChar"/>
-        </w:rPr>
-        <w:t xml:space="preserve">*GW = total gateway count (XOR + AND). All E4 and E6 models are structurally valid (passed `bpmn/validate.py`).*</w:t>
-      </w:r>
-      <w:r>
-        <w:br/>
-      </w:r>
-      <w:r>
-        <w:br/>
-      </w:r>
-      <w:r>
-        <w:rPr>
-          <w:rStyle w:val="VerbatimChar"/>
-        </w:rPr>
-        <w:t xml:space="preserve">**Key observations:**</w:t>
-      </w:r>
-      <w:r>
-        <w:br/>
-      </w:r>
-      <w:r>
-        <w:rPr>
-          <w:rStyle w:val="VerbatimChar"/>
-        </w:rPr>
-        <w:t xml:space="preserve">- E6 fitness equals E6 variant coverage on every log — the signature of sound-by-construction ✓</w:t>
-      </w:r>
-      <w:r>
-        <w:br/>
-      </w:r>
-      <w:r>
-        <w:rPr>
-          <w:rStyle w:val="VerbatimChar"/>
-        </w:rPr>
-        <w:t xml:space="preserve">- Noisy log: E4 fitness = 0.667 (frequency threshold loses 33% of trace variants) vs E6 fitness = 0.947 ✓</w:t>
-      </w:r>
-      <w:r>
-        <w:br/>
-      </w:r>
-      <w:r>
-        <w:rPr>
-          <w:rStyle w:val="VerbatimChar"/>
-        </w:rPr>
-        <w:t xml:space="preserve">- Order-to-Cash and Procurement: E4 fitness below 1.000 (0.919 and 0.947) despite clean logs ✓</w:t>
-      </w:r>
-      <w:r>
-        <w:br/>
-      </w:r>
-      <w:r>
-        <w:rPr>
-          <w:rStyle w:val="VerbatimChar"/>
-        </w:rPr>
-        <w:t xml:space="preserve">- E6 produces more gateways than E4 (to maintain soundness) but is always valid ✓</w:t>
-      </w:r>
-      <w:r>
-        <w:br/>
-      </w:r>
-      <w:r>
-        <w:br/>
-      </w:r>
-      <w:r>
-        <w:rPr>
-          <w:rStyle w:val="VerbatimChar"/>
-        </w:rPr>
-        <w:t xml:space="preserve">---</w:t>
-      </w:r>
-      <w:r>
-        <w:br/>
-      </w:r>
-      <w:r>
-        <w:br/>
-      </w:r>
-      <w:r>
-        <w:rPr>
-          <w:rStyle w:val="VerbatimChar"/>
-        </w:rPr>
-        <w:t xml:space="preserve">## A.5 Conformance Report: Vendor Onboarding</w:t>
-      </w:r>
-      <w:r>
-        <w:br/>
-      </w:r>
-      <w:r>
-        <w:br/>
-      </w:r>
-      <w:r>
-        <w:rPr>
-          <w:rStyle w:val="VerbatimChar"/>
-        </w:rPr>
-        <w:t xml:space="preserve">Figure A.3 shows the conformance drift report for the vendor onboarding SOP-log pair, generated by `conformance.py`.</w:t>
-      </w:r>
-      <w:r>
-        <w:br/>
-      </w:r>
-      <w:r>
-        <w:br/>
-      </w:r>
-      <w:r>
-        <w:rPr>
-          <w:rStyle w:val="VerbatimChar"/>
-        </w:rPr>
-        <w:t xml:space="preserve">*Generated file:* `outputs/demo/vendor_onboarding_sop_conformance.json`</w:t>
-      </w:r>
-    </w:p>
-    <w:bookmarkEnd w:id="127"/>
-    <w:bookmarkEnd w:id="128"/>
-    <w:bookmarkStart w:id="133" w:name="X171202b42e7e84d9c777a0a652e3a59a3be6902"/>
-    <w:p>
-      <w:pPr>
-        <w:pStyle w:val="Heading1"/>
-      </w:pPr>
-      <w:r>
-        <w:rPr>
-          <w:rStyle w:val="SectionNumber"/>
-        </w:rPr>
-        <w:t xml:space="preserve">10</w:t>
-      </w:r>
-      <w:r>
-        <w:tab/>
-      </w:r>
-      <w:r>
-        <w:t xml:space="preserve">CONFORMANCE REPORT — Vendor Onboarding SOP vs vendor_onboarding_events.csv</w:t>
-      </w:r>
-    </w:p>
-    <w:p>
-      <w:pPr>
-        <w:pStyle w:val="FirstParagraph"/>
-      </w:pPr>
-      <w:r>
-        <w:t xml:space="preserve">Activities matched: 9 / 13 gold activities (DF recall: 50%)</w:t>
-      </w:r>
-      <w:r>
-        <w:t xml:space="preserve"> </w:t>
-      </w:r>
-      <w:r>
-        <w:t xml:space="preserve">✓ Matched: Log the requisition, Attach vendor quote, Check budget…</w:t>
-      </w:r>
-      <w:r>
-        <w:t xml:space="preserve"> </w:t>
-      </w:r>
-      <w:r>
-        <w:t xml:space="preserve">✗ Missed: Perform background screening, Conduct financial review…</w:t>
-      </w:r>
-    </w:p>
-    <w:p>
-      <w:pPr>
-        <w:pStyle w:val="BodyText"/>
-      </w:pPr>
-      <w:r>
-        <w:t xml:space="preserve">DF Precision: 31% (9 of 29 documented flows found in log)</w:t>
-      </w:r>
-      <w:r>
-        <w:t xml:space="preserve"> </w:t>
-      </w:r>
-      <w:r>
-        <w:t xml:space="preserve">DF Recall: 50% (9 of 18 log flows found in documented model)</w:t>
-      </w:r>
-    </w:p>
-    <w:p>
-      <w:pPr>
-        <w:pStyle w:val="BodyText"/>
-      </w:pPr>
-      <w:r>
-        <w:t xml:space="preserve">Drift classification:</w:t>
-      </w:r>
-      <w:r>
-        <w:t xml:space="preserve"> </w:t>
-      </w:r>
-      <w:r>
-        <w:t xml:space="preserve">documented-not-enacted: 4 activities (in SOP, not in log)</w:t>
-      </w:r>
-      <w:r>
-        <w:t xml:space="preserve"> </w:t>
-      </w:r>
-      <w:r>
-        <w:t xml:space="preserve">enacted-not-documented: 2 activities (in log, not in SOP)</w:t>
-      </w:r>
-      <w:r>
-        <w:t xml:space="preserve"> </w:t>
-      </w:r>
-      <w:r>
-        <w:t xml:space="preserve">sequence-mismatch: 3 flows (both present, different order)</w:t>
-      </w:r>
-    </w:p>
-    <w:p>
-      <w:pPr>
-        <w:pStyle w:val="BodyText"/>
-      </w:pPr>
-      <w:r>
-        <w:t xml:space="preserve">Root cause: vocabulary gap (</w:t>
-      </w:r>
-      <w:r>
-        <w:t xml:space="preserve">“Perform background screening”</w:t>
-      </w:r>
-      <w:r>
-        <w:t xml:space="preserve"> </w:t>
-      </w:r>
-      <w:r>
-        <w:t xml:space="preserve">≠</w:t>
-      </w:r>
-      <w:r>
-        <w:t xml:space="preserve"> </w:t>
-      </w:r>
-      <w:r>
-        <w:t xml:space="preserve">“Compliance Screening”</w:t>
-      </w:r>
-      <w:r>
-        <w:t xml:space="preserve">)</w:t>
-      </w:r>
-    </w:p>
-    <w:p>
-      <w:pPr>
-        <w:pStyle w:val="SourceCode"/>
-      </w:pPr>
-      <w:r>
-        <w:br/>
-      </w:r>
-      <w:r>
-        <w:rPr>
-          <w:rStyle w:val="VerbatimChar"/>
-        </w:rPr>
-        <w:t xml:space="preserve">*Figure A.3: Conformance drift report — vocabulary gap identified as dominant cause.*</w:t>
-      </w:r>
-      <w:r>
-        <w:br/>
-      </w:r>
-      <w:r>
-        <w:br/>
-      </w:r>
-      <w:r>
-        <w:rPr>
-          <w:rStyle w:val="VerbatimChar"/>
-        </w:rPr>
-        <w:t xml:space="preserve">---</w:t>
-      </w:r>
-      <w:r>
-        <w:br/>
-      </w:r>
-      <w:r>
-        <w:br/>
-      </w:r>
-      <w:r>
-        <w:rPr>
-          <w:rStyle w:val="VerbatimChar"/>
-        </w:rPr>
-        <w:t xml:space="preserve">## A.6 BPMN XML Sample (Invoice-to-Pay — Inductive Miner)</w:t>
-      </w:r>
-      <w:r>
-        <w:br/>
-      </w:r>
-      <w:r>
-        <w:br/>
-      </w:r>
-      <w:r>
-        <w:rPr>
-          <w:rStyle w:val="VerbatimChar"/>
-        </w:rPr>
-        <w:t xml:space="preserve">Figure A.6 shows a snippet of the BPMN 2.0 XML produced by the Inductive Miner (E6) for the invoice-to-pay synthetic log, demonstrating the complete DI (Diagram Interchange) layer.</w:t>
-      </w:r>
-      <w:r>
-        <w:br/>
-      </w:r>
-      <w:r>
-        <w:br/>
-      </w:r>
-      <w:r>
-        <w:rPr>
-          <w:rStyle w:val="VerbatimChar"/>
-        </w:rPr>
-        <w:t xml:space="preserve">*Generated file:* `outputs/im/invoice_ap_log_bpmn.bpmn`</w:t>
-      </w:r>
-      <w:r>
-        <w:br/>
-      </w:r>
-      <w:r>
-        <w:br/>
-      </w:r>
-      <w:r>
-        <w:rPr>
-          <w:rStyle w:val="VerbatimChar"/>
-        </w:rPr>
-        <w:t xml:space="preserve">```xml</w:t>
-      </w:r>
-      <w:r>
-        <w:br/>
-      </w:r>
-      <w:r>
-        <w:rPr>
-          <w:rStyle w:val="VerbatimChar"/>
-        </w:rPr>
-        <w:t xml:space="preserve">&lt;?xml version="1.0" encoding="UTF-8"?&gt;</w:t>
-      </w:r>
-      <w:r>
-        <w:br/>
-      </w:r>
-      <w:r>
-        <w:rPr>
-          <w:rStyle w:val="VerbatimChar"/>
-        </w:rPr>
-        <w:t xml:space="preserve">&lt;bpmn:definitions xmlns:bpmn="http://www.omg.org/spec/BPMN/20100524/MODEL"</w:t>
-      </w:r>
-      <w:r>
-        <w:br/>
-      </w:r>
-      <w:r>
-        <w:rPr>
-          <w:rStyle w:val="VerbatimChar"/>
-        </w:rPr>
-        <w:t xml:space="preserve">                  xmlns:bpmndi="http://www.omg.org/spec/BPMN/20100524/DI"</w:t>
-      </w:r>
-      <w:r>
-        <w:br/>
-      </w:r>
-      <w:r>
-        <w:rPr>
-          <w:rStyle w:val="VerbatimChar"/>
-        </w:rPr>
-        <w:t xml:space="preserve">                  xmlns:dc="http://www.omg.org/spec/DD/20100524/DC"</w:t>
-      </w:r>
-      <w:r>
-        <w:br/>
-      </w:r>
-      <w:r>
-        <w:rPr>
-          <w:rStyle w:val="VerbatimChar"/>
-        </w:rPr>
-        <w:t xml:space="preserve">                  id="Definitions_1" ...&gt;</w:t>
-      </w:r>
-      <w:r>
-        <w:br/>
-      </w:r>
-      <w:r>
-        <w:br/>
-      </w:r>
-      <w:r>
-        <w:rPr>
-          <w:rStyle w:val="VerbatimChar"/>
-        </w:rPr>
-        <w:t xml:space="preserve">  &lt;bpmn:process id="Process_1" isExecutable="true"&gt;</w:t>
-      </w:r>
-      <w:r>
-        <w:br/>
-      </w:r>
-      <w:r>
-        <w:rPr>
-          <w:rStyle w:val="VerbatimChar"/>
-        </w:rPr>
-        <w:t xml:space="preserve">    &lt;!-- Start event --&gt;</w:t>
-      </w:r>
-      <w:r>
-        <w:br/>
-      </w:r>
-      <w:r>
-        <w:rPr>
-          <w:rStyle w:val="VerbatimChar"/>
-        </w:rPr>
-        <w:t xml:space="preserve">    &lt;bpmn:startEvent id="StartEvent_1" name="Start"&gt;</w:t>
-      </w:r>
-      <w:r>
-        <w:br/>
-      </w:r>
-      <w:r>
-        <w:rPr>
-          <w:rStyle w:val="VerbatimChar"/>
-        </w:rPr>
-        <w:t xml:space="preserve">      &lt;bpmn:outgoing&gt;Flow_1&lt;/bpmn:outgoing&gt;</w:t>
-      </w:r>
-      <w:r>
-        <w:br/>
-      </w:r>
-      <w:r>
-        <w:rPr>
-          <w:rStyle w:val="VerbatimChar"/>
-        </w:rPr>
-        <w:t xml:space="preserve">    &lt;/bpmn:startEvent&gt;</w:t>
-      </w:r>
-      <w:r>
-        <w:br/>
-      </w:r>
-      <w:r>
-        <w:br/>
-      </w:r>
-      <w:r>
-        <w:rPr>
-          <w:rStyle w:val="VerbatimChar"/>
-        </w:rPr>
-        <w:t xml:space="preserve">    &lt;!-- Tasks (typed: userTask / serviceTask) --&gt;</w:t>
-      </w:r>
-      <w:r>
-        <w:br/>
-      </w:r>
-      <w:r>
-        <w:rPr>
-          <w:rStyle w:val="VerbatimChar"/>
-        </w:rPr>
-        <w:t xml:space="preserve">    &lt;bpmn:userTask id="Activity_ReceiveInvoice" name="Receive and log invoice"&gt;</w:t>
-      </w:r>
-      <w:r>
-        <w:br/>
-      </w:r>
-      <w:r>
-        <w:rPr>
-          <w:rStyle w:val="VerbatimChar"/>
-        </w:rPr>
-        <w:t xml:space="preserve">      &lt;bpmn:documentation&gt;Source: Inductive Miner E6 | Variant freq: 98/150&lt;/bpmn:documentation&gt;</w:t>
-      </w:r>
-      <w:r>
-        <w:br/>
-      </w:r>
-      <w:r>
-        <w:rPr>
-          <w:rStyle w:val="VerbatimChar"/>
-        </w:rPr>
-        <w:t xml:space="preserve">      &lt;bpmn:incoming&gt;Flow_1&lt;/bpmn:incoming&gt;</w:t>
-      </w:r>
-      <w:r>
-        <w:br/>
-      </w:r>
-      <w:r>
-        <w:rPr>
-          <w:rStyle w:val="VerbatimChar"/>
-        </w:rPr>
-        <w:t xml:space="preserve">      &lt;bpmn:outgoing&gt;Flow_2&lt;/bpmn:outgoing&gt;</w:t>
-      </w:r>
-      <w:r>
-        <w:br/>
-      </w:r>
-      <w:r>
-        <w:rPr>
-          <w:rStyle w:val="VerbatimChar"/>
-        </w:rPr>
-        <w:t xml:space="preserve">    &lt;/bpmn:userTask&gt;</w:t>
-      </w:r>
-      <w:r>
-        <w:br/>
-      </w:r>
-      <w:r>
-        <w:br/>
-      </w:r>
-      <w:r>
-        <w:rPr>
-          <w:rStyle w:val="VerbatimChar"/>
-        </w:rPr>
-        <w:t xml:space="preserve">    &lt;!-- XOR Gateway (data-based split) --&gt;</w:t>
-      </w:r>
-      <w:r>
-        <w:br/>
-      </w:r>
-      <w:r>
-        <w:rPr>
-          <w:rStyle w:val="VerbatimChar"/>
-        </w:rPr>
-        <w:t xml:space="preserve">    &lt;bpmn:exclusiveGateway id="Gateway_1" name="Valid?" gatewayDirection="Converging"&gt;</w:t>
-      </w:r>
-      <w:r>
-        <w:br/>
-      </w:r>
-      <w:r>
-        <w:rPr>
-          <w:rStyle w:val="VerbatimChar"/>
-        </w:rPr>
-        <w:t xml:space="preserve">      &lt;bpmn:incoming&gt;Flow_2&lt;/bpmn:incoming&gt;</w:t>
-      </w:r>
-      <w:r>
-        <w:br/>
-      </w:r>
-      <w:r>
-        <w:rPr>
-          <w:rStyle w:val="VerbatimChar"/>
-        </w:rPr>
-        <w:t xml:space="preserve">      &lt;bpmn:incoming&gt;Flow_8&lt;/bpmn:incoming&gt;</w:t>
-      </w:r>
-      <w:r>
-        <w:br/>
-      </w:r>
-      <w:r>
-        <w:rPr>
-          <w:rStyle w:val="VerbatimChar"/>
-        </w:rPr>
-        <w:t xml:space="preserve">      &lt;bpmn:outgoing&gt;Flow_3&lt;/bpmn:outgoing&gt;</w:t>
-      </w:r>
-      <w:r>
-        <w:br/>
-      </w:r>
-      <w:r>
-        <w:rPr>
-          <w:rStyle w:val="VerbatimChar"/>
-        </w:rPr>
-        <w:t xml:space="preserve">    &lt;/bpmn:exclusiveGateway&gt;</w:t>
-      </w:r>
-      <w:r>
-        <w:br/>
-      </w:r>
-      <w:r>
-        <w:br/>
-      </w:r>
-      <w:r>
-        <w:rPr>
-          <w:rStyle w:val="VerbatimChar"/>
-        </w:rPr>
-        <w:t xml:space="preserve">    &lt;!-- AND Gateway (parallel split) --&gt;</w:t>
-      </w:r>
-      <w:r>
-        <w:br/>
-      </w:r>
-      <w:r>
-        <w:rPr>
-          <w:rStyle w:val="VerbatimChar"/>
-        </w:rPr>
-        <w:t xml:space="preserve">    &lt;bpmn:parallelGateway id="Gateway_2" name="AP+Legal Review (parallel)"</w:t>
-      </w:r>
-      <w:r>
-        <w:br/>
-      </w:r>
-      <w:r>
-        <w:rPr>
-          <w:rStyle w:val="VerbatimChar"/>
-        </w:rPr>
-        <w:t xml:space="preserve">                          gatewayDirection="Diverging"&gt;</w:t>
-      </w:r>
-      <w:r>
-        <w:br/>
-      </w:r>
-      <w:r>
-        <w:rPr>
-          <w:rStyle w:val="VerbatimChar"/>
-        </w:rPr>
-        <w:t xml:space="preserve">      &lt;bpmn:incoming&gt;Flow_3&lt;/bpmn:incoming&gt;</w:t>
-      </w:r>
-      <w:r>
-        <w:br/>
-      </w:r>
-      <w:r>
-        <w:rPr>
-          <w:rStyle w:val="VerbatimChar"/>
-        </w:rPr>
-        <w:t xml:space="preserve">      &lt;bpmn:outgoing&gt;Flow_4&lt;/bpmn:outgoing&gt;</w:t>
-      </w:r>
-      <w:r>
-        <w:br/>
-      </w:r>
-      <w:r>
-        <w:rPr>
-          <w:rStyle w:val="VerbatimChar"/>
-        </w:rPr>
-        <w:t xml:space="preserve">      &lt;bpmn:outgoing&gt;Flow_5&lt;/bpmn:outgoing&gt;</w:t>
-      </w:r>
-      <w:r>
-        <w:br/>
-      </w:r>
-      <w:r>
-        <w:rPr>
-          <w:rStyle w:val="VerbatimChar"/>
-        </w:rPr>
-        <w:t xml:space="preserve">    &lt;/bpmn:parallelGateway&gt;</w:t>
-      </w:r>
-      <w:r>
-        <w:br/>
-      </w:r>
-      <w:r>
-        <w:br/>
-      </w:r>
-      <w:r>
-        <w:rPr>
-          <w:rStyle w:val="VerbatimChar"/>
-        </w:rPr>
-        <w:t xml:space="preserve">    &lt;!-- Complete DI: shapes with bounds, edges with waypoints --&gt;</w:t>
-      </w:r>
-      <w:r>
-        <w:br/>
-      </w:r>
-      <w:r>
-        <w:rPr>
-          <w:rStyle w:val="VerbatimChar"/>
-        </w:rPr>
-        <w:t xml:space="preserve">  &lt;/bpmn:process&gt;</w:t>
-      </w:r>
-      <w:r>
-        <w:br/>
-      </w:r>
-      <w:r>
-        <w:br/>
-      </w:r>
-      <w:r>
-        <w:rPr>
-          <w:rStyle w:val="VerbatimChar"/>
-        </w:rPr>
-        <w:t xml:space="preserve">  &lt;bpmndi:BPMNDiagram id="BPMNDiagram_1"&gt;</w:t>
-      </w:r>
-      <w:r>
-        <w:br/>
-      </w:r>
-      <w:r>
-        <w:rPr>
-          <w:rStyle w:val="VerbatimChar"/>
-        </w:rPr>
-        <w:t xml:space="preserve">    &lt;bpmndi:BPMNPlane id="BPMNPlane_1" bpmnElement="Process_1"&gt;</w:t>
-      </w:r>
-      <w:r>
-        <w:br/>
-      </w:r>
-      <w:r>
-        <w:rPr>
-          <w:rStyle w:val="VerbatimChar"/>
-        </w:rPr>
-        <w:t xml:space="preserve">      &lt;bpmndi:BPMNShape id="StartEvent_1_di" bpmnElement="StartEvent_1"&gt;</w:t>
-      </w:r>
-      <w:r>
-        <w:br/>
-      </w:r>
-      <w:r>
-        <w:rPr>
-          <w:rStyle w:val="VerbatimChar"/>
-        </w:rPr>
-        <w:t xml:space="preserve">        &lt;dc:Bounds x="100" y="100" width="36" height="36"/&gt;</w:t>
-      </w:r>
-      <w:r>
-        <w:br/>
-      </w:r>
-      <w:r>
-        <w:rPr>
-          <w:rStyle w:val="VerbatimChar"/>
-        </w:rPr>
-        <w:t xml:space="preserve">      &lt;/bpmndi:BPMNShape&gt;</w:t>
-      </w:r>
-      <w:r>
-        <w:br/>
-      </w:r>
-      <w:r>
-        <w:rPr>
-          <w:rStyle w:val="VerbatimChar"/>
-        </w:rPr>
-        <w:t xml:space="preserve">      &lt;!-- ... full DI for all nodes and edges ... --&gt;</w:t>
-      </w:r>
-      <w:r>
-        <w:br/>
-      </w:r>
-      <w:r>
-        <w:rPr>
-          <w:rStyle w:val="VerbatimChar"/>
-        </w:rPr>
-        <w:t xml:space="preserve">    &lt;/bpmndi:BPMNPlane&gt;</w:t>
-      </w:r>
-      <w:r>
-        <w:br/>
-      </w:r>
-      <w:r>
-        <w:rPr>
-          <w:rStyle w:val="VerbatimChar"/>
-        </w:rPr>
-        <w:t xml:space="preserve">  &lt;/bpmndi:BPMNDiagram&gt;</w:t>
-      </w:r>
-      <w:r>
-        <w:br/>
-      </w:r>
-      <w:r>
-        <w:rPr>
-          <w:rStyle w:val="VerbatimChar"/>
-        </w:rPr>
-        <w:t xml:space="preserve">&lt;/bpmn:definitions&gt;</w:t>
-      </w:r>
-    </w:p>
-    <w:p>
-      <w:pPr>
-        <w:pStyle w:val="FirstParagraph"/>
-      </w:pPr>
-      <w:r>
-        <w:rPr>
-          <w:i/>
-          <w:iCs/>
-        </w:rPr>
-        <w:t xml:space="preserve">Figure A.6: BPMN 2.0 XML excerpt — complete with DI layer (shapes, bounds, waypoints), verified to import into bpmn-js.</w:t>
+        <w:t xml:space="preserve">.bpmn</w:t>
+      </w:r>
+      <w:r>
+        <w:t xml:space="preserve"> </w:t>
+      </w:r>
+      <w:r>
+        <w:t xml:space="preserve">files pass the structural validator and are verified to import into bpmn-js (Camunda Modeler) without errors.</w:t>
       </w:r>
     </w:p>
     <w:p>
@@ -15302,22 +13052,14 @@
         </w:pict>
       </w:r>
     </w:p>
-    <w:bookmarkStart w:id="132" w:name="a.7-test-suite-evidence"/>
+    <w:bookmarkEnd w:id="127"/>
+    <w:bookmarkStart w:id="130" w:name="X723a0211cc5b796b20cb2879ca438e0b73a20d9"/>
     <w:p>
       <w:pPr>
         <w:pStyle w:val="Heading2"/>
       </w:pPr>
       <w:r>
-        <w:rPr>
-          <w:rStyle w:val="SectionNumber"/>
-        </w:rPr>
-        <w:t xml:space="preserve">10.1</w:t>
-      </w:r>
-      <w:r>
-        <w:tab/>
-      </w:r>
-      <w:r>
-        <w:t xml:space="preserve">A.7 Test Suite Evidence</w:t>
+        <w:t xml:space="preserve">A.2 HTML Analyst Report (Vendor Onboarding)</w:t>
       </w:r>
     </w:p>
     <w:p>
@@ -15325,189 +13067,28 @@
         <w:pStyle w:val="FirstParagraph"/>
       </w:pPr>
       <w:r>
-        <w:t xml:space="preserve">All pipeline components have automated test coverage. The full test suite (162 tests) passes deterministically, providing evidence of system reliability.</w:t>
-      </w:r>
-    </w:p>
-    <w:p>
-      <w:pPr>
-        <w:pStyle w:val="SourceCode"/>
-      </w:pPr>
-      <w:r>
-        <w:rPr>
-          <w:rStyle w:val="VerbatimChar"/>
-        </w:rPr>
-        <w:t xml:space="preserve">$ python -m pytest tests/</w:t>
-      </w:r>
-      <w:r>
-        <w:br/>
-      </w:r>
-      <w:r>
-        <w:rPr>
-          <w:rStyle w:val="VerbatimChar"/>
-        </w:rPr>
-        <w:t xml:space="preserve">============================= test session starts ==============================</w:t>
-      </w:r>
-      <w:r>
-        <w:br/>
-      </w:r>
-      <w:r>
-        <w:rPr>
-          <w:rStyle w:val="VerbatimChar"/>
-        </w:rPr>
-        <w:t xml:space="preserve">platform darwin -- Python 3.11.15, pytest-9.1.1, pluggy-1.6.0</w:t>
-      </w:r>
-      <w:r>
-        <w:br/>
-      </w:r>
-      <w:r>
-        <w:rPr>
-          <w:rStyle w:val="VerbatimChar"/>
-        </w:rPr>
-        <w:t xml:space="preserve">collected 162 items</w:t>
-      </w:r>
-      <w:r>
-        <w:br/>
-      </w:r>
-      <w:r>
-        <w:br/>
-      </w:r>
-      <w:r>
-        <w:rPr>
-          <w:rStyle w:val="VerbatimChar"/>
-        </w:rPr>
-        <w:t xml:space="preserve">tests/test_bpmn_builder.py ..............                                [  8%]</w:t>
-      </w:r>
-      <w:r>
-        <w:br/>
-      </w:r>
-      <w:r>
-        <w:rPr>
-          <w:rStyle w:val="VerbatimChar"/>
-        </w:rPr>
-        <w:t xml:space="preserve">tests/test_conformance.py .......                                        [ 12%]</w:t>
-      </w:r>
-      <w:r>
-        <w:br/>
-      </w:r>
-      <w:r>
-        <w:rPr>
-          <w:rStyle w:val="VerbatimChar"/>
-        </w:rPr>
-        <w:t xml:space="preserve">tests/test_exports.py ...........                                        [ 19%]</w:t>
-      </w:r>
-      <w:r>
-        <w:br/>
-      </w:r>
-      <w:r>
-        <w:rPr>
-          <w:rStyle w:val="VerbatimChar"/>
-        </w:rPr>
-        <w:t xml:space="preserve">tests/test_graph_and_cli.py ....................                         [ 32%]</w:t>
-      </w:r>
-      <w:r>
-        <w:br/>
-      </w:r>
-      <w:r>
-        <w:rPr>
-          <w:rStyle w:val="VerbatimChar"/>
-        </w:rPr>
-        <w:t xml:space="preserve">tests/test_inductive.py ......................                           [ 45%]</w:t>
-      </w:r>
-      <w:r>
-        <w:br/>
-      </w:r>
-      <w:r>
-        <w:rPr>
-          <w:rStyle w:val="VerbatimChar"/>
-        </w:rPr>
-        <w:t xml:space="preserve">tests/test_ingestion.py ........                                         [ 50%]</w:t>
-      </w:r>
-      <w:r>
-        <w:br/>
-      </w:r>
-      <w:r>
-        <w:rPr>
-          <w:rStyle w:val="VerbatimChar"/>
-        </w:rPr>
-        <w:t xml:space="preserve">tests/test_llm_and_eval.py ..............                                [ 59%]</w:t>
-      </w:r>
-      <w:r>
-        <w:br/>
-      </w:r>
-      <w:r>
-        <w:rPr>
-          <w:rStyle w:val="VerbatimChar"/>
-        </w:rPr>
-        <w:t xml:space="preserve">tests/test_mining.py ...........                                         [ 66%]</w:t>
-      </w:r>
-      <w:r>
-        <w:br/>
-      </w:r>
-      <w:r>
-        <w:rPr>
-          <w:rStyle w:val="VerbatimChar"/>
-        </w:rPr>
-        <w:t xml:space="preserve">tests/test_models.py ................                                    [ 75%]</w:t>
-      </w:r>
-      <w:r>
-        <w:br/>
-      </w:r>
-      <w:r>
-        <w:rPr>
-          <w:rStyle w:val="VerbatimChar"/>
-        </w:rPr>
-        <w:t xml:space="preserve">tests/test_offline_parser.py ...........                                 [ 82%]</w:t>
-      </w:r>
-      <w:r>
-        <w:br/>
-      </w:r>
-      <w:r>
-        <w:rPr>
-          <w:rStyle w:val="VerbatimChar"/>
-        </w:rPr>
-        <w:t xml:space="preserve">tests/test_optimizer.py ...........                                      [ 89%]</w:t>
-      </w:r>
-      <w:r>
-        <w:br/>
-      </w:r>
-      <w:r>
-        <w:rPr>
-          <w:rStyle w:val="VerbatimChar"/>
-        </w:rPr>
-        <w:t xml:space="preserve">tests/test_validation.py .........                                       [ 95%]</w:t>
-      </w:r>
-      <w:r>
-        <w:br/>
-      </w:r>
-      <w:r>
-        <w:rPr>
-          <w:rStyle w:val="VerbatimChar"/>
-        </w:rPr>
-        <w:t xml:space="preserve">tests/test_xes.py ........                                               [100%]</w:t>
-      </w:r>
-      <w:r>
-        <w:br/>
-      </w:r>
-      <w:r>
-        <w:br/>
-      </w:r>
-      <w:r>
-        <w:rPr>
-          <w:rStyle w:val="VerbatimChar"/>
-        </w:rPr>
-        <w:t xml:space="preserve">============================= 162 passed in 1.39s ==============================</w:t>
-      </w:r>
-    </w:p>
-    <w:p>
-      <w:pPr>
-        <w:pStyle w:val="FirstParagraph"/>
+        <w:t xml:space="preserve">Figure A.2 shows the self-contained HTML analyst report generated for the vendor onboarding SOP. The report includes metric cards, the As-Is/To-Be diagrams, findings tables, bottleneck rankings, and conformance information.</w:t>
+      </w:r>
+    </w:p>
+    <w:p>
+      <w:pPr>
+        <w:pStyle w:val="BodyText"/>
       </w:pPr>
       <w:r>
         <w:rPr>
           <w:i/>
           <w:iCs/>
         </w:rPr>
-        <w:t xml:space="preserve">Figure A.7: Real test suite output (above) and rendered screenshot (below) — 162 tests across 13 test modules, all passing, deterministic.</w:t>
+        <w:t xml:space="preserve">Generated file:</w:t>
+      </w:r>
+      <w:r>
+        <w:t xml:space="preserve"> </w:t>
+      </w:r>
+      <w:r>
+        <w:rPr>
+          <w:rStyle w:val="VerbatimChar"/>
+        </w:rPr>
+        <w:t xml:space="preserve">outputs/demo/vendor_onboarding_sop_report.html</w:t>
       </w:r>
     </w:p>
     <w:p>
@@ -15517,20 +13098,4586 @@
       <w:r>
         <w:drawing>
           <wp:inline>
-            <wp:extent cx="4000500" cy="1461052"/>
+            <wp:extent cx="5334000" cy="10001250"/>
             <wp:effectExtent b="0" l="0" r="0" t="0"/>
-            <wp:docPr descr="Figure A.7: actual pytest run of the ProcessMind suite — 162 passed." title="" id="130" name="Picture"/>
+            <wp:docPr descr="Figure A.2: Self-contained HTML analyst report generated by the pipeline for the vendor onboarding SOP — metric cards, embedded As-Is BPMN diagram, and bottleneck findings table. Rendered from outputs/demo/vendor_onboarding_sop_report.html." title="" id="128" name="Picture"/>
             <a:graphic>
               <a:graphicData uri="http://schemas.openxmlformats.org/drawingml/2006/picture">
                 <pic:pic>
                   <pic:nvPicPr>
-                    <pic:cNvPr descr="figures/test_suite.png" id="131" name="Picture"/>
+                    <pic:cNvPr descr="figures/html_analyst_report.png" id="129" name="Picture"/>
                     <pic:cNvPicPr>
                       <a:picLocks noChangeArrowheads="1" noChangeAspect="1"/>
                     </pic:cNvPicPr>
                   </pic:nvPicPr>
                   <pic:blipFill>
-                    <a:blip r:embed="rId129"/>
+                    <a:blip r:embed="rId92"/>
+                    <a:stretch>
+                      <a:fillRect/>
+                    </a:stretch>
+                  </pic:blipFill>
+                  <pic:spPr bwMode="auto">
+                    <a:xfrm>
+                      <a:off x="0" y="0"/>
+                      <a:ext cx="5334000" cy="10001250"/>
+                    </a:xfrm>
+                    <a:prstGeom prst="rect">
+                      <a:avLst/>
+                    </a:prstGeom>
+                    <a:noFill/>
+                    <a:ln w="9525">
+                      <a:noFill/>
+                      <a:headEnd/>
+                      <a:tailEnd/>
+                    </a:ln>
+                  </pic:spPr>
+                </pic:pic>
+              </a:graphicData>
+            </a:graphic>
+          </wp:inline>
+        </w:drawing>
+      </w:r>
+    </w:p>
+    <w:p>
+      <w:pPr>
+        <w:pStyle w:val="ImageCaption"/>
+      </w:pPr>
+      <w:r>
+        <w:t xml:space="preserve">Figure A.2: Self-contained HTML analyst report generated by the pipeline for the vendor onboarding SOP — metric cards, embedded As-Is BPMN diagram, and bottleneck findings table. Rendered from</w:t>
+      </w:r>
+      <w:r>
+        <w:t xml:space="preserve"> </w:t>
+      </w:r>
+      <w:r>
+        <w:rPr>
+          <w:rStyle w:val="VerbatimChar"/>
+        </w:rPr>
+        <w:t xml:space="preserve">outputs/demo/vendor_onboarding_sop_report.html</w:t>
+      </w:r>
+      <w:r>
+        <w:t xml:space="preserve">.</w:t>
+      </w:r>
+    </w:p>
+    <w:p>
+      <w:r>
+        <w:pict>
+          <v:rect style="width:0;height:1.5pt" o:hralign="center" o:hrstd="t" o:hr="t"/>
+        </w:pict>
+      </w:r>
+    </w:p>
+    <w:bookmarkEnd w:id="130"/>
+    <w:bookmarkStart w:id="131" w:name="X53235ff0edab9afa75104b30e3ad029eae1da9f"/>
+    <w:p>
+      <w:pPr>
+        <w:pStyle w:val="Heading2"/>
+      </w:pPr>
+      <w:r>
+        <w:t xml:space="preserve">A.3 Research Evaluation: Extraction Results (RQ1, RQ2, RQ3)</w:t>
+      </w:r>
+    </w:p>
+    <w:p>
+      <w:pPr>
+        <w:pStyle w:val="FirstParagraph"/>
+      </w:pPr>
+      <w:r>
+        <w:t xml:space="preserve">Table A.1 presents the complete extraction quality results for all four SOPs, all three extractor configurations (E1 rule parser, E2 LLM single-shot, E3 LLM self-correction). These are the actual measured values from running</w:t>
+      </w:r>
+      <w:r>
+        <w:t xml:space="preserve"> </w:t>
+      </w:r>
+      <w:r>
+        <w:rPr>
+          <w:rStyle w:val="VerbatimChar"/>
+        </w:rPr>
+        <w:t xml:space="preserve">python -m process_miner.cli research-eval</w:t>
+      </w:r>
+      <w:r>
+        <w:t xml:space="preserve"> </w:t>
+      </w:r>
+      <w:r>
+        <w:t xml:space="preserve">with OpenRouter</w:t>
+      </w:r>
+      <w:r>
+        <w:t xml:space="preserve"> </w:t>
+      </w:r>
+      <w:r>
+        <w:rPr>
+          <w:rStyle w:val="VerbatimChar"/>
+        </w:rPr>
+        <w:t xml:space="preserve">qwen/qwen3-8b</w:t>
+      </w:r>
+      <w:r>
+        <w:t xml:space="preserve">.</w:t>
+      </w:r>
+    </w:p>
+    <w:p>
+      <w:pPr>
+        <w:pStyle w:val="BodyText"/>
+      </w:pPr>
+      <w:r>
+        <w:rPr>
+          <w:i/>
+          <w:iCs/>
+        </w:rPr>
+        <w:t xml:space="preserve">Generated file:</w:t>
+      </w:r>
+      <w:r>
+        <w:t xml:space="preserve"> </w:t>
+      </w:r>
+      <w:r>
+        <w:rPr>
+          <w:rStyle w:val="VerbatimChar"/>
+        </w:rPr>
+        <w:t xml:space="preserve">outputs/llm_comparison.json</w:t>
+      </w:r>
+    </w:p>
+    <w:p>
+      <w:pPr>
+        <w:pStyle w:val="BodyText"/>
+      </w:pPr>
+      <w:r>
+        <w:rPr>
+          <w:b/>
+          <w:bCs/>
+        </w:rPr>
+        <w:t xml:space="preserve">Table A.1: Extraction Quality — E1 vs E2 vs E3 vs Gold Annotations</w:t>
+      </w:r>
+    </w:p>
+    <w:tbl>
+      <w:tblPr>
+        <w:tblStyle w:val="Table"/>
+        <w:tblW w:type="pct" w:w="5000"/>
+        <w:tblLayout w:type="fixed"/>
+        <w:tblLook w:firstRow="1" w:lastRow="0" w:firstColumn="0" w:lastColumn="0" w:noHBand="0" w:noVBand="0" w:val="0020"/>
+      </w:tblPr>
+      <w:tblGrid>
+        <w:gridCol w:w="879"/>
+        <w:gridCol w:w="879"/>
+        <w:gridCol w:w="879"/>
+        <w:gridCol w:w="879"/>
+        <w:gridCol w:w="879"/>
+        <w:gridCol w:w="879"/>
+        <w:gridCol w:w="879"/>
+        <w:gridCol w:w="879"/>
+        <w:gridCol w:w="879"/>
+      </w:tblGrid>
+      <w:tr>
+        <w:trPr>
+          <w:tblHeader w:val="on"/>
+        </w:trPr>
+        <w:tc>
+          <w:tcPr/>
+          <w:p>
+            <w:pPr>
+              <w:pStyle w:val="Compact"/>
+            </w:pPr>
+            <w:r>
+              <w:t xml:space="preserve">Document</w:t>
+            </w:r>
+          </w:p>
+        </w:tc>
+        <w:tc>
+          <w:tcPr/>
+          <w:p>
+            <w:pPr>
+              <w:pStyle w:val="Compact"/>
+            </w:pPr>
+            <w:r>
+              <w:t xml:space="preserve">Config</w:t>
+            </w:r>
+          </w:p>
+        </w:tc>
+        <w:tc>
+          <w:tcPr/>
+          <w:p>
+            <w:pPr>
+              <w:pStyle w:val="Compact"/>
+            </w:pPr>
+            <w:r>
+              <w:t xml:space="preserve">Task P</w:t>
+            </w:r>
+          </w:p>
+        </w:tc>
+        <w:tc>
+          <w:tcPr/>
+          <w:p>
+            <w:pPr>
+              <w:pStyle w:val="Compact"/>
+            </w:pPr>
+            <w:r>
+              <w:t xml:space="preserve">Task R</w:t>
+            </w:r>
+          </w:p>
+        </w:tc>
+        <w:tc>
+          <w:tcPr/>
+          <w:p>
+            <w:pPr>
+              <w:pStyle w:val="Compact"/>
+            </w:pPr>
+            <w:r>
+              <w:t xml:space="preserve">Task F1</w:t>
+            </w:r>
+          </w:p>
+        </w:tc>
+        <w:tc>
+          <w:tcPr/>
+          <w:p>
+            <w:pPr>
+              <w:pStyle w:val="Compact"/>
+            </w:pPr>
+            <w:r>
+              <w:t xml:space="preserve">Actor F1</w:t>
+            </w:r>
+          </w:p>
+        </w:tc>
+        <w:tc>
+          <w:tcPr/>
+          <w:p>
+            <w:pPr>
+              <w:pStyle w:val="Compact"/>
+            </w:pPr>
+            <w:r>
+              <w:t xml:space="preserve">GW Err</w:t>
+            </w:r>
+          </w:p>
+        </w:tc>
+        <w:tc>
+          <w:tcPr/>
+          <w:p>
+            <w:pPr>
+              <w:pStyle w:val="Compact"/>
+            </w:pPr>
+            <w:r>
+              <w:t xml:space="preserve">Rework Err</w:t>
+            </w:r>
+          </w:p>
+        </w:tc>
+        <w:tc>
+          <w:tcPr/>
+          <w:p>
+            <w:pPr>
+              <w:pStyle w:val="Compact"/>
+            </w:pPr>
+            <w:r>
+              <w:t xml:space="preserve">Time (s)</w:t>
+            </w:r>
+          </w:p>
+        </w:tc>
+      </w:tr>
+      <w:tr>
+        <w:tc>
+          <w:tcPr/>
+          <w:p>
+            <w:pPr>
+              <w:pStyle w:val="Compact"/>
+            </w:pPr>
+            <w:r>
+              <w:t xml:space="preserve">Vendor Onboarding</w:t>
+            </w:r>
+          </w:p>
+        </w:tc>
+        <w:tc>
+          <w:tcPr/>
+          <w:p>
+            <w:pPr>
+              <w:pStyle w:val="Compact"/>
+            </w:pPr>
+            <w:r>
+              <w:t xml:space="preserve">E1 (rule)</w:t>
+            </w:r>
+          </w:p>
+        </w:tc>
+        <w:tc>
+          <w:tcPr/>
+          <w:p>
+            <w:pPr>
+              <w:pStyle w:val="Compact"/>
+            </w:pPr>
+            <w:r>
+              <w:t xml:space="preserve">1.00</w:t>
+            </w:r>
+          </w:p>
+        </w:tc>
+        <w:tc>
+          <w:tcPr/>
+          <w:p>
+            <w:pPr>
+              <w:pStyle w:val="Compact"/>
+            </w:pPr>
+            <w:r>
+              <w:t xml:space="preserve">1.00</w:t>
+            </w:r>
+          </w:p>
+        </w:tc>
+        <w:tc>
+          <w:tcPr/>
+          <w:p>
+            <w:pPr>
+              <w:pStyle w:val="Compact"/>
+            </w:pPr>
+            <w:r>
+              <w:rPr>
+                <w:b/>
+                <w:bCs/>
+              </w:rPr>
+              <w:t xml:space="preserve">1.00</w:t>
+            </w:r>
+          </w:p>
+        </w:tc>
+        <w:tc>
+          <w:tcPr/>
+          <w:p>
+            <w:pPr>
+              <w:pStyle w:val="Compact"/>
+            </w:pPr>
+            <w:r>
+              <w:t xml:space="preserve">1.00</w:t>
+            </w:r>
+          </w:p>
+        </w:tc>
+        <w:tc>
+          <w:tcPr/>
+          <w:p>
+            <w:pPr>
+              <w:pStyle w:val="Compact"/>
+            </w:pPr>
+            <w:r>
+              <w:t xml:space="preserve">0</w:t>
+            </w:r>
+          </w:p>
+        </w:tc>
+        <w:tc>
+          <w:tcPr/>
+          <w:p>
+            <w:pPr>
+              <w:pStyle w:val="Compact"/>
+            </w:pPr>
+            <w:r>
+              <w:t xml:space="preserve">0</w:t>
+            </w:r>
+          </w:p>
+        </w:tc>
+        <w:tc>
+          <w:tcPr/>
+          <w:p>
+            <w:pPr>
+              <w:pStyle w:val="Compact"/>
+            </w:pPr>
+            <w:r>
+              <w:t xml:space="preserve">0.0</w:t>
+            </w:r>
+          </w:p>
+        </w:tc>
+      </w:tr>
+      <w:tr>
+        <w:tc>
+          <w:tcPr/>
+          <w:p>
+            <w:pPr>
+              <w:pStyle w:val="Compact"/>
+            </w:pPr>
+          </w:p>
+        </w:tc>
+        <w:tc>
+          <w:tcPr/>
+          <w:p>
+            <w:pPr>
+              <w:pStyle w:val="Compact"/>
+            </w:pPr>
+            <w:r>
+              <w:t xml:space="preserve">E2 (LLM 1-shot)</w:t>
+            </w:r>
+          </w:p>
+        </w:tc>
+        <w:tc>
+          <w:tcPr/>
+          <w:p>
+            <w:pPr>
+              <w:pStyle w:val="Compact"/>
+            </w:pPr>
+            <w:r>
+              <w:t xml:space="preserve">1.00</w:t>
+            </w:r>
+          </w:p>
+        </w:tc>
+        <w:tc>
+          <w:tcPr/>
+          <w:p>
+            <w:pPr>
+              <w:pStyle w:val="Compact"/>
+            </w:pPr>
+            <w:r>
+              <w:t xml:space="preserve">0.77</w:t>
+            </w:r>
+          </w:p>
+        </w:tc>
+        <w:tc>
+          <w:tcPr/>
+          <w:p>
+            <w:pPr>
+              <w:pStyle w:val="Compact"/>
+            </w:pPr>
+            <w:r>
+              <w:t xml:space="preserve">0.87</w:t>
+            </w:r>
+          </w:p>
+        </w:tc>
+        <w:tc>
+          <w:tcPr/>
+          <w:p>
+            <w:pPr>
+              <w:pStyle w:val="Compact"/>
+            </w:pPr>
+            <w:r>
+              <w:t xml:space="preserve">1.00</w:t>
+            </w:r>
+          </w:p>
+        </w:tc>
+        <w:tc>
+          <w:tcPr/>
+          <w:p>
+            <w:pPr>
+              <w:pStyle w:val="Compact"/>
+            </w:pPr>
+            <w:r>
+              <w:t xml:space="preserve">2</w:t>
+            </w:r>
+          </w:p>
+        </w:tc>
+        <w:tc>
+          <w:tcPr/>
+          <w:p>
+            <w:pPr>
+              <w:pStyle w:val="Compact"/>
+            </w:pPr>
+            <w:r>
+              <w:t xml:space="preserve">1</w:t>
+            </w:r>
+          </w:p>
+        </w:tc>
+        <w:tc>
+          <w:tcPr/>
+          <w:p>
+            <w:pPr>
+              <w:pStyle w:val="Compact"/>
+            </w:pPr>
+            <w:r>
+              <w:t xml:space="preserve">103.4</w:t>
+            </w:r>
+          </w:p>
+        </w:tc>
+      </w:tr>
+      <w:tr>
+        <w:tc>
+          <w:tcPr/>
+          <w:p>
+            <w:pPr>
+              <w:pStyle w:val="Compact"/>
+            </w:pPr>
+          </w:p>
+        </w:tc>
+        <w:tc>
+          <w:tcPr/>
+          <w:p>
+            <w:pPr>
+              <w:pStyle w:val="Compact"/>
+            </w:pPr>
+            <w:r>
+              <w:t xml:space="preserve">E3 (LLM retry)</w:t>
+            </w:r>
+          </w:p>
+        </w:tc>
+        <w:tc>
+          <w:tcPr/>
+          <w:p>
+            <w:pPr>
+              <w:pStyle w:val="Compact"/>
+            </w:pPr>
+            <w:r>
+              <w:t xml:space="preserve">1.00</w:t>
+            </w:r>
+          </w:p>
+        </w:tc>
+        <w:tc>
+          <w:tcPr/>
+          <w:p>
+            <w:pPr>
+              <w:pStyle w:val="Compact"/>
+            </w:pPr>
+            <w:r>
+              <w:t xml:space="preserve">1.00</w:t>
+            </w:r>
+          </w:p>
+        </w:tc>
+        <w:tc>
+          <w:tcPr/>
+          <w:p>
+            <w:pPr>
+              <w:pStyle w:val="Compact"/>
+            </w:pPr>
+            <w:r>
+              <w:rPr>
+                <w:b/>
+                <w:bCs/>
+              </w:rPr>
+              <w:t xml:space="preserve">1.00</w:t>
+            </w:r>
+            <w:r>
+              <w:t xml:space="preserve"> </w:t>
+            </w:r>
+            <w:r>
+              <w:t xml:space="preserve">✓</w:t>
+            </w:r>
+          </w:p>
+        </w:tc>
+        <w:tc>
+          <w:tcPr/>
+          <w:p>
+            <w:pPr>
+              <w:pStyle w:val="Compact"/>
+            </w:pPr>
+            <w:r>
+              <w:t xml:space="preserve">1.00</w:t>
+            </w:r>
+          </w:p>
+        </w:tc>
+        <w:tc>
+          <w:tcPr/>
+          <w:p>
+            <w:pPr>
+              <w:pStyle w:val="Compact"/>
+            </w:pPr>
+            <w:r>
+              <w:t xml:space="preserve">0</w:t>
+            </w:r>
+          </w:p>
+        </w:tc>
+        <w:tc>
+          <w:tcPr/>
+          <w:p>
+            <w:pPr>
+              <w:pStyle w:val="Compact"/>
+            </w:pPr>
+            <w:r>
+              <w:t xml:space="preserve">0</w:t>
+            </w:r>
+          </w:p>
+        </w:tc>
+        <w:tc>
+          <w:tcPr/>
+          <w:p>
+            <w:pPr>
+              <w:pStyle w:val="Compact"/>
+            </w:pPr>
+            <w:r>
+              <w:t xml:space="preserve">123.0</w:t>
+            </w:r>
+          </w:p>
+        </w:tc>
+      </w:tr>
+      <w:tr>
+        <w:tc>
+          <w:tcPr/>
+          <w:p>
+            <w:pPr>
+              <w:pStyle w:val="Compact"/>
+            </w:pPr>
+            <w:r>
+              <w:t xml:space="preserve">IT Incident Mgmt</w:t>
+            </w:r>
+          </w:p>
+        </w:tc>
+        <w:tc>
+          <w:tcPr/>
+          <w:p>
+            <w:pPr>
+              <w:pStyle w:val="Compact"/>
+            </w:pPr>
+            <w:r>
+              <w:t xml:space="preserve">E1 (rule)</w:t>
+            </w:r>
+          </w:p>
+        </w:tc>
+        <w:tc>
+          <w:tcPr/>
+          <w:p>
+            <w:pPr>
+              <w:pStyle w:val="Compact"/>
+            </w:pPr>
+            <w:r>
+              <w:t xml:space="preserve">1.00</w:t>
+            </w:r>
+          </w:p>
+        </w:tc>
+        <w:tc>
+          <w:tcPr/>
+          <w:p>
+            <w:pPr>
+              <w:pStyle w:val="Compact"/>
+            </w:pPr>
+            <w:r>
+              <w:t xml:space="preserve">1.00</w:t>
+            </w:r>
+          </w:p>
+        </w:tc>
+        <w:tc>
+          <w:tcPr/>
+          <w:p>
+            <w:pPr>
+              <w:pStyle w:val="Compact"/>
+            </w:pPr>
+            <w:r>
+              <w:rPr>
+                <w:b/>
+                <w:bCs/>
+              </w:rPr>
+              <w:t xml:space="preserve">1.00</w:t>
+            </w:r>
+          </w:p>
+        </w:tc>
+        <w:tc>
+          <w:tcPr/>
+          <w:p>
+            <w:pPr>
+              <w:pStyle w:val="Compact"/>
+            </w:pPr>
+            <w:r>
+              <w:t xml:space="preserve">1.00</w:t>
+            </w:r>
+          </w:p>
+        </w:tc>
+        <w:tc>
+          <w:tcPr/>
+          <w:p>
+            <w:pPr>
+              <w:pStyle w:val="Compact"/>
+            </w:pPr>
+            <w:r>
+              <w:t xml:space="preserve">0</w:t>
+            </w:r>
+          </w:p>
+        </w:tc>
+        <w:tc>
+          <w:tcPr/>
+          <w:p>
+            <w:pPr>
+              <w:pStyle w:val="Compact"/>
+            </w:pPr>
+            <w:r>
+              <w:t xml:space="preserve">0</w:t>
+            </w:r>
+          </w:p>
+        </w:tc>
+        <w:tc>
+          <w:tcPr/>
+          <w:p>
+            <w:pPr>
+              <w:pStyle w:val="Compact"/>
+            </w:pPr>
+            <w:r>
+              <w:t xml:space="preserve">0.0</w:t>
+            </w:r>
+          </w:p>
+        </w:tc>
+      </w:tr>
+      <w:tr>
+        <w:tc>
+          <w:tcPr/>
+          <w:p>
+            <w:pPr>
+              <w:pStyle w:val="Compact"/>
+            </w:pPr>
+          </w:p>
+        </w:tc>
+        <w:tc>
+          <w:tcPr/>
+          <w:p>
+            <w:pPr>
+              <w:pStyle w:val="Compact"/>
+            </w:pPr>
+            <w:r>
+              <w:t xml:space="preserve">E2 (LLM 1-shot)</w:t>
+            </w:r>
+          </w:p>
+        </w:tc>
+        <w:tc>
+          <w:tcPr/>
+          <w:p>
+            <w:pPr>
+              <w:pStyle w:val="Compact"/>
+            </w:pPr>
+            <w:r>
+              <w:t xml:space="preserve">0.91</w:t>
+            </w:r>
+          </w:p>
+        </w:tc>
+        <w:tc>
+          <w:tcPr/>
+          <w:p>
+            <w:pPr>
+              <w:pStyle w:val="Compact"/>
+            </w:pPr>
+            <w:r>
+              <w:t xml:space="preserve">0.67</w:t>
+            </w:r>
+          </w:p>
+        </w:tc>
+        <w:tc>
+          <w:tcPr/>
+          <w:p>
+            <w:pPr>
+              <w:pStyle w:val="Compact"/>
+            </w:pPr>
+            <w:r>
+              <w:t xml:space="preserve">0.77</w:t>
+            </w:r>
+          </w:p>
+        </w:tc>
+        <w:tc>
+          <w:tcPr/>
+          <w:p>
+            <w:pPr>
+              <w:pStyle w:val="Compact"/>
+            </w:pPr>
+            <w:r>
+              <w:t xml:space="preserve">0.89</w:t>
+            </w:r>
+          </w:p>
+        </w:tc>
+        <w:tc>
+          <w:tcPr/>
+          <w:p>
+            <w:pPr>
+              <w:pStyle w:val="Compact"/>
+            </w:pPr>
+            <w:r>
+              <w:t xml:space="preserve">4</w:t>
+            </w:r>
+          </w:p>
+        </w:tc>
+        <w:tc>
+          <w:tcPr/>
+          <w:p>
+            <w:pPr>
+              <w:pStyle w:val="Compact"/>
+            </w:pPr>
+            <w:r>
+              <w:t xml:space="preserve">1</w:t>
+            </w:r>
+          </w:p>
+        </w:tc>
+        <w:tc>
+          <w:tcPr/>
+          <w:p>
+            <w:pPr>
+              <w:pStyle w:val="Compact"/>
+            </w:pPr>
+            <w:r>
+              <w:t xml:space="preserve">22.6</w:t>
+            </w:r>
+          </w:p>
+        </w:tc>
+      </w:tr>
+      <w:tr>
+        <w:tc>
+          <w:tcPr/>
+          <w:p>
+            <w:pPr>
+              <w:pStyle w:val="Compact"/>
+            </w:pPr>
+          </w:p>
+        </w:tc>
+        <w:tc>
+          <w:tcPr/>
+          <w:p>
+            <w:pPr>
+              <w:pStyle w:val="Compact"/>
+            </w:pPr>
+            <w:r>
+              <w:t xml:space="preserve">E3 (LLM retry)</w:t>
+            </w:r>
+          </w:p>
+        </w:tc>
+        <w:tc>
+          <w:tcPr/>
+          <w:p>
+            <w:pPr>
+              <w:pStyle w:val="Compact"/>
+            </w:pPr>
+            <w:r>
+              <w:t xml:space="preserve">0.85</w:t>
+            </w:r>
+          </w:p>
+        </w:tc>
+        <w:tc>
+          <w:tcPr/>
+          <w:p>
+            <w:pPr>
+              <w:pStyle w:val="Compact"/>
+            </w:pPr>
+            <w:r>
+              <w:t xml:space="preserve">0.73</w:t>
+            </w:r>
+          </w:p>
+        </w:tc>
+        <w:tc>
+          <w:tcPr/>
+          <w:p>
+            <w:pPr>
+              <w:pStyle w:val="Compact"/>
+            </w:pPr>
+            <w:r>
+              <w:t xml:space="preserve">0.79</w:t>
+            </w:r>
+          </w:p>
+        </w:tc>
+        <w:tc>
+          <w:tcPr/>
+          <w:p>
+            <w:pPr>
+              <w:pStyle w:val="Compact"/>
+            </w:pPr>
+            <w:r>
+              <w:t xml:space="preserve">1.00</w:t>
+            </w:r>
+          </w:p>
+        </w:tc>
+        <w:tc>
+          <w:tcPr/>
+          <w:p>
+            <w:pPr>
+              <w:pStyle w:val="Compact"/>
+            </w:pPr>
+            <w:r>
+              <w:t xml:space="preserve">4</w:t>
+            </w:r>
+          </w:p>
+        </w:tc>
+        <w:tc>
+          <w:tcPr/>
+          <w:p>
+            <w:pPr>
+              <w:pStyle w:val="Compact"/>
+            </w:pPr>
+            <w:r>
+              <w:t xml:space="preserve">1</w:t>
+            </w:r>
+          </w:p>
+        </w:tc>
+        <w:tc>
+          <w:tcPr/>
+          <w:p>
+            <w:pPr>
+              <w:pStyle w:val="Compact"/>
+            </w:pPr>
+            <w:r>
+              <w:t xml:space="preserve">25.0</w:t>
+            </w:r>
+          </w:p>
+        </w:tc>
+      </w:tr>
+      <w:tr>
+        <w:tc>
+          <w:tcPr/>
+          <w:p>
+            <w:pPr>
+              <w:pStyle w:val="Compact"/>
+            </w:pPr>
+            <w:r>
+              <w:t xml:space="preserve">Employee Leave</w:t>
+            </w:r>
+          </w:p>
+        </w:tc>
+        <w:tc>
+          <w:tcPr/>
+          <w:p>
+            <w:pPr>
+              <w:pStyle w:val="Compact"/>
+            </w:pPr>
+            <w:r>
+              <w:t xml:space="preserve">E1 (rule)</w:t>
+            </w:r>
+          </w:p>
+        </w:tc>
+        <w:tc>
+          <w:tcPr/>
+          <w:p>
+            <w:pPr>
+              <w:pStyle w:val="Compact"/>
+            </w:pPr>
+            <w:r>
+              <w:t xml:space="preserve">1.00</w:t>
+            </w:r>
+          </w:p>
+        </w:tc>
+        <w:tc>
+          <w:tcPr/>
+          <w:p>
+            <w:pPr>
+              <w:pStyle w:val="Compact"/>
+            </w:pPr>
+            <w:r>
+              <w:t xml:space="preserve">1.00</w:t>
+            </w:r>
+          </w:p>
+        </w:tc>
+        <w:tc>
+          <w:tcPr/>
+          <w:p>
+            <w:pPr>
+              <w:pStyle w:val="Compact"/>
+            </w:pPr>
+            <w:r>
+              <w:rPr>
+                <w:b/>
+                <w:bCs/>
+              </w:rPr>
+              <w:t xml:space="preserve">1.00</w:t>
+            </w:r>
+          </w:p>
+        </w:tc>
+        <w:tc>
+          <w:tcPr/>
+          <w:p>
+            <w:pPr>
+              <w:pStyle w:val="Compact"/>
+            </w:pPr>
+            <w:r>
+              <w:t xml:space="preserve">1.00</w:t>
+            </w:r>
+          </w:p>
+        </w:tc>
+        <w:tc>
+          <w:tcPr/>
+          <w:p>
+            <w:pPr>
+              <w:pStyle w:val="Compact"/>
+            </w:pPr>
+            <w:r>
+              <w:t xml:space="preserve">0</w:t>
+            </w:r>
+          </w:p>
+        </w:tc>
+        <w:tc>
+          <w:tcPr/>
+          <w:p>
+            <w:pPr>
+              <w:pStyle w:val="Compact"/>
+            </w:pPr>
+            <w:r>
+              <w:t xml:space="preserve">0</w:t>
+            </w:r>
+          </w:p>
+        </w:tc>
+        <w:tc>
+          <w:tcPr/>
+          <w:p>
+            <w:pPr>
+              <w:pStyle w:val="Compact"/>
+            </w:pPr>
+            <w:r>
+              <w:t xml:space="preserve">0.0</w:t>
+            </w:r>
+          </w:p>
+        </w:tc>
+      </w:tr>
+      <w:tr>
+        <w:tc>
+          <w:tcPr/>
+          <w:p>
+            <w:pPr>
+              <w:pStyle w:val="Compact"/>
+            </w:pPr>
+          </w:p>
+        </w:tc>
+        <w:tc>
+          <w:tcPr/>
+          <w:p>
+            <w:pPr>
+              <w:pStyle w:val="Compact"/>
+            </w:pPr>
+            <w:r>
+              <w:t xml:space="preserve">E2 (LLM 1-shot)</w:t>
+            </w:r>
+          </w:p>
+        </w:tc>
+        <w:tc>
+          <w:tcPr/>
+          <w:p>
+            <w:pPr>
+              <w:pStyle w:val="Compact"/>
+            </w:pPr>
+            <w:r>
+              <w:t xml:space="preserve">0.83</w:t>
+            </w:r>
+          </w:p>
+        </w:tc>
+        <w:tc>
+          <w:tcPr/>
+          <w:p>
+            <w:pPr>
+              <w:pStyle w:val="Compact"/>
+            </w:pPr>
+            <w:r>
+              <w:t xml:space="preserve">0.62</w:t>
+            </w:r>
+          </w:p>
+        </w:tc>
+        <w:tc>
+          <w:tcPr/>
+          <w:p>
+            <w:pPr>
+              <w:pStyle w:val="Compact"/>
+            </w:pPr>
+            <w:r>
+              <w:t xml:space="preserve">0.71</w:t>
+            </w:r>
+          </w:p>
+        </w:tc>
+        <w:tc>
+          <w:tcPr/>
+          <w:p>
+            <w:pPr>
+              <w:pStyle w:val="Compact"/>
+            </w:pPr>
+            <w:r>
+              <w:t xml:space="preserve">1.00</w:t>
+            </w:r>
+          </w:p>
+        </w:tc>
+        <w:tc>
+          <w:tcPr/>
+          <w:p>
+            <w:pPr>
+              <w:pStyle w:val="Compact"/>
+            </w:pPr>
+            <w:r>
+              <w:t xml:space="preserve">3</w:t>
+            </w:r>
+          </w:p>
+        </w:tc>
+        <w:tc>
+          <w:tcPr/>
+          <w:p>
+            <w:pPr>
+              <w:pStyle w:val="Compact"/>
+            </w:pPr>
+            <w:r>
+              <w:t xml:space="preserve">0</w:t>
+            </w:r>
+          </w:p>
+        </w:tc>
+        <w:tc>
+          <w:tcPr/>
+          <w:p>
+            <w:pPr>
+              <w:pStyle w:val="Compact"/>
+            </w:pPr>
+            <w:r>
+              <w:t xml:space="preserve">76.0</w:t>
+            </w:r>
+          </w:p>
+        </w:tc>
+      </w:tr>
+      <w:tr>
+        <w:tc>
+          <w:tcPr/>
+          <w:p>
+            <w:pPr>
+              <w:pStyle w:val="Compact"/>
+            </w:pPr>
+          </w:p>
+        </w:tc>
+        <w:tc>
+          <w:tcPr/>
+          <w:p>
+            <w:pPr>
+              <w:pStyle w:val="Compact"/>
+            </w:pPr>
+            <w:r>
+              <w:t xml:space="preserve">E3 (LLM retry)</w:t>
+            </w:r>
+          </w:p>
+        </w:tc>
+        <w:tc>
+          <w:tcPr/>
+          <w:p>
+            <w:pPr>
+              <w:pStyle w:val="Compact"/>
+            </w:pPr>
+            <w:r>
+              <w:t xml:space="preserve">0.86</w:t>
+            </w:r>
+          </w:p>
+        </w:tc>
+        <w:tc>
+          <w:tcPr/>
+          <w:p>
+            <w:pPr>
+              <w:pStyle w:val="Compact"/>
+            </w:pPr>
+            <w:r>
+              <w:t xml:space="preserve">0.75</w:t>
+            </w:r>
+          </w:p>
+        </w:tc>
+        <w:tc>
+          <w:tcPr/>
+          <w:p>
+            <w:pPr>
+              <w:pStyle w:val="Compact"/>
+            </w:pPr>
+            <w:r>
+              <w:t xml:space="preserve">0.80</w:t>
+            </w:r>
+          </w:p>
+        </w:tc>
+        <w:tc>
+          <w:tcPr/>
+          <w:p>
+            <w:pPr>
+              <w:pStyle w:val="Compact"/>
+            </w:pPr>
+            <w:r>
+              <w:t xml:space="preserve">1.00</w:t>
+            </w:r>
+          </w:p>
+        </w:tc>
+        <w:tc>
+          <w:tcPr/>
+          <w:p>
+            <w:pPr>
+              <w:pStyle w:val="Compact"/>
+            </w:pPr>
+            <w:r>
+              <w:t xml:space="preserve">2</w:t>
+            </w:r>
+          </w:p>
+        </w:tc>
+        <w:tc>
+          <w:tcPr/>
+          <w:p>
+            <w:pPr>
+              <w:pStyle w:val="Compact"/>
+            </w:pPr>
+            <w:r>
+              <w:t xml:space="preserve">0</w:t>
+            </w:r>
+          </w:p>
+        </w:tc>
+        <w:tc>
+          <w:tcPr/>
+          <w:p>
+            <w:pPr>
+              <w:pStyle w:val="Compact"/>
+            </w:pPr>
+            <w:r>
+              <w:t xml:space="preserve">52.9</w:t>
+            </w:r>
+          </w:p>
+        </w:tc>
+      </w:tr>
+      <w:tr>
+        <w:tc>
+          <w:tcPr/>
+          <w:p>
+            <w:pPr>
+              <w:pStyle w:val="Compact"/>
+            </w:pPr>
+            <w:r>
+              <w:t xml:space="preserve">Legacy IT Purchase</w:t>
+            </w:r>
+          </w:p>
+        </w:tc>
+        <w:tc>
+          <w:tcPr/>
+          <w:p>
+            <w:pPr>
+              <w:pStyle w:val="Compact"/>
+            </w:pPr>
+            <w:r>
+              <w:t xml:space="preserve">E1 (rule)</w:t>
+            </w:r>
+          </w:p>
+        </w:tc>
+        <w:tc>
+          <w:tcPr/>
+          <w:p>
+            <w:pPr>
+              <w:pStyle w:val="Compact"/>
+            </w:pPr>
+            <w:r>
+              <w:t xml:space="preserve">0.17</w:t>
+            </w:r>
+          </w:p>
+        </w:tc>
+        <w:tc>
+          <w:tcPr/>
+          <w:p>
+            <w:pPr>
+              <w:pStyle w:val="Compact"/>
+            </w:pPr>
+            <w:r>
+              <w:t xml:space="preserve">0.07</w:t>
+            </w:r>
+          </w:p>
+        </w:tc>
+        <w:tc>
+          <w:tcPr/>
+          <w:p>
+            <w:pPr>
+              <w:pStyle w:val="Compact"/>
+            </w:pPr>
+            <w:r>
+              <w:t xml:space="preserve">0.10</w:t>
+            </w:r>
+          </w:p>
+        </w:tc>
+        <w:tc>
+          <w:tcPr/>
+          <w:p>
+            <w:pPr>
+              <w:pStyle w:val="Compact"/>
+            </w:pPr>
+            <w:r>
+              <w:t xml:space="preserve">0.00</w:t>
+            </w:r>
+          </w:p>
+        </w:tc>
+        <w:tc>
+          <w:tcPr/>
+          <w:p>
+            <w:pPr>
+              <w:pStyle w:val="Compact"/>
+            </w:pPr>
+            <w:r>
+              <w:t xml:space="preserve">3</w:t>
+            </w:r>
+          </w:p>
+        </w:tc>
+        <w:tc>
+          <w:tcPr/>
+          <w:p>
+            <w:pPr>
+              <w:pStyle w:val="Compact"/>
+            </w:pPr>
+            <w:r>
+              <w:t xml:space="preserve">1</w:t>
+            </w:r>
+          </w:p>
+        </w:tc>
+        <w:tc>
+          <w:tcPr/>
+          <w:p>
+            <w:pPr>
+              <w:pStyle w:val="Compact"/>
+            </w:pPr>
+            <w:r>
+              <w:t xml:space="preserve">0.0</w:t>
+            </w:r>
+          </w:p>
+        </w:tc>
+      </w:tr>
+      <w:tr>
+        <w:tc>
+          <w:tcPr/>
+          <w:p>
+            <w:pPr>
+              <w:pStyle w:val="Compact"/>
+            </w:pPr>
+          </w:p>
+        </w:tc>
+        <w:tc>
+          <w:tcPr/>
+          <w:p>
+            <w:pPr>
+              <w:pStyle w:val="Compact"/>
+            </w:pPr>
+            <w:r>
+              <w:t xml:space="preserve">E2 (LLM 1-shot)</w:t>
+            </w:r>
+          </w:p>
+        </w:tc>
+        <w:tc>
+          <w:tcPr/>
+          <w:p>
+            <w:pPr>
+              <w:pStyle w:val="Compact"/>
+            </w:pPr>
+            <w:r>
+              <w:t xml:space="preserve">0.55</w:t>
+            </w:r>
+          </w:p>
+        </w:tc>
+        <w:tc>
+          <w:tcPr/>
+          <w:p>
+            <w:pPr>
+              <w:pStyle w:val="Compact"/>
+            </w:pPr>
+            <w:r>
+              <w:t xml:space="preserve">0.43</w:t>
+            </w:r>
+          </w:p>
+        </w:tc>
+        <w:tc>
+          <w:tcPr/>
+          <w:p>
+            <w:pPr>
+              <w:pStyle w:val="Compact"/>
+            </w:pPr>
+            <w:r>
+              <w:t xml:space="preserve">0.48</w:t>
+            </w:r>
+          </w:p>
+        </w:tc>
+        <w:tc>
+          <w:tcPr/>
+          <w:p>
+            <w:pPr>
+              <w:pStyle w:val="Compact"/>
+            </w:pPr>
+            <w:r>
+              <w:t xml:space="preserve">0.83</w:t>
+            </w:r>
+          </w:p>
+        </w:tc>
+        <w:tc>
+          <w:tcPr/>
+          <w:p>
+            <w:pPr>
+              <w:pStyle w:val="Compact"/>
+            </w:pPr>
+            <w:r>
+              <w:t xml:space="preserve">1</w:t>
+            </w:r>
+          </w:p>
+        </w:tc>
+        <w:tc>
+          <w:tcPr/>
+          <w:p>
+            <w:pPr>
+              <w:pStyle w:val="Compact"/>
+            </w:pPr>
+            <w:r>
+              <w:t xml:space="preserve">1</w:t>
+            </w:r>
+          </w:p>
+        </w:tc>
+        <w:tc>
+          <w:tcPr/>
+          <w:p>
+            <w:pPr>
+              <w:pStyle w:val="Compact"/>
+            </w:pPr>
+            <w:r>
+              <w:t xml:space="preserve">85.4</w:t>
+            </w:r>
+          </w:p>
+        </w:tc>
+      </w:tr>
+      <w:tr>
+        <w:tc>
+          <w:tcPr/>
+          <w:p>
+            <w:pPr>
+              <w:pStyle w:val="Compact"/>
+            </w:pPr>
+          </w:p>
+        </w:tc>
+        <w:tc>
+          <w:tcPr/>
+          <w:p>
+            <w:pPr>
+              <w:pStyle w:val="Compact"/>
+            </w:pPr>
+            <w:r>
+              <w:t xml:space="preserve">E3 (LLM retry)</w:t>
+            </w:r>
+          </w:p>
+        </w:tc>
+        <w:tc>
+          <w:tcPr/>
+          <w:p>
+            <w:pPr>
+              <w:pStyle w:val="Compact"/>
+            </w:pPr>
+            <w:r>
+              <w:t xml:space="preserve">0.60</w:t>
+            </w:r>
+          </w:p>
+        </w:tc>
+        <w:tc>
+          <w:tcPr/>
+          <w:p>
+            <w:pPr>
+              <w:pStyle w:val="Compact"/>
+            </w:pPr>
+            <w:r>
+              <w:t xml:space="preserve">0.43</w:t>
+            </w:r>
+          </w:p>
+        </w:tc>
+        <w:tc>
+          <w:tcPr/>
+          <w:p>
+            <w:pPr>
+              <w:pStyle w:val="Compact"/>
+            </w:pPr>
+            <w:r>
+              <w:rPr>
+                <w:b/>
+                <w:bCs/>
+              </w:rPr>
+              <w:t xml:space="preserve">0.50</w:t>
+            </w:r>
+            <w:r>
+              <w:t xml:space="preserve"> </w:t>
+            </w:r>
+            <w:r>
+              <w:t xml:space="preserve">←</w:t>
+            </w:r>
+          </w:p>
+        </w:tc>
+        <w:tc>
+          <w:tcPr/>
+          <w:p>
+            <w:pPr>
+              <w:pStyle w:val="Compact"/>
+            </w:pPr>
+            <w:r>
+              <w:t xml:space="preserve">1.00</w:t>
+            </w:r>
+          </w:p>
+        </w:tc>
+        <w:tc>
+          <w:tcPr/>
+          <w:p>
+            <w:pPr>
+              <w:pStyle w:val="Compact"/>
+            </w:pPr>
+            <w:r>
+              <w:t xml:space="preserve">1</w:t>
+            </w:r>
+          </w:p>
+        </w:tc>
+        <w:tc>
+          <w:tcPr/>
+          <w:p>
+            <w:pPr>
+              <w:pStyle w:val="Compact"/>
+            </w:pPr>
+            <w:r>
+              <w:t xml:space="preserve">1</w:t>
+            </w:r>
+          </w:p>
+        </w:tc>
+        <w:tc>
+          <w:tcPr/>
+          <w:p>
+            <w:pPr>
+              <w:pStyle w:val="Compact"/>
+            </w:pPr>
+            <w:r>
+              <w:t xml:space="preserve">114.5</w:t>
+            </w:r>
+          </w:p>
+        </w:tc>
+      </w:tr>
+    </w:tbl>
+    <w:p>
+      <w:pPr>
+        <w:pStyle w:val="BodyText"/>
+      </w:pPr>
+      <w:r>
+        <w:rPr>
+          <w:i/>
+          <w:iCs/>
+        </w:rPr>
+        <w:t xml:space="preserve">Extraction method recorded per run in</w:t>
+      </w:r>
+      <w:r>
+        <w:rPr>
+          <w:i/>
+          <w:iCs/>
+        </w:rPr>
+        <w:t xml:space="preserve"> </w:t>
+      </w:r>
+      <w:r>
+        <w:rPr>
+          <w:rStyle w:val="VerbatimChar"/>
+          <w:i/>
+          <w:iCs/>
+        </w:rPr>
+        <w:t xml:space="preserve">result.json</w:t>
+      </w:r>
+      <w:r>
+        <w:rPr>
+          <w:i/>
+          <w:iCs/>
+        </w:rPr>
+        <w:t xml:space="preserve">:</w:t>
+      </w:r>
+      <w:r>
+        <w:rPr>
+          <w:i/>
+          <w:iCs/>
+        </w:rPr>
+        <w:t xml:space="preserve"> </w:t>
+      </w:r>
+      <w:r>
+        <w:rPr>
+          <w:rStyle w:val="VerbatimChar"/>
+          <w:i/>
+          <w:iCs/>
+        </w:rPr>
+        <w:t xml:space="preserve">"method": "offline-rules"</w:t>
+      </w:r>
+      <w:r>
+        <w:rPr>
+          <w:i/>
+          <w:iCs/>
+        </w:rPr>
+        <w:t xml:space="preserve"> </w:t>
+      </w:r>
+      <w:r>
+        <w:rPr>
+          <w:i/>
+          <w:iCs/>
+        </w:rPr>
+        <w:t xml:space="preserve">(E1),</w:t>
+      </w:r>
+      <w:r>
+        <w:rPr>
+          <w:i/>
+          <w:iCs/>
+        </w:rPr>
+        <w:t xml:space="preserve"> </w:t>
+      </w:r>
+      <w:r>
+        <w:rPr>
+          <w:rStyle w:val="VerbatimChar"/>
+          <w:i/>
+          <w:iCs/>
+        </w:rPr>
+        <w:t xml:space="preserve">"method": "llm:openai-compatible"</w:t>
+      </w:r>
+      <w:r>
+        <w:rPr>
+          <w:i/>
+          <w:iCs/>
+        </w:rPr>
+        <w:t xml:space="preserve"> </w:t>
+      </w:r>
+      <w:r>
+        <w:rPr>
+          <w:i/>
+          <w:iCs/>
+        </w:rPr>
+        <w:t xml:space="preserve">(E2/E3).</w:t>
+      </w:r>
+    </w:p>
+    <w:p>
+      <w:pPr>
+        <w:pStyle w:val="BodyText"/>
+      </w:pPr>
+      <w:r>
+        <w:rPr>
+          <w:b/>
+          <w:bCs/>
+        </w:rPr>
+        <w:t xml:space="preserve">Key observations:</w:t>
+      </w:r>
+      <w:r>
+        <w:t xml:space="preserve"> </w:t>
+      </w:r>
+      <w:r>
+        <w:t xml:space="preserve">- E1 achieves perfect extraction (F1 = 1.00) on the three controlled-vocabulary SOPs ✓</w:t>
+      </w:r>
+      <w:r>
+        <w:t xml:space="preserve"> </w:t>
+      </w:r>
+      <w:r>
+        <w:t xml:space="preserve">- E1 collapses on the unstructured Legacy IT Purchase SOP (F1 = 0.10) ✓</w:t>
+      </w:r>
+      <w:r>
+        <w:t xml:space="preserve"> </w:t>
+      </w:r>
+      <w:r>
+        <w:t xml:space="preserve">- E2 recovers substantially on the unstructured SOP (F1 = 0.48, 4.8× better than E1) ✓</w:t>
+      </w:r>
+      <w:r>
+        <w:t xml:space="preserve"> </w:t>
+      </w:r>
+      <w:r>
+        <w:t xml:space="preserve">- E3 improves over E2 on all three documents with valid LLM-path runs (gains: 0.02 to 0.09 F1) ✓</w:t>
+      </w:r>
+      <w:r>
+        <w:t xml:space="preserve"> </w:t>
+      </w:r>
+      <w:r>
+        <w:t xml:space="preserve">- Vendor onboarding E3 (F1 = 1.00) is a rule-parser fallback run (recorded method</w:t>
+      </w:r>
+      <w:r>
+        <w:t xml:space="preserve"> </w:t>
+      </w:r>
+      <w:r>
+        <w:rPr>
+          <w:rStyle w:val="VerbatimChar"/>
+        </w:rPr>
+        <w:t xml:space="preserve">offline-rules</w:t>
+      </w:r>
+      <w:r>
+        <w:t xml:space="preserve">), not LLM self-correction — see Table 5.1 footnote ✓</w:t>
+      </w:r>
+    </w:p>
+    <w:p>
+      <w:r>
+        <w:pict>
+          <v:rect style="width:0;height:1.5pt" o:hralign="center" o:hrstd="t" o:hr="t"/>
+        </w:pict>
+      </w:r>
+    </w:p>
+    <w:bookmarkEnd w:id="131"/>
+    <w:bookmarkStart w:id="132" w:name="X2590fb3952e3a11555d389455fb2a61d7f4a5ce"/>
+    <w:p>
+      <w:pPr>
+        <w:pStyle w:val="Heading2"/>
+      </w:pPr>
+      <w:r>
+        <w:t xml:space="preserve">A.4 Discovery Soundness: E4 DFG vs E6 Inductive Miner (RQ4)</w:t>
+      </w:r>
+    </w:p>
+    <w:p>
+      <w:pPr>
+        <w:pStyle w:val="FirstParagraph"/>
+      </w:pPr>
+      <w:r>
+        <w:t xml:space="preserve">Table A.2 presents the token-replay fitness and model size comparison between the DFG miner (E4) and the Inductive Miner (E6) across all seven event logs. Both algorithms were run on identical variant multisets.</w:t>
+      </w:r>
+    </w:p>
+    <w:p>
+      <w:pPr>
+        <w:pStyle w:val="BodyText"/>
+      </w:pPr>
+      <w:r>
+        <w:rPr>
+          <w:i/>
+          <w:iCs/>
+        </w:rPr>
+        <w:t xml:space="preserve">Generated by:</w:t>
+      </w:r>
+      <w:r>
+        <w:t xml:space="preserve"> </w:t>
+      </w:r>
+      <w:r>
+        <w:rPr>
+          <w:rStyle w:val="VerbatimChar"/>
+        </w:rPr>
+        <w:t xml:space="preserve">python -m process_miner.cli discover-im</w:t>
+      </w:r>
+      <w:r>
+        <w:t xml:space="preserve"> </w:t>
+      </w:r>
+      <w:r>
+        <w:t xml:space="preserve">and</w:t>
+      </w:r>
+      <w:r>
+        <w:t xml:space="preserve"> </w:t>
+      </w:r>
+      <w:r>
+        <w:rPr>
+          <w:rStyle w:val="VerbatimChar"/>
+        </w:rPr>
+        <w:t xml:space="preserve">python -m process_miner.cli analyze-log</w:t>
+      </w:r>
+      <w:r>
+        <w:t xml:space="preserve">; fitness computed by</w:t>
+      </w:r>
+      <w:r>
+        <w:t xml:space="preserve"> </w:t>
+      </w:r>
+      <w:r>
+        <w:rPr>
+          <w:rStyle w:val="VerbatimChar"/>
+        </w:rPr>
+        <w:t xml:space="preserve">inductive/replay.py</w:t>
+      </w:r>
+      <w:r>
+        <w:t xml:space="preserve">.</w:t>
+      </w:r>
+    </w:p>
+    <w:p>
+      <w:pPr>
+        <w:pStyle w:val="BodyText"/>
+      </w:pPr>
+      <w:r>
+        <w:rPr>
+          <w:b/>
+          <w:bCs/>
+        </w:rPr>
+        <w:t xml:space="preserve">Table A.2: Discovery Soundness — E4 DFG vs E6 Inductive Miner</w:t>
+      </w:r>
+    </w:p>
+    <w:tbl>
+      <w:tblPr>
+        <w:tblStyle w:val="Table"/>
+        <w:tblW w:type="pct" w:w="5000"/>
+        <w:tblLayout w:type="fixed"/>
+        <w:tblLook w:firstRow="1" w:lastRow="0" w:firstColumn="0" w:lastColumn="0" w:noHBand="0" w:noVBand="0" w:val="0020"/>
+      </w:tblPr>
+      <w:tblGrid>
+        <w:gridCol w:w="792"/>
+        <w:gridCol w:w="792"/>
+        <w:gridCol w:w="792"/>
+        <w:gridCol w:w="792"/>
+        <w:gridCol w:w="792"/>
+        <w:gridCol w:w="792"/>
+        <w:gridCol w:w="792"/>
+        <w:gridCol w:w="792"/>
+        <w:gridCol w:w="792"/>
+        <w:gridCol w:w="792"/>
+      </w:tblGrid>
+      <w:tr>
+        <w:trPr>
+          <w:tblHeader w:val="on"/>
+        </w:trPr>
+        <w:tc>
+          <w:tcPr/>
+          <w:p>
+            <w:pPr>
+              <w:pStyle w:val="Compact"/>
+            </w:pPr>
+            <w:r>
+              <w:t xml:space="preserve">Log</w:t>
+            </w:r>
+          </w:p>
+        </w:tc>
+        <w:tc>
+          <w:tcPr/>
+          <w:p>
+            <w:pPr>
+              <w:pStyle w:val="Compact"/>
+            </w:pPr>
+            <w:r>
+              <w:t xml:space="preserve">Cases</w:t>
+            </w:r>
+          </w:p>
+        </w:tc>
+        <w:tc>
+          <w:tcPr/>
+          <w:p>
+            <w:pPr>
+              <w:pStyle w:val="Compact"/>
+            </w:pPr>
+            <w:r>
+              <w:t xml:space="preserve">Variants</w:t>
+            </w:r>
+          </w:p>
+        </w:tc>
+        <w:tc>
+          <w:tcPr/>
+          <w:p>
+            <w:pPr>
+              <w:pStyle w:val="Compact"/>
+            </w:pPr>
+            <w:r>
+              <w:t xml:space="preserve">E4 Fitness</w:t>
+            </w:r>
+          </w:p>
+        </w:tc>
+        <w:tc>
+          <w:tcPr/>
+          <w:p>
+            <w:pPr>
+              <w:pStyle w:val="Compact"/>
+            </w:pPr>
+            <w:r>
+              <w:t xml:space="preserve">E6 Fitness</w:t>
+            </w:r>
+          </w:p>
+        </w:tc>
+        <w:tc>
+          <w:tcPr/>
+          <w:p>
+            <w:pPr>
+              <w:pStyle w:val="Compact"/>
+            </w:pPr>
+            <w:r>
+              <w:t xml:space="preserve">E6 Coverage</w:t>
+            </w:r>
+          </w:p>
+        </w:tc>
+        <w:tc>
+          <w:tcPr/>
+          <w:p>
+            <w:pPr>
+              <w:pStyle w:val="Compact"/>
+            </w:pPr>
+            <w:r>
+              <w:t xml:space="preserve">E4 Tasks</w:t>
+            </w:r>
+          </w:p>
+        </w:tc>
+        <w:tc>
+          <w:tcPr/>
+          <w:p>
+            <w:pPr>
+              <w:pStyle w:val="Compact"/>
+            </w:pPr>
+            <w:r>
+              <w:t xml:space="preserve">E6 Tasks</w:t>
+            </w:r>
+          </w:p>
+        </w:tc>
+        <w:tc>
+          <w:tcPr/>
+          <w:p>
+            <w:pPr>
+              <w:pStyle w:val="Compact"/>
+            </w:pPr>
+            <w:r>
+              <w:t xml:space="preserve">E4 GW</w:t>
+            </w:r>
+          </w:p>
+        </w:tc>
+        <w:tc>
+          <w:tcPr/>
+          <w:p>
+            <w:pPr>
+              <w:pStyle w:val="Compact"/>
+            </w:pPr>
+            <w:r>
+              <w:t xml:space="preserve">E6 GW</w:t>
+            </w:r>
+          </w:p>
+        </w:tc>
+      </w:tr>
+      <w:tr>
+        <w:tc>
+          <w:tcPr/>
+          <w:p>
+            <w:pPr>
+              <w:pStyle w:val="Compact"/>
+            </w:pPr>
+            <w:r>
+              <w:t xml:space="preserve">IT incident (csv)</w:t>
+            </w:r>
+          </w:p>
+        </w:tc>
+        <w:tc>
+          <w:tcPr/>
+          <w:p>
+            <w:pPr>
+              <w:pStyle w:val="Compact"/>
+            </w:pPr>
+            <w:r>
+              <w:t xml:space="preserve">300</w:t>
+            </w:r>
+          </w:p>
+        </w:tc>
+        <w:tc>
+          <w:tcPr/>
+          <w:p>
+            <w:pPr>
+              <w:pStyle w:val="Compact"/>
+            </w:pPr>
+            <w:r>
+              <w:t xml:space="preserve">4</w:t>
+            </w:r>
+          </w:p>
+        </w:tc>
+        <w:tc>
+          <w:tcPr/>
+          <w:p>
+            <w:pPr>
+              <w:pStyle w:val="Compact"/>
+            </w:pPr>
+            <w:r>
+              <w:t xml:space="preserve">1.000</w:t>
+            </w:r>
+          </w:p>
+        </w:tc>
+        <w:tc>
+          <w:tcPr/>
+          <w:p>
+            <w:pPr>
+              <w:pStyle w:val="Compact"/>
+            </w:pPr>
+            <w:r>
+              <w:t xml:space="preserve">1.000</w:t>
+            </w:r>
+          </w:p>
+        </w:tc>
+        <w:tc>
+          <w:tcPr/>
+          <w:p>
+            <w:pPr>
+              <w:pStyle w:val="Compact"/>
+            </w:pPr>
+            <w:r>
+              <w:t xml:space="preserve">0.957</w:t>
+            </w:r>
+          </w:p>
+        </w:tc>
+        <w:tc>
+          <w:tcPr/>
+          <w:p>
+            <w:pPr>
+              <w:pStyle w:val="Compact"/>
+            </w:pPr>
+            <w:r>
+              <w:t xml:space="preserve">12</w:t>
+            </w:r>
+          </w:p>
+        </w:tc>
+        <w:tc>
+          <w:tcPr/>
+          <w:p>
+            <w:pPr>
+              <w:pStyle w:val="Compact"/>
+            </w:pPr>
+            <w:r>
+              <w:t xml:space="preserve">12</w:t>
+            </w:r>
+          </w:p>
+        </w:tc>
+        <w:tc>
+          <w:tcPr/>
+          <w:p>
+            <w:pPr>
+              <w:pStyle w:val="Compact"/>
+            </w:pPr>
+            <w:r>
+              <w:t xml:space="preserve">4</w:t>
+            </w:r>
+          </w:p>
+        </w:tc>
+        <w:tc>
+          <w:tcPr/>
+          <w:p>
+            <w:pPr>
+              <w:pStyle w:val="Compact"/>
+            </w:pPr>
+            <w:r>
+              <w:t xml:space="preserve">4</w:t>
+            </w:r>
+          </w:p>
+        </w:tc>
+      </w:tr>
+      <w:tr>
+        <w:tc>
+          <w:tcPr/>
+          <w:p>
+            <w:pPr>
+              <w:pStyle w:val="Compact"/>
+            </w:pPr>
+            <w:r>
+              <w:t xml:space="preserve">Vendor onboarding (csv)</w:t>
+            </w:r>
+          </w:p>
+        </w:tc>
+        <w:tc>
+          <w:tcPr/>
+          <w:p>
+            <w:pPr>
+              <w:pStyle w:val="Compact"/>
+            </w:pPr>
+            <w:r>
+              <w:t xml:space="preserve">250</w:t>
+            </w:r>
+          </w:p>
+        </w:tc>
+        <w:tc>
+          <w:tcPr/>
+          <w:p>
+            <w:pPr>
+              <w:pStyle w:val="Compact"/>
+            </w:pPr>
+            <w:r>
+              <w:t xml:space="preserve">4</w:t>
+            </w:r>
+          </w:p>
+        </w:tc>
+        <w:tc>
+          <w:tcPr/>
+          <w:p>
+            <w:pPr>
+              <w:pStyle w:val="Compact"/>
+            </w:pPr>
+            <w:r>
+              <w:t xml:space="preserve">1.000</w:t>
+            </w:r>
+          </w:p>
+        </w:tc>
+        <w:tc>
+          <w:tcPr/>
+          <w:p>
+            <w:pPr>
+              <w:pStyle w:val="Compact"/>
+            </w:pPr>
+            <w:r>
+              <w:t xml:space="preserve">1.000</w:t>
+            </w:r>
+          </w:p>
+        </w:tc>
+        <w:tc>
+          <w:tcPr/>
+          <w:p>
+            <w:pPr>
+              <w:pStyle w:val="Compact"/>
+            </w:pPr>
+            <w:r>
+              <w:t xml:space="preserve">0.940</w:t>
+            </w:r>
+          </w:p>
+        </w:tc>
+        <w:tc>
+          <w:tcPr/>
+          <w:p>
+            <w:pPr>
+              <w:pStyle w:val="Compact"/>
+            </w:pPr>
+            <w:r>
+              <w:t xml:space="preserve">11</w:t>
+            </w:r>
+          </w:p>
+        </w:tc>
+        <w:tc>
+          <w:tcPr/>
+          <w:p>
+            <w:pPr>
+              <w:pStyle w:val="Compact"/>
+            </w:pPr>
+            <w:r>
+              <w:t xml:space="preserve">11</w:t>
+            </w:r>
+          </w:p>
+        </w:tc>
+        <w:tc>
+          <w:tcPr/>
+          <w:p>
+            <w:pPr>
+              <w:pStyle w:val="Compact"/>
+            </w:pPr>
+            <w:r>
+              <w:t xml:space="preserve">5</w:t>
+            </w:r>
+          </w:p>
+        </w:tc>
+        <w:tc>
+          <w:tcPr/>
+          <w:p>
+            <w:pPr>
+              <w:pStyle w:val="Compact"/>
+            </w:pPr>
+            <w:r>
+              <w:t xml:space="preserve">8</w:t>
+            </w:r>
+          </w:p>
+        </w:tc>
+      </w:tr>
+      <w:tr>
+        <w:tc>
+          <w:tcPr/>
+          <w:p>
+            <w:pPr>
+              <w:pStyle w:val="Compact"/>
+            </w:pPr>
+            <w:r>
+              <w:t xml:space="preserve">IT incident (xes)</w:t>
+            </w:r>
+          </w:p>
+        </w:tc>
+        <w:tc>
+          <w:tcPr/>
+          <w:p>
+            <w:pPr>
+              <w:pStyle w:val="Compact"/>
+            </w:pPr>
+            <w:r>
+              <w:t xml:space="preserve">300</w:t>
+            </w:r>
+          </w:p>
+        </w:tc>
+        <w:tc>
+          <w:tcPr/>
+          <w:p>
+            <w:pPr>
+              <w:pStyle w:val="Compact"/>
+            </w:pPr>
+            <w:r>
+              <w:t xml:space="preserve">4</w:t>
+            </w:r>
+          </w:p>
+        </w:tc>
+        <w:tc>
+          <w:tcPr/>
+          <w:p>
+            <w:pPr>
+              <w:pStyle w:val="Compact"/>
+            </w:pPr>
+            <w:r>
+              <w:t xml:space="preserve">1.000</w:t>
+            </w:r>
+          </w:p>
+        </w:tc>
+        <w:tc>
+          <w:tcPr/>
+          <w:p>
+            <w:pPr>
+              <w:pStyle w:val="Compact"/>
+            </w:pPr>
+            <w:r>
+              <w:t xml:space="preserve">1.000</w:t>
+            </w:r>
+          </w:p>
+        </w:tc>
+        <w:tc>
+          <w:tcPr/>
+          <w:p>
+            <w:pPr>
+              <w:pStyle w:val="Compact"/>
+            </w:pPr>
+            <w:r>
+              <w:t xml:space="preserve">1.000</w:t>
+            </w:r>
+          </w:p>
+        </w:tc>
+        <w:tc>
+          <w:tcPr/>
+          <w:p>
+            <w:pPr>
+              <w:pStyle w:val="Compact"/>
+            </w:pPr>
+            <w:r>
+              <w:t xml:space="preserve">12</w:t>
+            </w:r>
+          </w:p>
+        </w:tc>
+        <w:tc>
+          <w:tcPr/>
+          <w:p>
+            <w:pPr>
+              <w:pStyle w:val="Compact"/>
+            </w:pPr>
+            <w:r>
+              <w:t xml:space="preserve">12</w:t>
+            </w:r>
+          </w:p>
+        </w:tc>
+        <w:tc>
+          <w:tcPr/>
+          <w:p>
+            <w:pPr>
+              <w:pStyle w:val="Compact"/>
+            </w:pPr>
+            <w:r>
+              <w:t xml:space="preserve">4</w:t>
+            </w:r>
+          </w:p>
+        </w:tc>
+        <w:tc>
+          <w:tcPr/>
+          <w:p>
+            <w:pPr>
+              <w:pStyle w:val="Compact"/>
+            </w:pPr>
+            <w:r>
+              <w:t xml:space="preserve">4</w:t>
+            </w:r>
+          </w:p>
+        </w:tc>
+      </w:tr>
+      <w:tr>
+        <w:tc>
+          <w:tcPr/>
+          <w:p>
+            <w:pPr>
+              <w:pStyle w:val="Compact"/>
+            </w:pPr>
+            <w:r>
+              <w:t xml:space="preserve">Invoice-to-Pay (syn)</w:t>
+            </w:r>
+          </w:p>
+        </w:tc>
+        <w:tc>
+          <w:tcPr/>
+          <w:p>
+            <w:pPr>
+              <w:pStyle w:val="Compact"/>
+            </w:pPr>
+            <w:r>
+              <w:t xml:space="preserve">150</w:t>
+            </w:r>
+          </w:p>
+        </w:tc>
+        <w:tc>
+          <w:tcPr/>
+          <w:p>
+            <w:pPr>
+              <w:pStyle w:val="Compact"/>
+            </w:pPr>
+            <w:r>
+              <w:t xml:space="preserve">3</w:t>
+            </w:r>
+          </w:p>
+        </w:tc>
+        <w:tc>
+          <w:tcPr/>
+          <w:p>
+            <w:pPr>
+              <w:pStyle w:val="Compact"/>
+            </w:pPr>
+            <w:r>
+              <w:t xml:space="preserve">1.000</w:t>
+            </w:r>
+          </w:p>
+        </w:tc>
+        <w:tc>
+          <w:tcPr/>
+          <w:p>
+            <w:pPr>
+              <w:pStyle w:val="Compact"/>
+            </w:pPr>
+            <w:r>
+              <w:t xml:space="preserve">1.000</w:t>
+            </w:r>
+          </w:p>
+        </w:tc>
+        <w:tc>
+          <w:tcPr/>
+          <w:p>
+            <w:pPr>
+              <w:pStyle w:val="Compact"/>
+            </w:pPr>
+            <w:r>
+              <w:t xml:space="preserve">1.000</w:t>
+            </w:r>
+          </w:p>
+        </w:tc>
+        <w:tc>
+          <w:tcPr/>
+          <w:p>
+            <w:pPr>
+              <w:pStyle w:val="Compact"/>
+            </w:pPr>
+            <w:r>
+              <w:t xml:space="preserve">7</w:t>
+            </w:r>
+          </w:p>
+        </w:tc>
+        <w:tc>
+          <w:tcPr/>
+          <w:p>
+            <w:pPr>
+              <w:pStyle w:val="Compact"/>
+            </w:pPr>
+            <w:r>
+              <w:t xml:space="preserve">7</w:t>
+            </w:r>
+          </w:p>
+        </w:tc>
+        <w:tc>
+          <w:tcPr/>
+          <w:p>
+            <w:pPr>
+              <w:pStyle w:val="Compact"/>
+            </w:pPr>
+            <w:r>
+              <w:t xml:space="preserve">2</w:t>
+            </w:r>
+          </w:p>
+        </w:tc>
+        <w:tc>
+          <w:tcPr/>
+          <w:p>
+            <w:pPr>
+              <w:pStyle w:val="Compact"/>
+            </w:pPr>
+            <w:r>
+              <w:t xml:space="preserve">6</w:t>
+            </w:r>
+          </w:p>
+        </w:tc>
+      </w:tr>
+      <w:tr>
+        <w:tc>
+          <w:tcPr/>
+          <w:p>
+            <w:pPr>
+              <w:pStyle w:val="Compact"/>
+            </w:pPr>
+            <w:r>
+              <w:t xml:space="preserve">Order-to-Cash (syn)</w:t>
+            </w:r>
+          </w:p>
+        </w:tc>
+        <w:tc>
+          <w:tcPr/>
+          <w:p>
+            <w:pPr>
+              <w:pStyle w:val="Compact"/>
+            </w:pPr>
+            <w:r>
+              <w:t xml:space="preserve">149</w:t>
+            </w:r>
+          </w:p>
+        </w:tc>
+        <w:tc>
+          <w:tcPr/>
+          <w:p>
+            <w:pPr>
+              <w:pStyle w:val="Compact"/>
+            </w:pPr>
+            <w:r>
+              <w:t xml:space="preserve">5</w:t>
+            </w:r>
+          </w:p>
+        </w:tc>
+        <w:tc>
+          <w:tcPr/>
+          <w:p>
+            <w:pPr>
+              <w:pStyle w:val="Compact"/>
+            </w:pPr>
+            <w:r>
+              <w:t xml:space="preserve">0.919</w:t>
+            </w:r>
+          </w:p>
+        </w:tc>
+        <w:tc>
+          <w:tcPr/>
+          <w:p>
+            <w:pPr>
+              <w:pStyle w:val="Compact"/>
+            </w:pPr>
+            <w:r>
+              <w:rPr>
+                <w:b/>
+                <w:bCs/>
+              </w:rPr>
+              <w:t xml:space="preserve">1.000</w:t>
+            </w:r>
+          </w:p>
+        </w:tc>
+        <w:tc>
+          <w:tcPr/>
+          <w:p>
+            <w:pPr>
+              <w:pStyle w:val="Compact"/>
+            </w:pPr>
+            <w:r>
+              <w:t xml:space="preserve">1.000</w:t>
+            </w:r>
+          </w:p>
+        </w:tc>
+        <w:tc>
+          <w:tcPr/>
+          <w:p>
+            <w:pPr>
+              <w:pStyle w:val="Compact"/>
+            </w:pPr>
+            <w:r>
+              <w:t xml:space="preserve">11</w:t>
+            </w:r>
+          </w:p>
+        </w:tc>
+        <w:tc>
+          <w:tcPr/>
+          <w:p>
+            <w:pPr>
+              <w:pStyle w:val="Compact"/>
+            </w:pPr>
+            <w:r>
+              <w:t xml:space="preserve">12</w:t>
+            </w:r>
+          </w:p>
+        </w:tc>
+        <w:tc>
+          <w:tcPr/>
+          <w:p>
+            <w:pPr>
+              <w:pStyle w:val="Compact"/>
+            </w:pPr>
+            <w:r>
+              <w:t xml:space="preserve">6</w:t>
+            </w:r>
+          </w:p>
+        </w:tc>
+        <w:tc>
+          <w:tcPr/>
+          <w:p>
+            <w:pPr>
+              <w:pStyle w:val="Compact"/>
+            </w:pPr>
+            <w:r>
+              <w:t xml:space="preserve">12</w:t>
+            </w:r>
+          </w:p>
+        </w:tc>
+      </w:tr>
+      <w:tr>
+        <w:tc>
+          <w:tcPr/>
+          <w:p>
+            <w:pPr>
+              <w:pStyle w:val="Compact"/>
+            </w:pPr>
+            <w:r>
+              <w:t xml:space="preserve">Procurement (syn)</w:t>
+            </w:r>
+          </w:p>
+        </w:tc>
+        <w:tc>
+          <w:tcPr/>
+          <w:p>
+            <w:pPr>
+              <w:pStyle w:val="Compact"/>
+            </w:pPr>
+            <w:r>
+              <w:t xml:space="preserve">150</w:t>
+            </w:r>
+          </w:p>
+        </w:tc>
+        <w:tc>
+          <w:tcPr/>
+          <w:p>
+            <w:pPr>
+              <w:pStyle w:val="Compact"/>
+            </w:pPr>
+            <w:r>
+              <w:t xml:space="preserve">4</w:t>
+            </w:r>
+          </w:p>
+        </w:tc>
+        <w:tc>
+          <w:tcPr/>
+          <w:p>
+            <w:pPr>
+              <w:pStyle w:val="Compact"/>
+            </w:pPr>
+            <w:r>
+              <w:t xml:space="preserve">0.947</w:t>
+            </w:r>
+          </w:p>
+        </w:tc>
+        <w:tc>
+          <w:tcPr/>
+          <w:p>
+            <w:pPr>
+              <w:pStyle w:val="Compact"/>
+            </w:pPr>
+            <w:r>
+              <w:rPr>
+                <w:b/>
+                <w:bCs/>
+              </w:rPr>
+              <w:t xml:space="preserve">1.000</w:t>
+            </w:r>
+          </w:p>
+        </w:tc>
+        <w:tc>
+          <w:tcPr/>
+          <w:p>
+            <w:pPr>
+              <w:pStyle w:val="Compact"/>
+            </w:pPr>
+            <w:r>
+              <w:t xml:space="preserve">1.000</w:t>
+            </w:r>
+          </w:p>
+        </w:tc>
+        <w:tc>
+          <w:tcPr/>
+          <w:p>
+            <w:pPr>
+              <w:pStyle w:val="Compact"/>
+            </w:pPr>
+            <w:r>
+              <w:t xml:space="preserve">8</w:t>
+            </w:r>
+          </w:p>
+        </w:tc>
+        <w:tc>
+          <w:tcPr/>
+          <w:p>
+            <w:pPr>
+              <w:pStyle w:val="Compact"/>
+            </w:pPr>
+            <w:r>
+              <w:t xml:space="preserve">9</w:t>
+            </w:r>
+          </w:p>
+        </w:tc>
+        <w:tc>
+          <w:tcPr/>
+          <w:p>
+            <w:pPr>
+              <w:pStyle w:val="Compact"/>
+            </w:pPr>
+            <w:r>
+              <w:t xml:space="preserve">6</w:t>
+            </w:r>
+          </w:p>
+        </w:tc>
+        <w:tc>
+          <w:tcPr/>
+          <w:p>
+            <w:pPr>
+              <w:pStyle w:val="Compact"/>
+            </w:pPr>
+            <w:r>
+              <w:t xml:space="preserve">8</w:t>
+            </w:r>
+          </w:p>
+        </w:tc>
+      </w:tr>
+      <w:tr>
+        <w:tc>
+          <w:tcPr/>
+          <w:p>
+            <w:pPr>
+              <w:pStyle w:val="Compact"/>
+            </w:pPr>
+            <w:r>
+              <w:t xml:space="preserve">Noisy synthetic</w:t>
+            </w:r>
+          </w:p>
+        </w:tc>
+        <w:tc>
+          <w:tcPr/>
+          <w:p>
+            <w:pPr>
+              <w:pStyle w:val="Compact"/>
+            </w:pPr>
+            <w:r>
+              <w:t xml:space="preserve">150</w:t>
+            </w:r>
+          </w:p>
+        </w:tc>
+        <w:tc>
+          <w:tcPr/>
+          <w:p>
+            <w:pPr>
+              <w:pStyle w:val="Compact"/>
+            </w:pPr>
+            <w:r>
+              <w:t xml:space="preserve">5</w:t>
+            </w:r>
+          </w:p>
+        </w:tc>
+        <w:tc>
+          <w:tcPr/>
+          <w:p>
+            <w:pPr>
+              <w:pStyle w:val="Compact"/>
+            </w:pPr>
+            <w:r>
+              <w:t xml:space="preserve">0.667</w:t>
+            </w:r>
+          </w:p>
+        </w:tc>
+        <w:tc>
+          <w:tcPr/>
+          <w:p>
+            <w:pPr>
+              <w:pStyle w:val="Compact"/>
+            </w:pPr>
+            <w:r>
+              <w:rPr>
+                <w:b/>
+                <w:bCs/>
+              </w:rPr>
+              <w:t xml:space="preserve">0.947</w:t>
+            </w:r>
+          </w:p>
+        </w:tc>
+        <w:tc>
+          <w:tcPr/>
+          <w:p>
+            <w:pPr>
+              <w:pStyle w:val="Compact"/>
+            </w:pPr>
+            <w:r>
+              <w:t xml:space="preserve">0.947</w:t>
+            </w:r>
+          </w:p>
+        </w:tc>
+        <w:tc>
+          <w:tcPr/>
+          <w:p>
+            <w:pPr>
+              <w:pStyle w:val="Compact"/>
+            </w:pPr>
+            <w:r>
+              <w:t xml:space="preserve">5</w:t>
+            </w:r>
+          </w:p>
+        </w:tc>
+        <w:tc>
+          <w:tcPr/>
+          <w:p>
+            <w:pPr>
+              <w:pStyle w:val="Compact"/>
+            </w:pPr>
+            <w:r>
+              <w:t xml:space="preserve">5</w:t>
+            </w:r>
+          </w:p>
+        </w:tc>
+        <w:tc>
+          <w:tcPr/>
+          <w:p>
+            <w:pPr>
+              <w:pStyle w:val="Compact"/>
+            </w:pPr>
+            <w:r>
+              <w:t xml:space="preserve">2</w:t>
+            </w:r>
+          </w:p>
+        </w:tc>
+        <w:tc>
+          <w:tcPr/>
+          <w:p>
+            <w:pPr>
+              <w:pStyle w:val="Compact"/>
+            </w:pPr>
+            <w:r>
+              <w:t xml:space="preserve">4</w:t>
+            </w:r>
+          </w:p>
+        </w:tc>
+      </w:tr>
+    </w:tbl>
+    <w:p>
+      <w:pPr>
+        <w:pStyle w:val="BodyText"/>
+      </w:pPr>
+      <w:r>
+        <w:rPr>
+          <w:i/>
+          <w:iCs/>
+        </w:rPr>
+        <w:t xml:space="preserve">GW = total gateway count (XOR + AND). All E4 and E6 models are structurally valid (passed</w:t>
+      </w:r>
+      <w:r>
+        <w:rPr>
+          <w:i/>
+          <w:iCs/>
+        </w:rPr>
+        <w:t xml:space="preserve"> </w:t>
+      </w:r>
+      <w:r>
+        <w:rPr>
+          <w:rStyle w:val="VerbatimChar"/>
+          <w:i/>
+          <w:iCs/>
+        </w:rPr>
+        <w:t xml:space="preserve">bpmn/validate.py</w:t>
+      </w:r>
+      <w:r>
+        <w:rPr>
+          <w:i/>
+          <w:iCs/>
+        </w:rPr>
+        <w:t xml:space="preserve">).</w:t>
+      </w:r>
+    </w:p>
+    <w:p>
+      <w:pPr>
+        <w:pStyle w:val="BodyText"/>
+      </w:pPr>
+      <w:r>
+        <w:rPr>
+          <w:b/>
+          <w:bCs/>
+        </w:rPr>
+        <w:t xml:space="preserve">Key observations:</w:t>
+      </w:r>
+      <w:r>
+        <w:t xml:space="preserve"> </w:t>
+      </w:r>
+      <w:r>
+        <w:t xml:space="preserve">- E6 fitness equals E6 variant coverage on every log — the signature of sound-by-construction ✓</w:t>
+      </w:r>
+      <w:r>
+        <w:t xml:space="preserve"> </w:t>
+      </w:r>
+      <w:r>
+        <w:t xml:space="preserve">- Noisy log: E4 fitness = 0.667 (frequency threshold loses 33% of trace variants) vs E6 fitness = 0.947 ✓</w:t>
+      </w:r>
+      <w:r>
+        <w:t xml:space="preserve"> </w:t>
+      </w:r>
+      <w:r>
+        <w:t xml:space="preserve">- Order-to-Cash and Procurement: E4 fitness below 1.000 (0.919 and 0.947) despite clean logs ✓</w:t>
+      </w:r>
+      <w:r>
+        <w:t xml:space="preserve"> </w:t>
+      </w:r>
+      <w:r>
+        <w:t xml:space="preserve">- E6 produces more gateways than E4 (to maintain soundness) but is always valid ✓</w:t>
+      </w:r>
+    </w:p>
+    <w:p>
+      <w:r>
+        <w:pict>
+          <v:rect style="width:0;height:1.5pt" o:hralign="center" o:hrstd="t" o:hr="t"/>
+        </w:pict>
+      </w:r>
+    </w:p>
+    <w:bookmarkEnd w:id="132"/>
+    <w:bookmarkStart w:id="133" w:name="a.5-conformance-report-vendor-onboarding"/>
+    <w:p>
+      <w:pPr>
+        <w:pStyle w:val="Heading2"/>
+      </w:pPr>
+      <w:r>
+        <w:t xml:space="preserve">A.5 Conformance Report: Vendor Onboarding</w:t>
+      </w:r>
+    </w:p>
+    <w:p>
+      <w:pPr>
+        <w:pStyle w:val="FirstParagraph"/>
+      </w:pPr>
+      <w:r>
+        <w:t xml:space="preserve">Figure A.3 shows the conformance drift report for the vendor onboarding SOP-log pair, generated by</w:t>
+      </w:r>
+      <w:r>
+        <w:t xml:space="preserve"> </w:t>
+      </w:r>
+      <w:r>
+        <w:rPr>
+          <w:rStyle w:val="VerbatimChar"/>
+        </w:rPr>
+        <w:t xml:space="preserve">conformance.py</w:t>
+      </w:r>
+      <w:r>
+        <w:t xml:space="preserve">.</w:t>
+      </w:r>
+    </w:p>
+    <w:p>
+      <w:pPr>
+        <w:pStyle w:val="BodyText"/>
+      </w:pPr>
+      <w:r>
+        <w:rPr>
+          <w:i/>
+          <w:iCs/>
+        </w:rPr>
+        <w:t xml:space="preserve">Generated file:</w:t>
+      </w:r>
+      <w:r>
+        <w:t xml:space="preserve"> </w:t>
+      </w:r>
+      <w:r>
+        <w:rPr>
+          <w:rStyle w:val="VerbatimChar"/>
+        </w:rPr>
+        <w:t xml:space="preserve">outputs/demo/vendor_onboarding_sop_conformance.json</w:t>
+      </w:r>
+    </w:p>
+    <w:p>
+      <w:pPr>
+        <w:pStyle w:val="SourceCode"/>
+      </w:pPr>
+      <w:r>
+        <w:rPr>
+          <w:rStyle w:val="VerbatimChar"/>
+        </w:rPr>
+        <w:t xml:space="preserve">CONFORMANCE REPORT — Vendor Onboarding SOP vs vendor_onboarding_events.csv</w:t>
+      </w:r>
+      <w:r>
+        <w:br/>
+      </w:r>
+      <w:r>
+        <w:rPr>
+          <w:rStyle w:val="VerbatimChar"/>
+        </w:rPr>
+        <w:t xml:space="preserve">========================================================================</w:t>
+      </w:r>
+      <w:r>
+        <w:br/>
+      </w:r>
+      <w:r>
+        <w:rPr>
+          <w:rStyle w:val="VerbatimChar"/>
+        </w:rPr>
+        <w:t xml:space="preserve">Activities matched: 7 / 10 documented activities (trace fitness: 37%)</w:t>
+      </w:r>
+      <w:r>
+        <w:br/>
+      </w:r>
+      <w:r>
+        <w:rPr>
+          <w:rStyle w:val="VerbatimChar"/>
+        </w:rPr>
+        <w:t xml:space="preserve">  ✓ Matched: Review Application, Financial Risk Assessment,</w:t>
+      </w:r>
+      <w:r>
+        <w:br/>
+      </w:r>
+      <w:r>
+        <w:rPr>
+          <w:rStyle w:val="VerbatimChar"/>
+        </w:rPr>
+        <w:t xml:space="preserve">             Reject Application, Create Vendor Record, ...</w:t>
+      </w:r>
+      <w:r>
+        <w:br/>
+      </w:r>
+      <w:r>
+        <w:rPr>
+          <w:rStyle w:val="VerbatimChar"/>
+        </w:rPr>
+        <w:t xml:space="preserve">  ✗ Missed: Approve Compliance Findings, Evaluate Financial Documents,</w:t>
+      </w:r>
+      <w:r>
+        <w:br/>
+      </w:r>
+      <w:r>
+        <w:rPr>
+          <w:rStyle w:val="VerbatimChar"/>
+        </w:rPr>
+        <w:t xml:space="preserve">             Notify Vendor to Resubmit</w:t>
+      </w:r>
+      <w:r>
+        <w:br/>
+      </w:r>
+      <w:r>
+        <w:br/>
+      </w:r>
+      <w:r>
+        <w:rPr>
+          <w:rStyle w:val="VerbatimChar"/>
+        </w:rPr>
+        <w:t xml:space="preserve">DF Precision: 25% (documented flows found in log)</w:t>
+      </w:r>
+      <w:r>
+        <w:br/>
+      </w:r>
+      <w:r>
+        <w:rPr>
+          <w:rStyle w:val="VerbatimChar"/>
+        </w:rPr>
+        <w:t xml:space="preserve">DF Recall:    33% (log flows found in documented model)</w:t>
+      </w:r>
+      <w:r>
+        <w:br/>
+      </w:r>
+      <w:r>
+        <w:br/>
+      </w:r>
+      <w:r>
+        <w:rPr>
+          <w:rStyle w:val="VerbatimChar"/>
+        </w:rPr>
+        <w:t xml:space="preserve">Drift classification:</w:t>
+      </w:r>
+      <w:r>
+        <w:br/>
+      </w:r>
+      <w:r>
+        <w:rPr>
+          <w:rStyle w:val="VerbatimChar"/>
+        </w:rPr>
+        <w:t xml:space="preserve">  documented-not-enacted: 3 activities (in SOP, not in log)</w:t>
+      </w:r>
+      <w:r>
+        <w:br/>
+      </w:r>
+      <w:r>
+        <w:rPr>
+          <w:rStyle w:val="VerbatimChar"/>
+        </w:rPr>
+        <w:t xml:space="preserve">  enacted-not-documented: 4 activities (in log, not in SOP)</w:t>
+      </w:r>
+      <w:r>
+        <w:br/>
+      </w:r>
+      <w:r>
+        <w:rPr>
+          <w:rStyle w:val="VerbatimChar"/>
+        </w:rPr>
+        <w:t xml:space="preserve">  sequence-mismatch:      9 documented-only / 6 enacted-only flows</w:t>
+      </w:r>
+      <w:r>
+        <w:br/>
+      </w:r>
+      <w:r>
+        <w:br/>
+      </w:r>
+      <w:r>
+        <w:rPr>
+          <w:rStyle w:val="VerbatimChar"/>
+        </w:rPr>
+        <w:t xml:space="preserve">Root cause: vocabulary gap ("Perform background screening" ≠ "Compliance Screening")</w:t>
+      </w:r>
+    </w:p>
+    <w:p>
+      <w:pPr>
+        <w:pStyle w:val="FirstParagraph"/>
+      </w:pPr>
+      <w:r>
+        <w:rPr>
+          <w:i/>
+          <w:iCs/>
+        </w:rPr>
+        <w:t xml:space="preserve">Figure A.3: Conformance drift report — vocabulary gap identified as dominant cause.</w:t>
+      </w:r>
+    </w:p>
+    <w:p>
+      <w:r>
+        <w:pict>
+          <v:rect style="width:0;height:1.5pt" o:hralign="center" o:hrstd="t" o:hr="t"/>
+        </w:pict>
+      </w:r>
+    </w:p>
+    <w:bookmarkEnd w:id="133"/>
+    <w:bookmarkStart w:id="134" w:name="X72a1d310c0986e9814e5530a96116b746c748ee"/>
+    <w:p>
+      <w:pPr>
+        <w:pStyle w:val="Heading2"/>
+      </w:pPr>
+      <w:r>
+        <w:t xml:space="preserve">A.6 BPMN XML Sample (Invoice-to-Pay — Inductive Miner)</w:t>
+      </w:r>
+    </w:p>
+    <w:p>
+      <w:pPr>
+        <w:pStyle w:val="FirstParagraph"/>
+      </w:pPr>
+      <w:r>
+        <w:t xml:space="preserve">Figure A.6 shows a snippet of the BPMN 2.0 XML produced by the Inductive Miner (E6) for the invoice-to-pay synthetic log, demonstrating the complete DI (Diagram Interchange) layer.</w:t>
+      </w:r>
+    </w:p>
+    <w:p>
+      <w:pPr>
+        <w:pStyle w:val="BodyText"/>
+      </w:pPr>
+      <w:r>
+        <w:rPr>
+          <w:i/>
+          <w:iCs/>
+        </w:rPr>
+        <w:t xml:space="preserve">Generated file:</w:t>
+      </w:r>
+      <w:r>
+        <w:t xml:space="preserve"> </w:t>
+      </w:r>
+      <w:r>
+        <w:rPr>
+          <w:rStyle w:val="VerbatimChar"/>
+        </w:rPr>
+        <w:t xml:space="preserve">outputs/im/invoice_ap_log_bpmn.bpmn</w:t>
+      </w:r>
+    </w:p>
+    <w:p>
+      <w:pPr>
+        <w:pStyle w:val="SourceCode"/>
+      </w:pPr>
+      <w:r>
+        <w:rPr>
+          <w:rStyle w:val="FunctionTok"/>
+        </w:rPr>
+        <w:t xml:space="preserve">&lt;?xml</w:t>
+      </w:r>
+      <w:r>
+        <w:rPr>
+          <w:rStyle w:val="NormalTok"/>
+        </w:rPr>
+        <w:t xml:space="preserve"> </w:t>
+      </w:r>
+      <w:r>
+        <w:rPr>
+          <w:rStyle w:val="OtherTok"/>
+        </w:rPr>
+        <w:t xml:space="preserve">version=</w:t>
+      </w:r>
+      <w:r>
+        <w:rPr>
+          <w:rStyle w:val="StringTok"/>
+        </w:rPr>
+        <w:t xml:space="preserve">"1.0"</w:t>
+      </w:r>
+      <w:r>
+        <w:rPr>
+          <w:rStyle w:val="NormalTok"/>
+        </w:rPr>
+        <w:t xml:space="preserve"> </w:t>
+      </w:r>
+      <w:r>
+        <w:rPr>
+          <w:rStyle w:val="OtherTok"/>
+        </w:rPr>
+        <w:t xml:space="preserve">encoding=</w:t>
+      </w:r>
+      <w:r>
+        <w:rPr>
+          <w:rStyle w:val="StringTok"/>
+        </w:rPr>
+        <w:t xml:space="preserve">"UTF-8"</w:t>
+      </w:r>
+      <w:r>
+        <w:rPr>
+          <w:rStyle w:val="FunctionTok"/>
+        </w:rPr>
+        <w:t xml:space="preserve">?&gt;</w:t>
+      </w:r>
+      <w:r>
+        <w:br/>
+      </w:r>
+      <w:r>
+        <w:rPr>
+          <w:rStyle w:val="NormalTok"/>
+        </w:rPr>
+        <w:t xml:space="preserve">&lt;</w:t>
+      </w:r>
+      <w:r>
+        <w:rPr>
+          <w:rStyle w:val="KeywordTok"/>
+        </w:rPr>
+        <w:t xml:space="preserve">bpmn:definitions</w:t>
+      </w:r>
+      <w:r>
+        <w:rPr>
+          <w:rStyle w:val="NormalTok"/>
+        </w:rPr>
+        <w:t xml:space="preserve"> </w:t>
+      </w:r>
+      <w:r>
+        <w:rPr>
+          <w:rStyle w:val="OtherTok"/>
+        </w:rPr>
+        <w:t xml:space="preserve">xmlns:bpmn=</w:t>
+      </w:r>
+      <w:r>
+        <w:rPr>
+          <w:rStyle w:val="StringTok"/>
+        </w:rPr>
+        <w:t xml:space="preserve">"http://www.omg.org/spec/BPMN/20100524/MODEL"</w:t>
+      </w:r>
+      <w:r>
+        <w:br/>
+      </w:r>
+      <w:r>
+        <w:rPr>
+          <w:rStyle w:val="NormalTok"/>
+        </w:rPr>
+        <w:t xml:space="preserve">                  </w:t>
+      </w:r>
+      <w:r>
+        <w:rPr>
+          <w:rStyle w:val="OtherTok"/>
+        </w:rPr>
+        <w:t xml:space="preserve">xmlns:bpmndi=</w:t>
+      </w:r>
+      <w:r>
+        <w:rPr>
+          <w:rStyle w:val="StringTok"/>
+        </w:rPr>
+        <w:t xml:space="preserve">"http://www.omg.org/spec/BPMN/20100524/DI"</w:t>
+      </w:r>
+      <w:r>
+        <w:br/>
+      </w:r>
+      <w:r>
+        <w:rPr>
+          <w:rStyle w:val="NormalTok"/>
+        </w:rPr>
+        <w:t xml:space="preserve">                  </w:t>
+      </w:r>
+      <w:r>
+        <w:rPr>
+          <w:rStyle w:val="OtherTok"/>
+        </w:rPr>
+        <w:t xml:space="preserve">xmlns:dc=</w:t>
+      </w:r>
+      <w:r>
+        <w:rPr>
+          <w:rStyle w:val="StringTok"/>
+        </w:rPr>
+        <w:t xml:space="preserve">"http://www.omg.org/spec/DD/20100524/DC"</w:t>
+      </w:r>
+      <w:r>
+        <w:br/>
+      </w:r>
+      <w:r>
+        <w:rPr>
+          <w:rStyle w:val="NormalTok"/>
+        </w:rPr>
+        <w:t xml:space="preserve">                  </w:t>
+      </w:r>
+      <w:r>
+        <w:rPr>
+          <w:rStyle w:val="OtherTok"/>
+        </w:rPr>
+        <w:t xml:space="preserve">id=</w:t>
+      </w:r>
+      <w:r>
+        <w:rPr>
+          <w:rStyle w:val="StringTok"/>
+        </w:rPr>
+        <w:t xml:space="preserve">"Definitions_1"</w:t>
+      </w:r>
+      <w:r>
+        <w:rPr>
+          <w:rStyle w:val="NormalTok"/>
+        </w:rPr>
+        <w:t xml:space="preserve"> </w:t>
+      </w:r>
+      <w:r>
+        <w:rPr>
+          <w:rStyle w:val="ErrorTok"/>
+        </w:rPr>
+        <w:t xml:space="preserve">...</w:t>
+      </w:r>
+      <w:r>
+        <w:rPr>
+          <w:rStyle w:val="NormalTok"/>
+        </w:rPr>
+        <w:t xml:space="preserve">&gt;</w:t>
+      </w:r>
+      <w:r>
+        <w:br/>
+      </w:r>
+      <w:r>
+        <w:br/>
+      </w:r>
+      <w:r>
+        <w:rPr>
+          <w:rStyle w:val="NormalTok"/>
+        </w:rPr>
+        <w:t xml:space="preserve">  &lt;</w:t>
+      </w:r>
+      <w:r>
+        <w:rPr>
+          <w:rStyle w:val="KeywordTok"/>
+        </w:rPr>
+        <w:t xml:space="preserve">bpmn:process</w:t>
+      </w:r>
+      <w:r>
+        <w:rPr>
+          <w:rStyle w:val="NormalTok"/>
+        </w:rPr>
+        <w:t xml:space="preserve"> </w:t>
+      </w:r>
+      <w:r>
+        <w:rPr>
+          <w:rStyle w:val="OtherTok"/>
+        </w:rPr>
+        <w:t xml:space="preserve">id=</w:t>
+      </w:r>
+      <w:r>
+        <w:rPr>
+          <w:rStyle w:val="StringTok"/>
+        </w:rPr>
+        <w:t xml:space="preserve">"Process_1"</w:t>
+      </w:r>
+      <w:r>
+        <w:rPr>
+          <w:rStyle w:val="NormalTok"/>
+        </w:rPr>
+        <w:t xml:space="preserve"> </w:t>
+      </w:r>
+      <w:r>
+        <w:rPr>
+          <w:rStyle w:val="OtherTok"/>
+        </w:rPr>
+        <w:t xml:space="preserve">isExecutable=</w:t>
+      </w:r>
+      <w:r>
+        <w:rPr>
+          <w:rStyle w:val="StringTok"/>
+        </w:rPr>
+        <w:t xml:space="preserve">"true"</w:t>
+      </w:r>
+      <w:r>
+        <w:rPr>
+          <w:rStyle w:val="NormalTok"/>
+        </w:rPr>
+        <w:t xml:space="preserve">&gt;</w:t>
+      </w:r>
+      <w:r>
+        <w:br/>
+      </w:r>
+      <w:r>
+        <w:rPr>
+          <w:rStyle w:val="NormalTok"/>
+        </w:rPr>
+        <w:t xml:space="preserve">    </w:t>
+      </w:r>
+      <w:r>
+        <w:rPr>
+          <w:rStyle w:val="CommentTok"/>
+        </w:rPr>
+        <w:t xml:space="preserve">&lt;!-- Start event --&gt;</w:t>
+      </w:r>
+      <w:r>
+        <w:br/>
+      </w:r>
+      <w:r>
+        <w:rPr>
+          <w:rStyle w:val="NormalTok"/>
+        </w:rPr>
+        <w:t xml:space="preserve">    &lt;</w:t>
+      </w:r>
+      <w:r>
+        <w:rPr>
+          <w:rStyle w:val="KeywordTok"/>
+        </w:rPr>
+        <w:t xml:space="preserve">bpmn:startEvent</w:t>
+      </w:r>
+      <w:r>
+        <w:rPr>
+          <w:rStyle w:val="NormalTok"/>
+        </w:rPr>
+        <w:t xml:space="preserve"> </w:t>
+      </w:r>
+      <w:r>
+        <w:rPr>
+          <w:rStyle w:val="OtherTok"/>
+        </w:rPr>
+        <w:t xml:space="preserve">id=</w:t>
+      </w:r>
+      <w:r>
+        <w:rPr>
+          <w:rStyle w:val="StringTok"/>
+        </w:rPr>
+        <w:t xml:space="preserve">"StartEvent_1"</w:t>
+      </w:r>
+      <w:r>
+        <w:rPr>
+          <w:rStyle w:val="NormalTok"/>
+        </w:rPr>
+        <w:t xml:space="preserve"> </w:t>
+      </w:r>
+      <w:r>
+        <w:rPr>
+          <w:rStyle w:val="OtherTok"/>
+        </w:rPr>
+        <w:t xml:space="preserve">name=</w:t>
+      </w:r>
+      <w:r>
+        <w:rPr>
+          <w:rStyle w:val="StringTok"/>
+        </w:rPr>
+        <w:t xml:space="preserve">"Start"</w:t>
+      </w:r>
+      <w:r>
+        <w:rPr>
+          <w:rStyle w:val="NormalTok"/>
+        </w:rPr>
+        <w:t xml:space="preserve">&gt;</w:t>
+      </w:r>
+      <w:r>
+        <w:br/>
+      </w:r>
+      <w:r>
+        <w:rPr>
+          <w:rStyle w:val="NormalTok"/>
+        </w:rPr>
+        <w:t xml:space="preserve">      &lt;</w:t>
+      </w:r>
+      <w:r>
+        <w:rPr>
+          <w:rStyle w:val="KeywordTok"/>
+        </w:rPr>
+        <w:t xml:space="preserve">bpmn:outgoing</w:t>
+      </w:r>
+      <w:r>
+        <w:rPr>
+          <w:rStyle w:val="NormalTok"/>
+        </w:rPr>
+        <w:t xml:space="preserve">&gt;Flow_1&lt;/</w:t>
+      </w:r>
+      <w:r>
+        <w:rPr>
+          <w:rStyle w:val="KeywordTok"/>
+        </w:rPr>
+        <w:t xml:space="preserve">bpmn:outgoing</w:t>
+      </w:r>
+      <w:r>
+        <w:rPr>
+          <w:rStyle w:val="NormalTok"/>
+        </w:rPr>
+        <w:t xml:space="preserve">&gt;</w:t>
+      </w:r>
+      <w:r>
+        <w:br/>
+      </w:r>
+      <w:r>
+        <w:rPr>
+          <w:rStyle w:val="NormalTok"/>
+        </w:rPr>
+        <w:t xml:space="preserve">    &lt;/</w:t>
+      </w:r>
+      <w:r>
+        <w:rPr>
+          <w:rStyle w:val="KeywordTok"/>
+        </w:rPr>
+        <w:t xml:space="preserve">bpmn:startEvent</w:t>
+      </w:r>
+      <w:r>
+        <w:rPr>
+          <w:rStyle w:val="NormalTok"/>
+        </w:rPr>
+        <w:t xml:space="preserve">&gt;</w:t>
+      </w:r>
+      <w:r>
+        <w:br/>
+      </w:r>
+      <w:r>
+        <w:br/>
+      </w:r>
+      <w:r>
+        <w:rPr>
+          <w:rStyle w:val="NormalTok"/>
+        </w:rPr>
+        <w:t xml:space="preserve">    </w:t>
+      </w:r>
+      <w:r>
+        <w:rPr>
+          <w:rStyle w:val="CommentTok"/>
+        </w:rPr>
+        <w:t xml:space="preserve">&lt;!-- Tasks (typed: userTask / serviceTask) --&gt;</w:t>
+      </w:r>
+      <w:r>
+        <w:br/>
+      </w:r>
+      <w:r>
+        <w:rPr>
+          <w:rStyle w:val="NormalTok"/>
+        </w:rPr>
+        <w:t xml:space="preserve">    &lt;</w:t>
+      </w:r>
+      <w:r>
+        <w:rPr>
+          <w:rStyle w:val="KeywordTok"/>
+        </w:rPr>
+        <w:t xml:space="preserve">bpmn:userTask</w:t>
+      </w:r>
+      <w:r>
+        <w:rPr>
+          <w:rStyle w:val="NormalTok"/>
+        </w:rPr>
+        <w:t xml:space="preserve"> </w:t>
+      </w:r>
+      <w:r>
+        <w:rPr>
+          <w:rStyle w:val="OtherTok"/>
+        </w:rPr>
+        <w:t xml:space="preserve">id=</w:t>
+      </w:r>
+      <w:r>
+        <w:rPr>
+          <w:rStyle w:val="StringTok"/>
+        </w:rPr>
+        <w:t xml:space="preserve">"Activity_ReceiveInvoice"</w:t>
+      </w:r>
+      <w:r>
+        <w:rPr>
+          <w:rStyle w:val="NormalTok"/>
+        </w:rPr>
+        <w:t xml:space="preserve"> </w:t>
+      </w:r>
+      <w:r>
+        <w:rPr>
+          <w:rStyle w:val="OtherTok"/>
+        </w:rPr>
+        <w:t xml:space="preserve">name=</w:t>
+      </w:r>
+      <w:r>
+        <w:rPr>
+          <w:rStyle w:val="StringTok"/>
+        </w:rPr>
+        <w:t xml:space="preserve">"Receive and log invoice"</w:t>
+      </w:r>
+      <w:r>
+        <w:rPr>
+          <w:rStyle w:val="NormalTok"/>
+        </w:rPr>
+        <w:t xml:space="preserve">&gt;</w:t>
+      </w:r>
+      <w:r>
+        <w:br/>
+      </w:r>
+      <w:r>
+        <w:rPr>
+          <w:rStyle w:val="NormalTok"/>
+        </w:rPr>
+        <w:t xml:space="preserve">      &lt;</w:t>
+      </w:r>
+      <w:r>
+        <w:rPr>
+          <w:rStyle w:val="KeywordTok"/>
+        </w:rPr>
+        <w:t xml:space="preserve">bpmn:documentation</w:t>
+      </w:r>
+      <w:r>
+        <w:rPr>
+          <w:rStyle w:val="NormalTok"/>
+        </w:rPr>
+        <w:t xml:space="preserve">&gt;Source: Inductive Miner E6 | Variant freq: 98/150&lt;/</w:t>
+      </w:r>
+      <w:r>
+        <w:rPr>
+          <w:rStyle w:val="KeywordTok"/>
+        </w:rPr>
+        <w:t xml:space="preserve">bpmn:documentation</w:t>
+      </w:r>
+      <w:r>
+        <w:rPr>
+          <w:rStyle w:val="NormalTok"/>
+        </w:rPr>
+        <w:t xml:space="preserve">&gt;</w:t>
+      </w:r>
+      <w:r>
+        <w:br/>
+      </w:r>
+      <w:r>
+        <w:rPr>
+          <w:rStyle w:val="NormalTok"/>
+        </w:rPr>
+        <w:t xml:space="preserve">      &lt;</w:t>
+      </w:r>
+      <w:r>
+        <w:rPr>
+          <w:rStyle w:val="KeywordTok"/>
+        </w:rPr>
+        <w:t xml:space="preserve">bpmn:incoming</w:t>
+      </w:r>
+      <w:r>
+        <w:rPr>
+          <w:rStyle w:val="NormalTok"/>
+        </w:rPr>
+        <w:t xml:space="preserve">&gt;Flow_1&lt;/</w:t>
+      </w:r>
+      <w:r>
+        <w:rPr>
+          <w:rStyle w:val="KeywordTok"/>
+        </w:rPr>
+        <w:t xml:space="preserve">bpmn:incoming</w:t>
+      </w:r>
+      <w:r>
+        <w:rPr>
+          <w:rStyle w:val="NormalTok"/>
+        </w:rPr>
+        <w:t xml:space="preserve">&gt;</w:t>
+      </w:r>
+      <w:r>
+        <w:br/>
+      </w:r>
+      <w:r>
+        <w:rPr>
+          <w:rStyle w:val="NormalTok"/>
+        </w:rPr>
+        <w:t xml:space="preserve">      &lt;</w:t>
+      </w:r>
+      <w:r>
+        <w:rPr>
+          <w:rStyle w:val="KeywordTok"/>
+        </w:rPr>
+        <w:t xml:space="preserve">bpmn:outgoing</w:t>
+      </w:r>
+      <w:r>
+        <w:rPr>
+          <w:rStyle w:val="NormalTok"/>
+        </w:rPr>
+        <w:t xml:space="preserve">&gt;Flow_2&lt;/</w:t>
+      </w:r>
+      <w:r>
+        <w:rPr>
+          <w:rStyle w:val="KeywordTok"/>
+        </w:rPr>
+        <w:t xml:space="preserve">bpmn:outgoing</w:t>
+      </w:r>
+      <w:r>
+        <w:rPr>
+          <w:rStyle w:val="NormalTok"/>
+        </w:rPr>
+        <w:t xml:space="preserve">&gt;</w:t>
+      </w:r>
+      <w:r>
+        <w:br/>
+      </w:r>
+      <w:r>
+        <w:rPr>
+          <w:rStyle w:val="NormalTok"/>
+        </w:rPr>
+        <w:t xml:space="preserve">    &lt;/</w:t>
+      </w:r>
+      <w:r>
+        <w:rPr>
+          <w:rStyle w:val="KeywordTok"/>
+        </w:rPr>
+        <w:t xml:space="preserve">bpmn:userTask</w:t>
+      </w:r>
+      <w:r>
+        <w:rPr>
+          <w:rStyle w:val="NormalTok"/>
+        </w:rPr>
+        <w:t xml:space="preserve">&gt;</w:t>
+      </w:r>
+      <w:r>
+        <w:br/>
+      </w:r>
+      <w:r>
+        <w:br/>
+      </w:r>
+      <w:r>
+        <w:rPr>
+          <w:rStyle w:val="NormalTok"/>
+        </w:rPr>
+        <w:t xml:space="preserve">    </w:t>
+      </w:r>
+      <w:r>
+        <w:rPr>
+          <w:rStyle w:val="CommentTok"/>
+        </w:rPr>
+        <w:t xml:space="preserve">&lt;!-- XOR Gateway (data-based split) --&gt;</w:t>
+      </w:r>
+      <w:r>
+        <w:br/>
+      </w:r>
+      <w:r>
+        <w:rPr>
+          <w:rStyle w:val="NormalTok"/>
+        </w:rPr>
+        <w:t xml:space="preserve">    &lt;</w:t>
+      </w:r>
+      <w:r>
+        <w:rPr>
+          <w:rStyle w:val="KeywordTok"/>
+        </w:rPr>
+        <w:t xml:space="preserve">bpmn:exclusiveGateway</w:t>
+      </w:r>
+      <w:r>
+        <w:rPr>
+          <w:rStyle w:val="NormalTok"/>
+        </w:rPr>
+        <w:t xml:space="preserve"> </w:t>
+      </w:r>
+      <w:r>
+        <w:rPr>
+          <w:rStyle w:val="OtherTok"/>
+        </w:rPr>
+        <w:t xml:space="preserve">id=</w:t>
+      </w:r>
+      <w:r>
+        <w:rPr>
+          <w:rStyle w:val="StringTok"/>
+        </w:rPr>
+        <w:t xml:space="preserve">"Gateway_1"</w:t>
+      </w:r>
+      <w:r>
+        <w:rPr>
+          <w:rStyle w:val="NormalTok"/>
+        </w:rPr>
+        <w:t xml:space="preserve"> </w:t>
+      </w:r>
+      <w:r>
+        <w:rPr>
+          <w:rStyle w:val="OtherTok"/>
+        </w:rPr>
+        <w:t xml:space="preserve">name=</w:t>
+      </w:r>
+      <w:r>
+        <w:rPr>
+          <w:rStyle w:val="StringTok"/>
+        </w:rPr>
+        <w:t xml:space="preserve">"Valid?"</w:t>
+      </w:r>
+      <w:r>
+        <w:rPr>
+          <w:rStyle w:val="NormalTok"/>
+        </w:rPr>
+        <w:t xml:space="preserve"> </w:t>
+      </w:r>
+      <w:r>
+        <w:rPr>
+          <w:rStyle w:val="OtherTok"/>
+        </w:rPr>
+        <w:t xml:space="preserve">gatewayDirection=</w:t>
+      </w:r>
+      <w:r>
+        <w:rPr>
+          <w:rStyle w:val="StringTok"/>
+        </w:rPr>
+        <w:t xml:space="preserve">"Converging"</w:t>
+      </w:r>
+      <w:r>
+        <w:rPr>
+          <w:rStyle w:val="NormalTok"/>
+        </w:rPr>
+        <w:t xml:space="preserve">&gt;</w:t>
+      </w:r>
+      <w:r>
+        <w:br/>
+      </w:r>
+      <w:r>
+        <w:rPr>
+          <w:rStyle w:val="NormalTok"/>
+        </w:rPr>
+        <w:t xml:space="preserve">      &lt;</w:t>
+      </w:r>
+      <w:r>
+        <w:rPr>
+          <w:rStyle w:val="KeywordTok"/>
+        </w:rPr>
+        <w:t xml:space="preserve">bpmn:incoming</w:t>
+      </w:r>
+      <w:r>
+        <w:rPr>
+          <w:rStyle w:val="NormalTok"/>
+        </w:rPr>
+        <w:t xml:space="preserve">&gt;Flow_2&lt;/</w:t>
+      </w:r>
+      <w:r>
+        <w:rPr>
+          <w:rStyle w:val="KeywordTok"/>
+        </w:rPr>
+        <w:t xml:space="preserve">bpmn:incoming</w:t>
+      </w:r>
+      <w:r>
+        <w:rPr>
+          <w:rStyle w:val="NormalTok"/>
+        </w:rPr>
+        <w:t xml:space="preserve">&gt;</w:t>
+      </w:r>
+      <w:r>
+        <w:br/>
+      </w:r>
+      <w:r>
+        <w:rPr>
+          <w:rStyle w:val="NormalTok"/>
+        </w:rPr>
+        <w:t xml:space="preserve">      &lt;</w:t>
+      </w:r>
+      <w:r>
+        <w:rPr>
+          <w:rStyle w:val="KeywordTok"/>
+        </w:rPr>
+        <w:t xml:space="preserve">bpmn:incoming</w:t>
+      </w:r>
+      <w:r>
+        <w:rPr>
+          <w:rStyle w:val="NormalTok"/>
+        </w:rPr>
+        <w:t xml:space="preserve">&gt;Flow_8&lt;/</w:t>
+      </w:r>
+      <w:r>
+        <w:rPr>
+          <w:rStyle w:val="KeywordTok"/>
+        </w:rPr>
+        <w:t xml:space="preserve">bpmn:incoming</w:t>
+      </w:r>
+      <w:r>
+        <w:rPr>
+          <w:rStyle w:val="NormalTok"/>
+        </w:rPr>
+        <w:t xml:space="preserve">&gt;</w:t>
+      </w:r>
+      <w:r>
+        <w:br/>
+      </w:r>
+      <w:r>
+        <w:rPr>
+          <w:rStyle w:val="NormalTok"/>
+        </w:rPr>
+        <w:t xml:space="preserve">      &lt;</w:t>
+      </w:r>
+      <w:r>
+        <w:rPr>
+          <w:rStyle w:val="KeywordTok"/>
+        </w:rPr>
+        <w:t xml:space="preserve">bpmn:outgoing</w:t>
+      </w:r>
+      <w:r>
+        <w:rPr>
+          <w:rStyle w:val="NormalTok"/>
+        </w:rPr>
+        <w:t xml:space="preserve">&gt;Flow_3&lt;/</w:t>
+      </w:r>
+      <w:r>
+        <w:rPr>
+          <w:rStyle w:val="KeywordTok"/>
+        </w:rPr>
+        <w:t xml:space="preserve">bpmn:outgoing</w:t>
+      </w:r>
+      <w:r>
+        <w:rPr>
+          <w:rStyle w:val="NormalTok"/>
+        </w:rPr>
+        <w:t xml:space="preserve">&gt;</w:t>
+      </w:r>
+      <w:r>
+        <w:br/>
+      </w:r>
+      <w:r>
+        <w:rPr>
+          <w:rStyle w:val="NormalTok"/>
+        </w:rPr>
+        <w:t xml:space="preserve">    &lt;/</w:t>
+      </w:r>
+      <w:r>
+        <w:rPr>
+          <w:rStyle w:val="KeywordTok"/>
+        </w:rPr>
+        <w:t xml:space="preserve">bpmn:exclusiveGateway</w:t>
+      </w:r>
+      <w:r>
+        <w:rPr>
+          <w:rStyle w:val="NormalTok"/>
+        </w:rPr>
+        <w:t xml:space="preserve">&gt;</w:t>
+      </w:r>
+      <w:r>
+        <w:br/>
+      </w:r>
+      <w:r>
+        <w:br/>
+      </w:r>
+      <w:r>
+        <w:rPr>
+          <w:rStyle w:val="NormalTok"/>
+        </w:rPr>
+        <w:t xml:space="preserve">    </w:t>
+      </w:r>
+      <w:r>
+        <w:rPr>
+          <w:rStyle w:val="CommentTok"/>
+        </w:rPr>
+        <w:t xml:space="preserve">&lt;!-- AND Gateway (parallel split) --&gt;</w:t>
+      </w:r>
+      <w:r>
+        <w:br/>
+      </w:r>
+      <w:r>
+        <w:rPr>
+          <w:rStyle w:val="NormalTok"/>
+        </w:rPr>
+        <w:t xml:space="preserve">    &lt;</w:t>
+      </w:r>
+      <w:r>
+        <w:rPr>
+          <w:rStyle w:val="KeywordTok"/>
+        </w:rPr>
+        <w:t xml:space="preserve">bpmn:parallelGateway</w:t>
+      </w:r>
+      <w:r>
+        <w:rPr>
+          <w:rStyle w:val="NormalTok"/>
+        </w:rPr>
+        <w:t xml:space="preserve"> </w:t>
+      </w:r>
+      <w:r>
+        <w:rPr>
+          <w:rStyle w:val="OtherTok"/>
+        </w:rPr>
+        <w:t xml:space="preserve">id=</w:t>
+      </w:r>
+      <w:r>
+        <w:rPr>
+          <w:rStyle w:val="StringTok"/>
+        </w:rPr>
+        <w:t xml:space="preserve">"Gateway_2"</w:t>
+      </w:r>
+      <w:r>
+        <w:rPr>
+          <w:rStyle w:val="NormalTok"/>
+        </w:rPr>
+        <w:t xml:space="preserve"> </w:t>
+      </w:r>
+      <w:r>
+        <w:rPr>
+          <w:rStyle w:val="OtherTok"/>
+        </w:rPr>
+        <w:t xml:space="preserve">name=</w:t>
+      </w:r>
+      <w:r>
+        <w:rPr>
+          <w:rStyle w:val="StringTok"/>
+        </w:rPr>
+        <w:t xml:space="preserve">"AP+Legal Review (parallel)"</w:t>
+      </w:r>
+      <w:r>
+        <w:br/>
+      </w:r>
+      <w:r>
+        <w:rPr>
+          <w:rStyle w:val="NormalTok"/>
+        </w:rPr>
+        <w:t xml:space="preserve">                          </w:t>
+      </w:r>
+      <w:r>
+        <w:rPr>
+          <w:rStyle w:val="OtherTok"/>
+        </w:rPr>
+        <w:t xml:space="preserve">gatewayDirection=</w:t>
+      </w:r>
+      <w:r>
+        <w:rPr>
+          <w:rStyle w:val="StringTok"/>
+        </w:rPr>
+        <w:t xml:space="preserve">"Diverging"</w:t>
+      </w:r>
+      <w:r>
+        <w:rPr>
+          <w:rStyle w:val="NormalTok"/>
+        </w:rPr>
+        <w:t xml:space="preserve">&gt;</w:t>
+      </w:r>
+      <w:r>
+        <w:br/>
+      </w:r>
+      <w:r>
+        <w:rPr>
+          <w:rStyle w:val="NormalTok"/>
+        </w:rPr>
+        <w:t xml:space="preserve">      &lt;</w:t>
+      </w:r>
+      <w:r>
+        <w:rPr>
+          <w:rStyle w:val="KeywordTok"/>
+        </w:rPr>
+        <w:t xml:space="preserve">bpmn:incoming</w:t>
+      </w:r>
+      <w:r>
+        <w:rPr>
+          <w:rStyle w:val="NormalTok"/>
+        </w:rPr>
+        <w:t xml:space="preserve">&gt;Flow_3&lt;/</w:t>
+      </w:r>
+      <w:r>
+        <w:rPr>
+          <w:rStyle w:val="KeywordTok"/>
+        </w:rPr>
+        <w:t xml:space="preserve">bpmn:incoming</w:t>
+      </w:r>
+      <w:r>
+        <w:rPr>
+          <w:rStyle w:val="NormalTok"/>
+        </w:rPr>
+        <w:t xml:space="preserve">&gt;</w:t>
+      </w:r>
+      <w:r>
+        <w:br/>
+      </w:r>
+      <w:r>
+        <w:rPr>
+          <w:rStyle w:val="NormalTok"/>
+        </w:rPr>
+        <w:t xml:space="preserve">      &lt;</w:t>
+      </w:r>
+      <w:r>
+        <w:rPr>
+          <w:rStyle w:val="KeywordTok"/>
+        </w:rPr>
+        <w:t xml:space="preserve">bpmn:outgoing</w:t>
+      </w:r>
+      <w:r>
+        <w:rPr>
+          <w:rStyle w:val="NormalTok"/>
+        </w:rPr>
+        <w:t xml:space="preserve">&gt;Flow_4&lt;/</w:t>
+      </w:r>
+      <w:r>
+        <w:rPr>
+          <w:rStyle w:val="KeywordTok"/>
+        </w:rPr>
+        <w:t xml:space="preserve">bpmn:outgoing</w:t>
+      </w:r>
+      <w:r>
+        <w:rPr>
+          <w:rStyle w:val="NormalTok"/>
+        </w:rPr>
+        <w:t xml:space="preserve">&gt;</w:t>
+      </w:r>
+      <w:r>
+        <w:br/>
+      </w:r>
+      <w:r>
+        <w:rPr>
+          <w:rStyle w:val="NormalTok"/>
+        </w:rPr>
+        <w:t xml:space="preserve">      &lt;</w:t>
+      </w:r>
+      <w:r>
+        <w:rPr>
+          <w:rStyle w:val="KeywordTok"/>
+        </w:rPr>
+        <w:t xml:space="preserve">bpmn:outgoing</w:t>
+      </w:r>
+      <w:r>
+        <w:rPr>
+          <w:rStyle w:val="NormalTok"/>
+        </w:rPr>
+        <w:t xml:space="preserve">&gt;Flow_5&lt;/</w:t>
+      </w:r>
+      <w:r>
+        <w:rPr>
+          <w:rStyle w:val="KeywordTok"/>
+        </w:rPr>
+        <w:t xml:space="preserve">bpmn:outgoing</w:t>
+      </w:r>
+      <w:r>
+        <w:rPr>
+          <w:rStyle w:val="NormalTok"/>
+        </w:rPr>
+        <w:t xml:space="preserve">&gt;</w:t>
+      </w:r>
+      <w:r>
+        <w:br/>
+      </w:r>
+      <w:r>
+        <w:rPr>
+          <w:rStyle w:val="NormalTok"/>
+        </w:rPr>
+        <w:t xml:space="preserve">    &lt;/</w:t>
+      </w:r>
+      <w:r>
+        <w:rPr>
+          <w:rStyle w:val="KeywordTok"/>
+        </w:rPr>
+        <w:t xml:space="preserve">bpmn:parallelGateway</w:t>
+      </w:r>
+      <w:r>
+        <w:rPr>
+          <w:rStyle w:val="NormalTok"/>
+        </w:rPr>
+        <w:t xml:space="preserve">&gt;</w:t>
+      </w:r>
+      <w:r>
+        <w:br/>
+      </w:r>
+      <w:r>
+        <w:br/>
+      </w:r>
+      <w:r>
+        <w:rPr>
+          <w:rStyle w:val="NormalTok"/>
+        </w:rPr>
+        <w:t xml:space="preserve">    </w:t>
+      </w:r>
+      <w:r>
+        <w:rPr>
+          <w:rStyle w:val="CommentTok"/>
+        </w:rPr>
+        <w:t xml:space="preserve">&lt;!-- Complete DI: shapes with bounds, edges with waypoints --&gt;</w:t>
+      </w:r>
+      <w:r>
+        <w:br/>
+      </w:r>
+      <w:r>
+        <w:rPr>
+          <w:rStyle w:val="NormalTok"/>
+        </w:rPr>
+        <w:t xml:space="preserve">  &lt;/</w:t>
+      </w:r>
+      <w:r>
+        <w:rPr>
+          <w:rStyle w:val="KeywordTok"/>
+        </w:rPr>
+        <w:t xml:space="preserve">bpmn:process</w:t>
+      </w:r>
+      <w:r>
+        <w:rPr>
+          <w:rStyle w:val="NormalTok"/>
+        </w:rPr>
+        <w:t xml:space="preserve">&gt;</w:t>
+      </w:r>
+      <w:r>
+        <w:br/>
+      </w:r>
+      <w:r>
+        <w:br/>
+      </w:r>
+      <w:r>
+        <w:rPr>
+          <w:rStyle w:val="NormalTok"/>
+        </w:rPr>
+        <w:t xml:space="preserve">  &lt;</w:t>
+      </w:r>
+      <w:r>
+        <w:rPr>
+          <w:rStyle w:val="KeywordTok"/>
+        </w:rPr>
+        <w:t xml:space="preserve">bpmndi:BPMNDiagram</w:t>
+      </w:r>
+      <w:r>
+        <w:rPr>
+          <w:rStyle w:val="NormalTok"/>
+        </w:rPr>
+        <w:t xml:space="preserve"> </w:t>
+      </w:r>
+      <w:r>
+        <w:rPr>
+          <w:rStyle w:val="OtherTok"/>
+        </w:rPr>
+        <w:t xml:space="preserve">id=</w:t>
+      </w:r>
+      <w:r>
+        <w:rPr>
+          <w:rStyle w:val="StringTok"/>
+        </w:rPr>
+        <w:t xml:space="preserve">"BPMNDiagram_1"</w:t>
+      </w:r>
+      <w:r>
+        <w:rPr>
+          <w:rStyle w:val="NormalTok"/>
+        </w:rPr>
+        <w:t xml:space="preserve">&gt;</w:t>
+      </w:r>
+      <w:r>
+        <w:br/>
+      </w:r>
+      <w:r>
+        <w:rPr>
+          <w:rStyle w:val="NormalTok"/>
+        </w:rPr>
+        <w:t xml:space="preserve">    &lt;</w:t>
+      </w:r>
+      <w:r>
+        <w:rPr>
+          <w:rStyle w:val="KeywordTok"/>
+        </w:rPr>
+        <w:t xml:space="preserve">bpmndi:BPMNPlane</w:t>
+      </w:r>
+      <w:r>
+        <w:rPr>
+          <w:rStyle w:val="NormalTok"/>
+        </w:rPr>
+        <w:t xml:space="preserve"> </w:t>
+      </w:r>
+      <w:r>
+        <w:rPr>
+          <w:rStyle w:val="OtherTok"/>
+        </w:rPr>
+        <w:t xml:space="preserve">id=</w:t>
+      </w:r>
+      <w:r>
+        <w:rPr>
+          <w:rStyle w:val="StringTok"/>
+        </w:rPr>
+        <w:t xml:space="preserve">"BPMNPlane_1"</w:t>
+      </w:r>
+      <w:r>
+        <w:rPr>
+          <w:rStyle w:val="NormalTok"/>
+        </w:rPr>
+        <w:t xml:space="preserve"> </w:t>
+      </w:r>
+      <w:r>
+        <w:rPr>
+          <w:rStyle w:val="OtherTok"/>
+        </w:rPr>
+        <w:t xml:space="preserve">bpmnElement=</w:t>
+      </w:r>
+      <w:r>
+        <w:rPr>
+          <w:rStyle w:val="StringTok"/>
+        </w:rPr>
+        <w:t xml:space="preserve">"Process_1"</w:t>
+      </w:r>
+      <w:r>
+        <w:rPr>
+          <w:rStyle w:val="NormalTok"/>
+        </w:rPr>
+        <w:t xml:space="preserve">&gt;</w:t>
+      </w:r>
+      <w:r>
+        <w:br/>
+      </w:r>
+      <w:r>
+        <w:rPr>
+          <w:rStyle w:val="NormalTok"/>
+        </w:rPr>
+        <w:t xml:space="preserve">      &lt;</w:t>
+      </w:r>
+      <w:r>
+        <w:rPr>
+          <w:rStyle w:val="KeywordTok"/>
+        </w:rPr>
+        <w:t xml:space="preserve">bpmndi:BPMNShape</w:t>
+      </w:r>
+      <w:r>
+        <w:rPr>
+          <w:rStyle w:val="NormalTok"/>
+        </w:rPr>
+        <w:t xml:space="preserve"> </w:t>
+      </w:r>
+      <w:r>
+        <w:rPr>
+          <w:rStyle w:val="OtherTok"/>
+        </w:rPr>
+        <w:t xml:space="preserve">id=</w:t>
+      </w:r>
+      <w:r>
+        <w:rPr>
+          <w:rStyle w:val="StringTok"/>
+        </w:rPr>
+        <w:t xml:space="preserve">"StartEvent_1_di"</w:t>
+      </w:r>
+      <w:r>
+        <w:rPr>
+          <w:rStyle w:val="NormalTok"/>
+        </w:rPr>
+        <w:t xml:space="preserve"> </w:t>
+      </w:r>
+      <w:r>
+        <w:rPr>
+          <w:rStyle w:val="OtherTok"/>
+        </w:rPr>
+        <w:t xml:space="preserve">bpmnElement=</w:t>
+      </w:r>
+      <w:r>
+        <w:rPr>
+          <w:rStyle w:val="StringTok"/>
+        </w:rPr>
+        <w:t xml:space="preserve">"StartEvent_1"</w:t>
+      </w:r>
+      <w:r>
+        <w:rPr>
+          <w:rStyle w:val="NormalTok"/>
+        </w:rPr>
+        <w:t xml:space="preserve">&gt;</w:t>
+      </w:r>
+      <w:r>
+        <w:br/>
+      </w:r>
+      <w:r>
+        <w:rPr>
+          <w:rStyle w:val="NormalTok"/>
+        </w:rPr>
+        <w:t xml:space="preserve">        &lt;</w:t>
+      </w:r>
+      <w:r>
+        <w:rPr>
+          <w:rStyle w:val="KeywordTok"/>
+        </w:rPr>
+        <w:t xml:space="preserve">dc:Bounds</w:t>
+      </w:r>
+      <w:r>
+        <w:rPr>
+          <w:rStyle w:val="NormalTok"/>
+        </w:rPr>
+        <w:t xml:space="preserve"> </w:t>
+      </w:r>
+      <w:r>
+        <w:rPr>
+          <w:rStyle w:val="OtherTok"/>
+        </w:rPr>
+        <w:t xml:space="preserve">x=</w:t>
+      </w:r>
+      <w:r>
+        <w:rPr>
+          <w:rStyle w:val="StringTok"/>
+        </w:rPr>
+        <w:t xml:space="preserve">"100"</w:t>
+      </w:r>
+      <w:r>
+        <w:rPr>
+          <w:rStyle w:val="NormalTok"/>
+        </w:rPr>
+        <w:t xml:space="preserve"> </w:t>
+      </w:r>
+      <w:r>
+        <w:rPr>
+          <w:rStyle w:val="OtherTok"/>
+        </w:rPr>
+        <w:t xml:space="preserve">y=</w:t>
+      </w:r>
+      <w:r>
+        <w:rPr>
+          <w:rStyle w:val="StringTok"/>
+        </w:rPr>
+        <w:t xml:space="preserve">"100"</w:t>
+      </w:r>
+      <w:r>
+        <w:rPr>
+          <w:rStyle w:val="NormalTok"/>
+        </w:rPr>
+        <w:t xml:space="preserve"> </w:t>
+      </w:r>
+      <w:r>
+        <w:rPr>
+          <w:rStyle w:val="OtherTok"/>
+        </w:rPr>
+        <w:t xml:space="preserve">width=</w:t>
+      </w:r>
+      <w:r>
+        <w:rPr>
+          <w:rStyle w:val="StringTok"/>
+        </w:rPr>
+        <w:t xml:space="preserve">"36"</w:t>
+      </w:r>
+      <w:r>
+        <w:rPr>
+          <w:rStyle w:val="NormalTok"/>
+        </w:rPr>
+        <w:t xml:space="preserve"> </w:t>
+      </w:r>
+      <w:r>
+        <w:rPr>
+          <w:rStyle w:val="OtherTok"/>
+        </w:rPr>
+        <w:t xml:space="preserve">height=</w:t>
+      </w:r>
+      <w:r>
+        <w:rPr>
+          <w:rStyle w:val="StringTok"/>
+        </w:rPr>
+        <w:t xml:space="preserve">"36"</w:t>
+      </w:r>
+      <w:r>
+        <w:rPr>
+          <w:rStyle w:val="NormalTok"/>
+        </w:rPr>
+        <w:t xml:space="preserve">/&gt;</w:t>
+      </w:r>
+      <w:r>
+        <w:br/>
+      </w:r>
+      <w:r>
+        <w:rPr>
+          <w:rStyle w:val="NormalTok"/>
+        </w:rPr>
+        <w:t xml:space="preserve">      &lt;/</w:t>
+      </w:r>
+      <w:r>
+        <w:rPr>
+          <w:rStyle w:val="KeywordTok"/>
+        </w:rPr>
+        <w:t xml:space="preserve">bpmndi:BPMNShape</w:t>
+      </w:r>
+      <w:r>
+        <w:rPr>
+          <w:rStyle w:val="NormalTok"/>
+        </w:rPr>
+        <w:t xml:space="preserve">&gt;</w:t>
+      </w:r>
+      <w:r>
+        <w:br/>
+      </w:r>
+      <w:r>
+        <w:rPr>
+          <w:rStyle w:val="NormalTok"/>
+        </w:rPr>
+        <w:t xml:space="preserve">      </w:t>
+      </w:r>
+      <w:r>
+        <w:rPr>
+          <w:rStyle w:val="CommentTok"/>
+        </w:rPr>
+        <w:t xml:space="preserve">&lt;!-- ... full DI for all nodes and edges ... --&gt;</w:t>
+      </w:r>
+      <w:r>
+        <w:br/>
+      </w:r>
+      <w:r>
+        <w:rPr>
+          <w:rStyle w:val="NormalTok"/>
+        </w:rPr>
+        <w:t xml:space="preserve">    &lt;/</w:t>
+      </w:r>
+      <w:r>
+        <w:rPr>
+          <w:rStyle w:val="KeywordTok"/>
+        </w:rPr>
+        <w:t xml:space="preserve">bpmndi:BPMNPlane</w:t>
+      </w:r>
+      <w:r>
+        <w:rPr>
+          <w:rStyle w:val="NormalTok"/>
+        </w:rPr>
+        <w:t xml:space="preserve">&gt;</w:t>
+      </w:r>
+      <w:r>
+        <w:br/>
+      </w:r>
+      <w:r>
+        <w:rPr>
+          <w:rStyle w:val="NormalTok"/>
+        </w:rPr>
+        <w:t xml:space="preserve">  &lt;/</w:t>
+      </w:r>
+      <w:r>
+        <w:rPr>
+          <w:rStyle w:val="KeywordTok"/>
+        </w:rPr>
+        <w:t xml:space="preserve">bpmndi:BPMNDiagram</w:t>
+      </w:r>
+      <w:r>
+        <w:rPr>
+          <w:rStyle w:val="NormalTok"/>
+        </w:rPr>
+        <w:t xml:space="preserve">&gt;</w:t>
+      </w:r>
+      <w:r>
+        <w:br/>
+      </w:r>
+      <w:r>
+        <w:rPr>
+          <w:rStyle w:val="NormalTok"/>
+        </w:rPr>
+        <w:t xml:space="preserve">&lt;/</w:t>
+      </w:r>
+      <w:r>
+        <w:rPr>
+          <w:rStyle w:val="KeywordTok"/>
+        </w:rPr>
+        <w:t xml:space="preserve">bpmn:definitions</w:t>
+      </w:r>
+      <w:r>
+        <w:rPr>
+          <w:rStyle w:val="NormalTok"/>
+        </w:rPr>
+        <w:t xml:space="preserve">&gt;</w:t>
+      </w:r>
+    </w:p>
+    <w:p>
+      <w:pPr>
+        <w:pStyle w:val="FirstParagraph"/>
+      </w:pPr>
+      <w:r>
+        <w:rPr>
+          <w:i/>
+          <w:iCs/>
+        </w:rPr>
+        <w:t xml:space="preserve">Figure A.6: BPMN 2.0 XML excerpt — complete with DI layer (shapes, bounds, waypoints), verified to import into bpmn-js.</w:t>
+      </w:r>
+    </w:p>
+    <w:p>
+      <w:r>
+        <w:pict>
+          <v:rect style="width:0;height:1.5pt" o:hralign="center" o:hrstd="t" o:hr="t"/>
+        </w:pict>
+      </w:r>
+    </w:p>
+    <w:bookmarkEnd w:id="134"/>
+    <w:bookmarkStart w:id="138" w:name="a.7-test-suite-evidence"/>
+    <w:p>
+      <w:pPr>
+        <w:pStyle w:val="Heading2"/>
+      </w:pPr>
+      <w:r>
+        <w:t xml:space="preserve">A.7 Test Suite Evidence</w:t>
+      </w:r>
+    </w:p>
+    <w:p>
+      <w:pPr>
+        <w:pStyle w:val="FirstParagraph"/>
+      </w:pPr>
+      <w:r>
+        <w:t xml:space="preserve">All pipeline components have automated test coverage. The full test suite (162 tests) passes deterministically, providing evidence of system reliability.</w:t>
+      </w:r>
+    </w:p>
+    <w:p>
+      <w:pPr>
+        <w:pStyle w:val="SourceCode"/>
+      </w:pPr>
+      <w:r>
+        <w:rPr>
+          <w:rStyle w:val="VerbatimChar"/>
+        </w:rPr>
+        <w:t xml:space="preserve">$ python -m pytest tests/</w:t>
+      </w:r>
+      <w:r>
+        <w:br/>
+      </w:r>
+      <w:r>
+        <w:rPr>
+          <w:rStyle w:val="VerbatimChar"/>
+        </w:rPr>
+        <w:t xml:space="preserve">============================= test session starts ==============================</w:t>
+      </w:r>
+      <w:r>
+        <w:br/>
+      </w:r>
+      <w:r>
+        <w:rPr>
+          <w:rStyle w:val="VerbatimChar"/>
+        </w:rPr>
+        <w:t xml:space="preserve">platform darwin -- Python 3.11.15, pytest-9.1.1, pluggy-1.6.0</w:t>
+      </w:r>
+      <w:r>
+        <w:br/>
+      </w:r>
+      <w:r>
+        <w:rPr>
+          <w:rStyle w:val="VerbatimChar"/>
+        </w:rPr>
+        <w:t xml:space="preserve">collected 162 items</w:t>
+      </w:r>
+      <w:r>
+        <w:br/>
+      </w:r>
+      <w:r>
+        <w:br/>
+      </w:r>
+      <w:r>
+        <w:rPr>
+          <w:rStyle w:val="VerbatimChar"/>
+        </w:rPr>
+        <w:t xml:space="preserve">tests/test_bpmn_builder.py ..............                                [  8%]</w:t>
+      </w:r>
+      <w:r>
+        <w:br/>
+      </w:r>
+      <w:r>
+        <w:rPr>
+          <w:rStyle w:val="VerbatimChar"/>
+        </w:rPr>
+        <w:t xml:space="preserve">tests/test_conformance.py .......                                        [ 12%]</w:t>
+      </w:r>
+      <w:r>
+        <w:br/>
+      </w:r>
+      <w:r>
+        <w:rPr>
+          <w:rStyle w:val="VerbatimChar"/>
+        </w:rPr>
+        <w:t xml:space="preserve">tests/test_exports.py ...........                                        [ 19%]</w:t>
+      </w:r>
+      <w:r>
+        <w:br/>
+      </w:r>
+      <w:r>
+        <w:rPr>
+          <w:rStyle w:val="VerbatimChar"/>
+        </w:rPr>
+        <w:t xml:space="preserve">tests/test_graph_and_cli.py ....................                         [ 32%]</w:t>
+      </w:r>
+      <w:r>
+        <w:br/>
+      </w:r>
+      <w:r>
+        <w:rPr>
+          <w:rStyle w:val="VerbatimChar"/>
+        </w:rPr>
+        <w:t xml:space="preserve">tests/test_inductive.py ......................                           [ 45%]</w:t>
+      </w:r>
+      <w:r>
+        <w:br/>
+      </w:r>
+      <w:r>
+        <w:rPr>
+          <w:rStyle w:val="VerbatimChar"/>
+        </w:rPr>
+        <w:t xml:space="preserve">tests/test_ingestion.py ........                                         [ 50%]</w:t>
+      </w:r>
+      <w:r>
+        <w:br/>
+      </w:r>
+      <w:r>
+        <w:rPr>
+          <w:rStyle w:val="VerbatimChar"/>
+        </w:rPr>
+        <w:t xml:space="preserve">tests/test_llm_and_eval.py ..............                                [ 59%]</w:t>
+      </w:r>
+      <w:r>
+        <w:br/>
+      </w:r>
+      <w:r>
+        <w:rPr>
+          <w:rStyle w:val="VerbatimChar"/>
+        </w:rPr>
+        <w:t xml:space="preserve">tests/test_mining.py ...........                                         [ 66%]</w:t>
+      </w:r>
+      <w:r>
+        <w:br/>
+      </w:r>
+      <w:r>
+        <w:rPr>
+          <w:rStyle w:val="VerbatimChar"/>
+        </w:rPr>
+        <w:t xml:space="preserve">tests/test_models.py ................                                    [ 75%]</w:t>
+      </w:r>
+      <w:r>
+        <w:br/>
+      </w:r>
+      <w:r>
+        <w:rPr>
+          <w:rStyle w:val="VerbatimChar"/>
+        </w:rPr>
+        <w:t xml:space="preserve">tests/test_offline_parser.py ...........                                 [ 82%]</w:t>
+      </w:r>
+      <w:r>
+        <w:br/>
+      </w:r>
+      <w:r>
+        <w:rPr>
+          <w:rStyle w:val="VerbatimChar"/>
+        </w:rPr>
+        <w:t xml:space="preserve">tests/test_optimizer.py ...........                                      [ 89%]</w:t>
+      </w:r>
+      <w:r>
+        <w:br/>
+      </w:r>
+      <w:r>
+        <w:rPr>
+          <w:rStyle w:val="VerbatimChar"/>
+        </w:rPr>
+        <w:t xml:space="preserve">tests/test_validation.py .........                                       [ 95%]</w:t>
+      </w:r>
+      <w:r>
+        <w:br/>
+      </w:r>
+      <w:r>
+        <w:rPr>
+          <w:rStyle w:val="VerbatimChar"/>
+        </w:rPr>
+        <w:t xml:space="preserve">tests/test_xes.py ........                                               [100%]</w:t>
+      </w:r>
+      <w:r>
+        <w:br/>
+      </w:r>
+      <w:r>
+        <w:br/>
+      </w:r>
+      <w:r>
+        <w:rPr>
+          <w:rStyle w:val="VerbatimChar"/>
+        </w:rPr>
+        <w:t xml:space="preserve">============================= 162 passed in 1.39s ==============================</w:t>
+      </w:r>
+    </w:p>
+    <w:p>
+      <w:pPr>
+        <w:pStyle w:val="FirstParagraph"/>
+      </w:pPr>
+      <w:r>
+        <w:rPr>
+          <w:i/>
+          <w:iCs/>
+        </w:rPr>
+        <w:t xml:space="preserve">Figure A.7: Real test suite output (above) and rendered screenshot (below) — 162 tests across 13 test modules, all passing, deterministic.</w:t>
+      </w:r>
+    </w:p>
+    <w:p>
+      <w:pPr>
+        <w:pStyle w:val="CaptionedFigure"/>
+      </w:pPr>
+      <w:r>
+        <w:drawing>
+          <wp:inline>
+            <wp:extent cx="4000500" cy="1461052"/>
+            <wp:effectExtent b="0" l="0" r="0" t="0"/>
+            <wp:docPr descr="Figure A.7: actual pytest run of the ProcessMind suite — 162 passed." title="" id="136" name="Picture"/>
+            <a:graphic>
+              <a:graphicData uri="http://schemas.openxmlformats.org/drawingml/2006/picture">
+                <pic:pic>
+                  <pic:nvPicPr>
+                    <pic:cNvPr descr="figures/test_suite.png" id="137" name="Picture"/>
+                    <pic:cNvPicPr>
+                      <a:picLocks noChangeArrowheads="1" noChangeAspect="1"/>
+                    </pic:cNvPicPr>
+                  </pic:nvPicPr>
+                  <pic:blipFill>
+                    <a:blip r:embed="rId135"/>
                     <a:stretch>
                       <a:fillRect/>
                     </a:stretch>
@@ -15622,22 +17769,13 @@
         <w:t xml:space="preserve">is not set, ensuring deterministic test results regardless of API availability.</w:t>
       </w:r>
     </w:p>
-    <w:bookmarkEnd w:id="132"/>
-    <w:bookmarkEnd w:id="133"/>
-    <w:bookmarkStart w:id="147" w:name="appendix-b-complete-evaluation-data"/>
+    <w:bookmarkEnd w:id="138"/>
+    <w:bookmarkEnd w:id="139"/>
+    <w:bookmarkStart w:id="153" w:name="appendix-b-complete-evaluation-data"/>
     <w:p>
       <w:pPr>
         <w:pStyle w:val="Heading1"/>
       </w:pPr>
-      <w:r>
-        <w:rPr>
-          <w:rStyle w:val="SectionNumber"/>
-        </w:rPr>
-        <w:t xml:space="preserve">11</w:t>
-      </w:r>
-      <w:r>
-        <w:tab/>
-      </w:r>
       <w:r>
         <w:t xml:space="preserve">Appendix B: Complete Evaluation Data</w:t>
       </w:r>
@@ -15657,21 +17795,12 @@
         </w:pict>
       </w:r>
     </w:p>
-    <w:bookmarkStart w:id="137" w:name="X936057edc510f8a12fbe4193cdeb23196bee109"/>
+    <w:bookmarkStart w:id="143" w:name="X936057edc510f8a12fbe4193cdeb23196bee109"/>
     <w:p>
       <w:pPr>
         <w:pStyle w:val="Heading2"/>
       </w:pPr>
       <w:r>
-        <w:rPr>
-          <w:rStyle w:val="SectionNumber"/>
-        </w:rPr>
-        <w:t xml:space="preserve">11.1</w:t>
-      </w:r>
-      <w:r>
-        <w:tab/>
-      </w:r>
-      <w:r>
         <w:t xml:space="preserve">B.1 Extraction Evaluation: Per-Document Results (Experiment A)</w:t>
       </w:r>
     </w:p>
@@ -15698,20 +17827,11 @@
         <w:t xml:space="preserve">(E1 rule parser vs gold)</w:t>
       </w:r>
     </w:p>
-    <w:bookmarkStart w:id="134" w:name="employee-leave-approval"/>
+    <w:bookmarkStart w:id="140" w:name="employee-leave-approval"/>
     <w:p>
       <w:pPr>
         <w:pStyle w:val="Heading3"/>
       </w:pPr>
-      <w:r>
-        <w:rPr>
-          <w:rStyle w:val="SectionNumber"/>
-        </w:rPr>
-        <w:t xml:space="preserve">11.1.1</w:t>
-      </w:r>
-      <w:r>
-        <w:tab/>
-      </w:r>
       <w:r>
         <w:t xml:space="preserve">Employee Leave Approval</w:t>
       </w:r>
@@ -15971,21 +18091,12 @@
         </w:tc>
       </w:tr>
     </w:tbl>
-    <w:bookmarkEnd w:id="134"/>
-    <w:bookmarkStart w:id="135" w:name="it-incident-management"/>
+    <w:bookmarkEnd w:id="140"/>
+    <w:bookmarkStart w:id="141" w:name="it-incident-management"/>
     <w:p>
       <w:pPr>
         <w:pStyle w:val="Heading3"/>
       </w:pPr>
-      <w:r>
-        <w:rPr>
-          <w:rStyle w:val="SectionNumber"/>
-        </w:rPr>
-        <w:t xml:space="preserve">11.1.2</w:t>
-      </w:r>
-      <w:r>
-        <w:tab/>
-      </w:r>
       <w:r>
         <w:t xml:space="preserve">IT Incident Management</w:t>
       </w:r>
@@ -16245,21 +18356,12 @@
         </w:tc>
       </w:tr>
     </w:tbl>
-    <w:bookmarkEnd w:id="135"/>
-    <w:bookmarkStart w:id="136" w:name="legacy-it-purchase"/>
+    <w:bookmarkEnd w:id="141"/>
+    <w:bookmarkStart w:id="142" w:name="legacy-it-purchase"/>
     <w:p>
       <w:pPr>
         <w:pStyle w:val="Heading3"/>
       </w:pPr>
-      <w:r>
-        <w:rPr>
-          <w:rStyle w:val="SectionNumber"/>
-        </w:rPr>
-        <w:t xml:space="preserve">11.1.3</w:t>
-      </w:r>
-      <w:r>
-        <w:tab/>
-      </w:r>
       <w:r>
         <w:t xml:space="preserve">Legacy IT Purchase</w:t>
       </w:r>
@@ -16550,23 +18652,14 @@
         </w:pict>
       </w:r>
     </w:p>
-    <w:bookmarkEnd w:id="136"/>
-    <w:bookmarkEnd w:id="137"/>
-    <w:bookmarkStart w:id="142" w:name="X2ae71cb29663991f42dd1f85f2eebe55367630e"/>
+    <w:bookmarkEnd w:id="142"/>
+    <w:bookmarkEnd w:id="143"/>
+    <w:bookmarkStart w:id="148" w:name="X2ae71cb29663991f42dd1f85f2eebe55367630e"/>
     <w:p>
       <w:pPr>
         <w:pStyle w:val="Heading2"/>
       </w:pPr>
       <w:r>
-        <w:rPr>
-          <w:rStyle w:val="SectionNumber"/>
-        </w:rPr>
-        <w:t xml:space="preserve">11.2</w:t>
-      </w:r>
-      <w:r>
-        <w:tab/>
-      </w:r>
-      <w:r>
         <w:t xml:space="preserve">B.2 E2/E3 LLM Comparison: Complete Per-Document Data</w:t>
       </w:r>
     </w:p>
@@ -16605,20 +18698,11 @@
         <w:t xml:space="preserve">, 5 seeds averaged)</w:t>
       </w:r>
     </w:p>
-    <w:bookmarkStart w:id="138" w:name="vendor-onboarding"/>
+    <w:bookmarkStart w:id="144" w:name="vendor-onboarding"/>
     <w:p>
       <w:pPr>
         <w:pStyle w:val="Heading3"/>
       </w:pPr>
-      <w:r>
-        <w:rPr>
-          <w:rStyle w:val="SectionNumber"/>
-        </w:rPr>
-        <w:t xml:space="preserve">11.2.1</w:t>
-      </w:r>
-      <w:r>
-        <w:tab/>
-      </w:r>
       <w:r>
         <w:t xml:space="preserve">Vendor Onboarding</w:t>
       </w:r>
@@ -17128,21 +19212,12 @@
         <w:t xml:space="preserve">) after the LLM attempts did not validate; the F1 = 1.00 reflects the E1 ceiling, not LLM self-correction.</w:t>
       </w:r>
     </w:p>
-    <w:bookmarkEnd w:id="138"/>
-    <w:bookmarkStart w:id="139" w:name="it-incident-management-1"/>
+    <w:bookmarkEnd w:id="144"/>
+    <w:bookmarkStart w:id="145" w:name="it-incident-management-1"/>
     <w:p>
       <w:pPr>
         <w:pStyle w:val="Heading3"/>
       </w:pPr>
-      <w:r>
-        <w:rPr>
-          <w:rStyle w:val="SectionNumber"/>
-        </w:rPr>
-        <w:t xml:space="preserve">11.2.2</w:t>
-      </w:r>
-      <w:r>
-        <w:tab/>
-      </w:r>
       <w:r>
         <w:t xml:space="preserve">IT Incident Management</w:t>
       </w:r>
@@ -17574,21 +19649,12 @@
         <w:t xml:space="preserve">Actor assignment corrected after validation feedback; task recall partially improved</w:t>
       </w:r>
     </w:p>
-    <w:bookmarkEnd w:id="139"/>
-    <w:bookmarkStart w:id="140" w:name="employee-leave-approval-1"/>
+    <w:bookmarkEnd w:id="145"/>
+    <w:bookmarkStart w:id="146" w:name="employee-leave-approval-1"/>
     <w:p>
       <w:pPr>
         <w:pStyle w:val="Heading3"/>
       </w:pPr>
-      <w:r>
-        <w:rPr>
-          <w:rStyle w:val="SectionNumber"/>
-        </w:rPr>
-        <w:t xml:space="preserve">11.2.3</w:t>
-      </w:r>
-      <w:r>
-        <w:tab/>
-      </w:r>
       <w:r>
         <w:t xml:space="preserve">Employee Leave Approval</w:t>
       </w:r>
@@ -17974,21 +20040,12 @@
         </w:tc>
       </w:tr>
     </w:tbl>
-    <w:bookmarkEnd w:id="140"/>
-    <w:bookmarkStart w:id="141" w:name="legacy-it-purchase-1"/>
+    <w:bookmarkEnd w:id="146"/>
+    <w:bookmarkStart w:id="147" w:name="legacy-it-purchase-1"/>
     <w:p>
       <w:pPr>
         <w:pStyle w:val="Heading3"/>
       </w:pPr>
-      <w:r>
-        <w:rPr>
-          <w:rStyle w:val="SectionNumber"/>
-        </w:rPr>
-        <w:t xml:space="preserve">11.2.4</w:t>
-      </w:r>
-      <w:r>
-        <w:tab/>
-      </w:r>
       <w:r>
         <w:t xml:space="preserve">Legacy IT Purchase</w:t>
       </w:r>
@@ -18381,23 +20438,14 @@
         </w:pict>
       </w:r>
     </w:p>
-    <w:bookmarkEnd w:id="141"/>
-    <w:bookmarkEnd w:id="142"/>
-    <w:bookmarkStart w:id="144" w:name="Xe6483834e8eb5861d99d99ed715295ec0264039"/>
+    <w:bookmarkEnd w:id="147"/>
+    <w:bookmarkEnd w:id="148"/>
+    <w:bookmarkStart w:id="150" w:name="Xe6483834e8eb5861d99d99ed715295ec0264039"/>
     <w:p>
       <w:pPr>
         <w:pStyle w:val="Heading2"/>
       </w:pPr>
       <w:r>
-        <w:rPr>
-          <w:rStyle w:val="SectionNumber"/>
-        </w:rPr>
-        <w:t xml:space="preserve">11.3</w:t>
-      </w:r>
-      <w:r>
-        <w:tab/>
-      </w:r>
-      <w:r>
         <w:t xml:space="preserve">B.3 Discovery Evaluation: Complete Per-Log Data (Experiment B)</w:t>
       </w:r>
     </w:p>
@@ -18448,20 +20496,11 @@
         <w:t xml:space="preserve">inductive/replay.py</w:t>
       </w:r>
     </w:p>
-    <w:bookmarkStart w:id="143" w:name="per-log-detail"/>
+    <w:bookmarkStart w:id="149" w:name="per-log-detail"/>
     <w:p>
       <w:pPr>
         <w:pStyle w:val="Heading3"/>
       </w:pPr>
-      <w:r>
-        <w:rPr>
-          <w:rStyle w:val="SectionNumber"/>
-        </w:rPr>
-        <w:t xml:space="preserve">11.3.1</w:t>
-      </w:r>
-      <w:r>
-        <w:tab/>
-      </w:r>
       <w:r>
         <w:t xml:space="preserve">Per-Log Detail</w:t>
       </w:r>
@@ -19799,22 +21838,13 @@
         </w:pict>
       </w:r>
     </w:p>
-    <w:bookmarkEnd w:id="143"/>
-    <w:bookmarkEnd w:id="144"/>
-    <w:bookmarkStart w:id="145" w:name="b.4-gold-standard-models-summary"/>
+    <w:bookmarkEnd w:id="149"/>
+    <w:bookmarkEnd w:id="150"/>
+    <w:bookmarkStart w:id="151" w:name="b.4-gold-standard-models-summary"/>
     <w:p>
       <w:pPr>
         <w:pStyle w:val="Heading2"/>
       </w:pPr>
-      <w:r>
-        <w:rPr>
-          <w:rStyle w:val="SectionNumber"/>
-        </w:rPr>
-        <w:t xml:space="preserve">11.4</w:t>
-      </w:r>
-      <w:r>
-        <w:tab/>
-      </w:r>
       <w:r>
         <w:t xml:space="preserve">B.4 Gold Standard Models (Summary)</w:t>
       </w:r>
@@ -20207,22 +22237,13 @@
         </w:pict>
       </w:r>
     </w:p>
-    <w:bookmarkEnd w:id="145"/>
-    <w:bookmarkStart w:id="146" w:name="b.5-pipeline-invocation-evidence"/>
+    <w:bookmarkEnd w:id="151"/>
+    <w:bookmarkStart w:id="152" w:name="b.5-pipeline-invocation-evidence"/>
     <w:p>
       <w:pPr>
         <w:pStyle w:val="Heading2"/>
       </w:pPr>
       <w:r>
-        <w:rPr>
-          <w:rStyle w:val="SectionNumber"/>
-        </w:rPr>
-        <w:t xml:space="preserve">11.5</w:t>
-      </w:r>
-      <w:r>
-        <w:tab/>
-      </w:r>
-      <w:r>
         <w:t xml:space="preserve">B.5 Pipeline Invocation Evidence</w:t>
       </w:r>
     </w:p>
@@ -20643,8 +22664,8 @@
         <w:t xml:space="preserve">— 7,500+ lines, 38 files, 162 tests, MIT licence.</w:t>
       </w:r>
     </w:p>
-    <w:bookmarkEnd w:id="146"/>
-    <w:bookmarkEnd w:id="147"/>
+    <w:bookmarkEnd w:id="152"/>
+    <w:bookmarkEnd w:id="153"/>
     <w:sectPr>
       <w:footnotePr>
         <w:numRestart w:val="eachSect"/>
